--- a/memoire-ngoma/livrables/6_Chapitre_Discussion_SIMULATION.docx
+++ b/memoire-ngoma/livrables/6_Chapitre_Discussion_SIMULATION.docx
@@ -137,7 +137,7 @@
           <w:sz w:val="20"/>
           <w:szCs w:val="20"/>
         </w:rPr>
-        <w:t xml:space="preserve">Rédaction d'exercice du chapitre Discussion, à partir des résultats du chapitre 5.</w:t>
+        <w:t xml:space="preserve">Rédaction d'exercice du chapitre Discussion, à partir des résultats du chapitre 5 et du protocole corrigé.</w:t>
       </w:r>
     </w:p>
     <w:p>
@@ -169,7 +169,7 @@
           <w:sz w:val="20"/>
           <w:szCs w:val="20"/>
         </w:rPr>
-        <w:t xml:space="preserve">Les références du protocole sont citées par leur numéro, uniquement lorsque le protocole en donne le contenu. Les références complémentaires [C1], [C2]… sont proposées et doivent être vérifiées dans leur source avant usage. Les mentions surlignées en jaune marquent les endroits où insérer une référence de votre revue de littérature.</w:t>
+        <w:t xml:space="preserve">Les numéros 1 à 71 renvoient à la bibliographie du protocole. Les références ajoutées pendant la rédaction sont numérotées à la suite et listées en fin de chapitre : chacune doit être vérifiée dans sa source avant le dépôt.</w:t>
       </w:r>
     </w:p>
     <w:p>
@@ -508,63 +508,14 @@
       </w:pPr>
       <w:r>
         <w:rPr>
-          <w:sz w:val="22"/>
-          <w:szCs w:val="22"/>
-        </w:rPr>
-        <w:t xml:space="preserve">Ce chapitre discute les résultats au regard des objectifs de l'étude, du cadre conceptuel et de l'état des connaissances présenté dans la revue de littérature. Il rappelle d'abord les principaux résultats, les confronte ensuite à la littérature thème par thème, revient sur le cadre conceptuel, examine les forces et les limites de l'étude, et en tire des implications pour la pratique et la recherche.</w:t>
-      </w:r>
-    </w:p>
-    <w:tbl>
-      <w:tblPr>
-        <w:tblW w:type="dxa" w:w="9026"/>
-        <w:tblBorders>
-          <w:top w:val="single" w:color="7F8C8D" w:sz="6"/>
-          <w:left w:val="single" w:color="7F8C8D" w:sz="6"/>
-          <w:bottom w:val="single" w:color="7F8C8D" w:sz="6"/>
-          <w:right w:val="single" w:color="7F8C8D" w:sz="6"/>
-          <w:insideH w:val="single" w:color="auto" w:sz="4"/>
-          <w:insideV w:val="single" w:color="auto" w:sz="4"/>
-        </w:tblBorders>
-      </w:tblPr>
-      <w:tblGrid>
-        <w:gridCol w:w="9026"/>
-      </w:tblGrid>
-      <w:tr>
-        <w:tc>
-          <w:tcPr>
-            <w:tcW w:type="dxa" w:w="9026"/>
-            <w:shd w:fill="F4F6F8" w:color="auto" w:val="clear"/>
-            <w:tcMar>
-              <w:top w:type="dxa" w:w="100"/>
-              <w:left w:type="dxa" w:w="160"/>
-              <w:bottom w:type="dxa" w:w="100"/>
-              <w:right w:type="dxa" w:w="160"/>
-            </w:tcMar>
-          </w:tcPr>
-          <w:p>
-            <w:r>
-              <w:rPr>
-                <w:b/>
-                <w:bCs/>
-                <w:sz w:val="20"/>
-                <w:szCs w:val="20"/>
-              </w:rPr>
-              <w:t xml:space="preserve">Références de cet exercice</w:t>
-            </w:r>
-          </w:p>
-          <w:p>
-            <w:r>
-              <w:rPr>
-                <w:sz w:val="19"/>
-                <w:szCs w:val="19"/>
-              </w:rPr>
-              <w:t xml:space="preserve">Les numéros entre crochets renvoient à la bibliographie du protocole. Les références notées [C1], [C2]… sont des références complémentaires proposées, à vérifier dans leur source avant de les intégrer. Les mentions surlignées « [réf. revue § …] » marquent les endroits où insérer une référence de votre propre revue de littérature : c'est le cœur de l'exercice.</w:t>
-            </w:r>
-          </w:p>
-        </w:tc>
-      </w:tr>
-    </w:tbl>
-    <w:p/>
+          <w:i w:val="false"/>
+          <w:iCs w:val="false"/>
+          <w:sz w:val="22"/>
+          <w:szCs w:val="22"/>
+        </w:rPr>
+        <w:t xml:space="preserve">Ce chapitre discute les résultats au regard des objectifs de l'étude, de la revue de littérature et du cadre conceptuel. Il rappelle d'abord les principaux résultats, les confronte ensuite à la littérature thème par thème, revient sur le cadre conceptuel, examine les forces et les limites de l'étude, et en tire des implications pour la pratique et la recherche.</w:t>
+      </w:r>
+    </w:p>
     <w:p>
       <w:pPr>
         <w:pStyle w:val="Heading2"/>
@@ -581,10 +532,12 @@
       </w:pPr>
       <w:r>
         <w:rPr>
-          <w:sz w:val="22"/>
-          <w:szCs w:val="22"/>
-        </w:rPr>
-        <w:t xml:space="preserve">L'étude visait à analyser les perceptions et les pratiques déclarées des infirmiers et sages-femmes à l'égard du dépistage de l'hypertension et du diabète en consultation prénatale, ainsi que la portée qu'ils reconnaissent en matière d'équité. Trois résultats dominent. Premièrement, le dépistage est « coupé en deux » : la mesure de la tension est un geste intégré, tandis que la recherche du diabète dépend des moyens du centre et n'était réalisable, le jour de l'observation, que dans 5 centres sur 16. Deuxièmement, la part informative du dépistage, celle qui fonde la capacité de la femme à agir, est modulée selon l'heure, la charge et l'idée que le soignant se fait de la femme, à l'inverse des besoins ; 18 participants le décrivent eux-mêmes. Troisièmement, les conditions qui limitent le dépistage relèvent surtout du système : indicateurs, approvisionnement, référence sans retour d'information, rupture à l'accouchement ; mais une majorité de participants reconnaissent aussi une part qui leur revient.</w:t>
+          <w:i w:val="false"/>
+          <w:iCs w:val="false"/>
+          <w:sz w:val="22"/>
+          <w:szCs w:val="22"/>
+        </w:rPr>
+        <w:t xml:space="preserve">L'étude visait à analyser les perceptions et les pratiques déclarées des infirmiers et sages-femmes à l'égard du dépistage de l'hypertension et du diabète en consultation prénatale, ainsi que la portée qu'ils reconnaissent en matière d'équité. Trois résultats dominent. Premièrement, le dépistage est « coupé en deux » : la mesure de la tension est un geste intégré à la CPN, tandis que la glycémie se fait ailleurs. Un glucomètre existait dans 15 centres sur 16, mais aucun en salle de CPN : il se trouvait au laboratoire ou à la consultation des maladies chroniques, et la glycémie d'une femme enceinte n'était réalisable, sur bon de la CPN, que dans 5 centres. Deuxièmement, la part informative du dépistage, celle qui fonde la capacité de la femme à agir, est modulée selon l'heure, la charge et l'idée que le soignant se fait de la femme, à l'inverse des besoins ; 18 participants le décrivent eux-mêmes. Troisièmement, les conditions qui limitent le dépistage relèvent surtout du système : rattachement de la glycémie à un autre programme, indicateurs, approvisionnement, référence sans retour d'information, rupture à l'accouchement ; mais une majorité de participants reconnaissent aussi une part qui leur revient.</w:t>
       </w:r>
     </w:p>
     <w:p>
@@ -602,7 +555,7 @@
         <w:spacing w:after="100" w:before="180"/>
       </w:pPr>
       <w:r>
-        <w:t xml:space="preserve">6.2.1. Une plateforme réelle, mais un dépistage incomplet</w:t>
+        <w:t xml:space="preserve">6.2.1. Deux programmes dans le même centre : la glycémie hors de la CPN</w:t>
       </w:r>
     </w:p>
     <w:p>
@@ -612,32 +565,44 @@
       </w:pPr>
       <w:r>
         <w:rPr>
-          <w:sz w:val="22"/>
-          <w:szCs w:val="22"/>
-        </w:rPr>
-        <w:t xml:space="preserve">La littérature présente la consultation prénatale comme le point de contact privilégié pour dépister l'hypertension et le diabète chez la femme jeune</w:t>
-      </w:r>
-      <w:r>
-        <w:rPr>
-          <w:sz w:val="22"/>
-          <w:szCs w:val="22"/>
-          <w:highlight w:val="yellow"/>
-        </w:rPr>
-        <w:t xml:space="preserve"> [réf. revue § 2.2.2]</w:t>
-      </w:r>
-      <w:r>
-        <w:rPr>
-          <w:sz w:val="22"/>
-          <w:szCs w:val="22"/>
-        </w:rPr>
-        <w:t xml:space="preserve"> [C1]</w:t>
-      </w:r>
-      <w:r>
-        <w:rPr>
-          <w:sz w:val="22"/>
-          <w:szCs w:val="22"/>
-        </w:rPr>
-        <w:t xml:space="preserve">. Les participants partagent sans réserve cette lecture : tous reconnaissent le dépistage comme relevant du mandat de la CPN, et plusieurs y voient la seule occasion de rencontrer régulièrement une femme en bonne santé apparente. Nos résultats confirment donc la valeur de la plateforme, mais ils montrent ce que l'annexe 8 du protocole désignait comme une lacune : la CPN y est un espace de travail contraint, et non une opportunité théorique.</w:t>
+          <w:i w:val="false"/>
+          <w:iCs w:val="false"/>
+          <w:sz w:val="22"/>
+          <w:szCs w:val="22"/>
+        </w:rPr>
+        <w:t xml:space="preserve">Les recommandations internationales désignent la consultation prénatale comme le lieu d'une mesure systématique de la pression artérielle et d'un dépistage du diabète orienté par les facteurs de risque</w:t>
+      </w:r>
+      <w:r>
+        <w:rPr>
+          <w:sz w:val="22"/>
+          <w:szCs w:val="22"/>
+        </w:rPr>
+        <w:t xml:space="preserve"> [11]</w:t>
+      </w:r>
+      <w:r>
+        <w:rPr>
+          <w:i w:val="false"/>
+          <w:iCs w:val="false"/>
+          <w:sz w:val="22"/>
+          <w:szCs w:val="22"/>
+        </w:rPr>
+        <w:t xml:space="preserve">, et la Déclaration de Jakarta fait des milieux de vie, dont la CPN relève, le cadre privilégié de l'action promotionnelle</w:t>
+      </w:r>
+      <w:r>
+        <w:rPr>
+          <w:sz w:val="22"/>
+          <w:szCs w:val="22"/>
+        </w:rPr>
+        <w:t xml:space="preserve"> [12]</w:t>
+      </w:r>
+      <w:r>
+        <w:rPr>
+          <w:i w:val="false"/>
+          <w:iCs w:val="false"/>
+          <w:sz w:val="22"/>
+          <w:szCs w:val="22"/>
+        </w:rPr>
+        <w:t xml:space="preserve">. Les participants partagent cette lecture sans réserve : tous reconnaissent le dépistage comme relevant du mandat de la CPN. Nos résultats montrent pourtant que la moitié de ce dépistage ne lui appartient pas matériellement. Dans aucun des centres observés le glucomètre ne se trouvait en salle de CPN ; il était au laboratoire du centre, ou rangé à la consultation des maladies chroniques, et ses bandelettes étaient gérées, parfois réservées, par ces services.</w:t>
       </w:r>
     </w:p>
     <w:p>
@@ -647,39 +612,170 @@
       </w:pPr>
       <w:r>
         <w:rPr>
-          <w:sz w:val="22"/>
-          <w:szCs w:val="22"/>
-        </w:rPr>
-        <w:t xml:space="preserve">Le contraste entre tension et glycémie appelle une interprétation qui dépasse le constat d'un manque d'équipement. Là où le geste est impossible, il cesse d'être pensé ; la compétence acquise en formation s'érode. Ce désinvestissement par impuissance, décrit par plusieurs participants, signifie qu'une dotation tardive ne retrouvera pas intacte la compétence qu'elle suppose. Il éclaire aussi une question laissée ouverte par la revue : la valeur rapportée pour le Rwanda, inférieure aux estimations régionales (annexe 8)</w:t>
-      </w:r>
-      <w:r>
-        <w:rPr>
-          <w:sz w:val="22"/>
-          <w:szCs w:val="22"/>
-          <w:highlight w:val="yellow"/>
-        </w:rPr>
-        <w:t xml:space="preserve"> [réf. revue § 2.2.6]</w:t>
-      </w:r>
-      <w:r>
-        <w:rPr>
-          <w:sz w:val="22"/>
-          <w:szCs w:val="22"/>
-        </w:rPr>
-        <w:t xml:space="preserve">, et le sous-diagnostic persistant décrit en Afrique subsaharienne</w:t>
-      </w:r>
-      <w:r>
-        <w:rPr>
-          <w:sz w:val="22"/>
-          <w:szCs w:val="22"/>
-        </w:rPr>
-        <w:t xml:space="preserve"> [6,9]</w:t>
-      </w:r>
-      <w:r>
-        <w:rPr>
-          <w:sz w:val="22"/>
-          <w:szCs w:val="22"/>
-        </w:rPr>
-        <w:t xml:space="preserve"> ne peuvent être interprétés sans connaître les pratiques de dépistage qui produisent ces chiffres. Si la glycémie n'est recherchée que dans une minorité de centres, une partie de l'écart pourrait tenir au dépistage lui-même plutôt qu'à une moindre fréquence de la maladie. L'étude ne permet pas de le mesurer, mais elle invite à ne pas lire ces chiffres comme une donnée épidémiologique pure.</w:t>
+          <w:i w:val="false"/>
+          <w:iCs w:val="false"/>
+          <w:sz w:val="22"/>
+          <w:szCs w:val="22"/>
+        </w:rPr>
+        <w:t xml:space="preserve">Cette organisation n'est pas un accident local. La décentralisation des soins chroniques vers les hôpitaux de district s'est prolongée par le mentorat d'infirmiers de centres de santé, qui assurent désormais le suivi de l'hypertension non sévère et du diabète de type 2</w:t>
+      </w:r>
+      <w:r>
+        <w:rPr>
+          <w:sz w:val="22"/>
+          <w:szCs w:val="22"/>
+        </w:rPr>
+        <w:t xml:space="preserve"> [72]</w:t>
+      </w:r>
+      <w:r>
+        <w:rPr>
+          <w:i w:val="false"/>
+          <w:iCs w:val="false"/>
+          <w:sz w:val="22"/>
+          <w:szCs w:val="22"/>
+        </w:rPr>
+        <w:t xml:space="preserve">, dans la logique du paquet d'interventions essentielles de l'OMS</w:t>
+      </w:r>
+      <w:r>
+        <w:rPr>
+          <w:sz w:val="22"/>
+          <w:szCs w:val="22"/>
+        </w:rPr>
+        <w:t xml:space="preserve"> [14]</w:t>
+      </w:r>
+      <w:r>
+        <w:rPr>
+          <w:i w:val="false"/>
+          <w:iCs w:val="false"/>
+          <w:sz w:val="22"/>
+          <w:szCs w:val="22"/>
+        </w:rPr>
+        <w:t xml:space="preserve">. Le glucomètre a suivi ce programme : il est l'outil de la consultation des maladies chroniques, non celui de la consultation prénatale. Deux programmes coexistent ainsi dans le même bâtiment sans articulation formelle, ce que la revue avait identifié comme l'absence de dispositif portant la jonction entre santé maternelle et maladies chroniques</w:t>
+      </w:r>
+      <w:r>
+        <w:rPr>
+          <w:sz w:val="22"/>
+          <w:szCs w:val="22"/>
+        </w:rPr>
+        <w:t xml:space="preserve"> [63,64]</w:t>
+      </w:r>
+      <w:r>
+        <w:rPr>
+          <w:i w:val="false"/>
+          <w:iCs w:val="false"/>
+          <w:sz w:val="22"/>
+          <w:szCs w:val="22"/>
+        </w:rPr>
+        <w:t xml:space="preserve">. Nos résultats en montrent la traduction concrète : un bon à remplir, une file d'attente supplémentaire, des bandelettes réservées aux patients déjà diagnostiqués. Ils donnent un contenu matériel au déficit de mise en œuvre que l'Appel à l'action de Nairobi plaçait au centre de ses recommandations</w:t>
+      </w:r>
+      <w:r>
+        <w:rPr>
+          <w:sz w:val="22"/>
+          <w:szCs w:val="22"/>
+        </w:rPr>
+        <w:t xml:space="preserve"> [22]</w:t>
+      </w:r>
+      <w:r>
+        <w:rPr>
+          <w:i w:val="false"/>
+          <w:iCs w:val="false"/>
+          <w:sz w:val="22"/>
+          <w:szCs w:val="22"/>
+        </w:rPr>
+        <w:t xml:space="preserve">.</w:t>
+      </w:r>
+    </w:p>
+    <w:p>
+      <w:pPr>
+        <w:spacing w:after="140"/>
+        <w:jc w:val="both"/>
+      </w:pPr>
+      <w:r>
+        <w:rPr>
+          <w:i w:val="false"/>
+          <w:iCs w:val="false"/>
+          <w:sz w:val="22"/>
+          <w:szCs w:val="22"/>
+        </w:rPr>
+        <w:t xml:space="preserve">Les données nationales concordent avec ce constat. Le dépistage du diabète gestationnel n'est pas systématique au Rwanda ; le protocole national de 2012 prévoit une glycémie capillaire à jeun et une épreuve de charge entre 24 et 28 semaines, et la seule estimation disponible en centre de santé public, 3,2 %, a été obtenue par une épreuve d'hyperglycémie provoquée réalisée pour la recherche</w:t>
+      </w:r>
+      <w:r>
+        <w:rPr>
+          <w:sz w:val="22"/>
+          <w:szCs w:val="22"/>
+        </w:rPr>
+        <w:t xml:space="preserve"> [27]</w:t>
+      </w:r>
+      <w:r>
+        <w:rPr>
+          <w:i w:val="false"/>
+          <w:iCs w:val="false"/>
+          <w:sz w:val="22"/>
+          <w:szCs w:val="22"/>
+        </w:rPr>
+        <w:t xml:space="preserve">. À l'échelle de la population, l'enquête STEPS de 2022 rapporte que 87,0 % des femmes n'avaient jamais eu de mesure de la glycémie, contre 38 % qui n'avaient jamais eu de mesure de la tension</w:t>
+      </w:r>
+      <w:r>
+        <w:rPr>
+          <w:sz w:val="22"/>
+          <w:szCs w:val="22"/>
+        </w:rPr>
+        <w:t xml:space="preserve"> [16]</w:t>
+      </w:r>
+      <w:r>
+        <w:rPr>
+          <w:i w:val="false"/>
+          <w:iCs w:val="false"/>
+          <w:sz w:val="22"/>
+          <w:szCs w:val="22"/>
+        </w:rPr>
+        <w:t xml:space="preserve">. L'asymétrie que les participants décrivent au sein de la CPN se retrouve ainsi à l'échelle du pays.</w:t>
+      </w:r>
+    </w:p>
+    <w:p>
+      <w:pPr>
+        <w:spacing w:after="140"/>
+        <w:jc w:val="both"/>
+      </w:pPr>
+      <w:r>
+        <w:rPr>
+          <w:i w:val="false"/>
+          <w:iCs w:val="false"/>
+          <w:sz w:val="22"/>
+          <w:szCs w:val="22"/>
+        </w:rPr>
+        <w:t xml:space="preserve">Ces résultats éclairent l'ambiguïté que la revue laissait ouverte : la valeur rwandaise, inférieure aux estimations régionales</w:t>
+      </w:r>
+      <w:r>
+        <w:rPr>
+          <w:sz w:val="22"/>
+          <w:szCs w:val="22"/>
+        </w:rPr>
+        <w:t xml:space="preserve"> [27]</w:t>
+      </w:r>
+      <w:r>
+        <w:rPr>
+          <w:i w:val="false"/>
+          <w:iCs w:val="false"/>
+          <w:sz w:val="22"/>
+          <w:szCs w:val="22"/>
+        </w:rPr>
+        <w:t xml:space="preserve">, alors que les prévalences africaines varient fortement selon les critères diagnostiques</w:t>
+      </w:r>
+      <w:r>
+        <w:rPr>
+          <w:sz w:val="22"/>
+          <w:szCs w:val="22"/>
+        </w:rPr>
+        <w:t xml:space="preserve"> [6,7,35-37]</w:t>
+      </w:r>
+      <w:r>
+        <w:rPr>
+          <w:i w:val="false"/>
+          <w:iCs w:val="false"/>
+          <w:sz w:val="22"/>
+          <w:szCs w:val="22"/>
+        </w:rPr>
+        <w:t xml:space="preserve">, peut refléter une charge moindre comme une détection incomplète. Si la glycémie n'est accessible à la femme enceinte que dans une minorité de centres, une partie de l'écart pourrait tenir au dépistage lui-même. L'étude ne permet pas de le mesurer, mais elle invite à ne pas lire ces chiffres comme une donnée épidémiologique pure. Elle montre aussi un effet de second ordre : là où le geste est impossible, il cesse d'être pensé, et la compétence acquise en formation s'érode. Une dotation tardive ne retrouverait donc pas intacte la compétence qu'elle suppose.</w:t>
       </w:r>
     </w:p>
     <w:p>
@@ -698,46 +794,76 @@
       </w:pPr>
       <w:r>
         <w:rPr>
-          <w:sz w:val="22"/>
-          <w:szCs w:val="22"/>
-        </w:rPr>
-        <w:t xml:space="preserve">Le résultat le plus original de l'étude concerne la pratique informative. La revue établit un gradient social du recours aux soins et des obstacles socioculturels documentés du point de vue des femmes</w:t>
-      </w:r>
-      <w:r>
-        <w:rPr>
-          <w:sz w:val="22"/>
-          <w:szCs w:val="22"/>
-          <w:highlight w:val="yellow"/>
-        </w:rPr>
-        <w:t xml:space="preserve"> [réf. revue § 2.2.4]</w:t>
-      </w:r>
-      <w:r>
-        <w:rPr>
-          <w:sz w:val="22"/>
-          <w:szCs w:val="22"/>
-        </w:rPr>
-        <w:t xml:space="preserve"> [51]</w:t>
-      </w:r>
-      <w:r>
-        <w:rPr>
-          <w:sz w:val="22"/>
-          <w:szCs w:val="22"/>
-        </w:rPr>
-        <w:t xml:space="preserve">. Nos résultats en livrent la lecture par les prestataires, et cette lecture va au-delà d'un inventaire d'obstacles : elle décrit un mécanisme par lequel le service lui-même reproduit l'inégalité. L'explication la plus complète va aux femmes instruites, arrivées tôt, qui posent des questions ; la plus brève va à celles qui n'ont pas d'autre source d'information. Cette distribution rappelle la « loi inverse des soins » formulée par Tudor Hart, selon laquelle la disponibilité de soins de qualité varie en sens inverse des besoins de la population servie</w:t>
-      </w:r>
-      <w:r>
-        <w:rPr>
-          <w:sz w:val="22"/>
-          <w:szCs w:val="22"/>
-        </w:rPr>
-        <w:t xml:space="preserve"> [C2]</w:t>
-      </w:r>
-      <w:r>
-        <w:rPr>
-          <w:sz w:val="22"/>
-          <w:szCs w:val="22"/>
-        </w:rPr>
-        <w:t xml:space="preserve">. Elle s'observe ici à l'échelle la plus fine : quelques minutes d'explication, au sein d'une même salle, le même matin.</w:t>
+          <w:i w:val="false"/>
+          <w:iCs w:val="false"/>
+          <w:sz w:val="22"/>
+          <w:szCs w:val="22"/>
+        </w:rPr>
+        <w:t xml:space="preserve">Le résultat le plus original de l'étude concerne la pratique informative. La littérature établit un gradient social du recours et de la qualité du suivi prénatal au Rwanda</w:t>
+      </w:r>
+      <w:r>
+        <w:rPr>
+          <w:sz w:val="22"/>
+          <w:szCs w:val="22"/>
+        </w:rPr>
+        <w:t xml:space="preserve"> [52-55]</w:t>
+      </w:r>
+      <w:r>
+        <w:rPr>
+          <w:i w:val="false"/>
+          <w:iCs w:val="false"/>
+          <w:sz w:val="22"/>
+          <w:szCs w:val="22"/>
+        </w:rPr>
+        <w:t xml:space="preserve">, ainsi que des obstacles normatifs documentés du point de vue des femmes</w:t>
+      </w:r>
+      <w:r>
+        <w:rPr>
+          <w:sz w:val="22"/>
+          <w:szCs w:val="22"/>
+        </w:rPr>
+        <w:t xml:space="preserve"> [56,57]</w:t>
+      </w:r>
+      <w:r>
+        <w:rPr>
+          <w:i w:val="false"/>
+          <w:iCs w:val="false"/>
+          <w:sz w:val="22"/>
+          <w:szCs w:val="22"/>
+        </w:rPr>
+        <w:t xml:space="preserve"> ; un seul travail avait interrogé des prestataires, sur le retard au premier contact</w:t>
+      </w:r>
+      <w:r>
+        <w:rPr>
+          <w:sz w:val="22"/>
+          <w:szCs w:val="22"/>
+        </w:rPr>
+        <w:t xml:space="preserve"> [58]</w:t>
+      </w:r>
+      <w:r>
+        <w:rPr>
+          <w:i w:val="false"/>
+          <w:iCs w:val="false"/>
+          <w:sz w:val="22"/>
+          <w:szCs w:val="22"/>
+        </w:rPr>
+        <w:t xml:space="preserve">. Nos résultats livrent la lecture des prestataires, et cette lecture va au-delà d'un inventaire d'obstacles : elle décrit un mécanisme par lequel le service lui-même reproduit l'inégalité. L'explication la plus complète va aux femmes instruites, arrivées tôt, qui posent des questions ; la plus brève à celles qui n'ont pas d'autre source d'information. Cette distribution rappelle la « loi inverse des soins », selon laquelle la disponibilité de soins de qualité varie en sens inverse des besoins de la population servie</w:t>
+      </w:r>
+      <w:r>
+        <w:rPr>
+          <w:sz w:val="22"/>
+          <w:szCs w:val="22"/>
+        </w:rPr>
+        <w:t xml:space="preserve"> [73]</w:t>
+      </w:r>
+      <w:r>
+        <w:rPr>
+          <w:i w:val="false"/>
+          <w:iCs w:val="false"/>
+          <w:sz w:val="22"/>
+          <w:szCs w:val="22"/>
+        </w:rPr>
+        <w:t xml:space="preserve">. Elle s'observe ici à l'échelle la plus fine : quelques minutes d'explication, dans une même salle, le même matin.</w:t>
       </w:r>
     </w:p>
     <w:p>
@@ -747,10 +873,12 @@
       </w:pPr>
       <w:r>
         <w:rPr>
-          <w:sz w:val="22"/>
-          <w:szCs w:val="22"/>
-        </w:rPr>
-        <w:t xml:space="preserve">Au regard du cadre, ce résultat touche directement l'axe « acquérir des aptitudes individuelles » de la Charte d'Ottawa</w:t>
+          <w:i w:val="false"/>
+          <w:iCs w:val="false"/>
+          <w:sz w:val="22"/>
+          <w:szCs w:val="22"/>
+        </w:rPr>
+        <w:t xml:space="preserve">Au regard du cadre, ce résultat touche l'axe « acquérir des aptitudes individuelles » de la Charte d'Ottawa</w:t>
       </w:r>
       <w:r>
         <w:rPr>
@@ -761,6 +889,8 @@
       </w:r>
       <w:r>
         <w:rPr>
+          <w:i w:val="false"/>
+          <w:iCs w:val="false"/>
           <w:sz w:val="22"/>
           <w:szCs w:val="22"/>
         </w:rPr>
@@ -771,14 +901,64 @@
           <w:sz w:val="22"/>
           <w:szCs w:val="22"/>
         </w:rPr>
-        <w:t xml:space="preserve"> [C3]</w:t>
-      </w:r>
-      <w:r>
-        <w:rPr>
-          <w:sz w:val="22"/>
-          <w:szCs w:val="22"/>
-        </w:rPr>
-        <w:t xml:space="preserve">, est précisément inégalement distribuée entre les femmes que décrivent les participants. Une explication qui se raccourcit devant les femmes les moins instruites transforme une inégalité de littératie en inégalité de capacité d'agir.</w:t>
+        <w:t xml:space="preserve"> [74]</w:t>
+      </w:r>
+      <w:r>
+        <w:rPr>
+          <w:i w:val="false"/>
+          <w:iCs w:val="false"/>
+          <w:sz w:val="22"/>
+          <w:szCs w:val="22"/>
+        </w:rPr>
+        <w:t xml:space="preserve">, est inégalement distribuée</w:t>
+      </w:r>
+      <w:r>
+        <w:rPr>
+          <w:sz w:val="22"/>
+          <w:szCs w:val="22"/>
+        </w:rPr>
+        <w:t xml:space="preserve"> [51]</w:t>
+      </w:r>
+      <w:r>
+        <w:rPr>
+          <w:i w:val="false"/>
+          <w:iCs w:val="false"/>
+          <w:sz w:val="22"/>
+          <w:szCs w:val="22"/>
+        </w:rPr>
+        <w:t xml:space="preserve">. Une explication qui se raccourcit devant les femmes les moins instruites transforme une inégalité de littératie en inégalité de capacité d'agir, ce que le protocole formulait comme le risque d'une intervention universelle appliquée dans un contexte inégalitaire</w:t>
+      </w:r>
+      <w:r>
+        <w:rPr>
+          <w:sz w:val="22"/>
+          <w:szCs w:val="22"/>
+        </w:rPr>
+        <w:t xml:space="preserve"> [51]</w:t>
+      </w:r>
+      <w:r>
+        <w:rPr>
+          <w:i w:val="false"/>
+          <w:iCs w:val="false"/>
+          <w:sz w:val="22"/>
+          <w:szCs w:val="22"/>
+        </w:rPr>
+        <w:t xml:space="preserve">. L'expérience rwandaise de la consultation prénatale en groupe, qui a amélioré les connaissances sans modifier les indicateurs cliniques usuels</w:t>
+      </w:r>
+      <w:r>
+        <w:rPr>
+          <w:sz w:val="22"/>
+          <w:szCs w:val="22"/>
+        </w:rPr>
+        <w:t xml:space="preserve"> [65,66]</w:t>
+      </w:r>
+      <w:r>
+        <w:rPr>
+          <w:i w:val="false"/>
+          <w:iCs w:val="false"/>
+          <w:sz w:val="22"/>
+          <w:szCs w:val="22"/>
+        </w:rPr>
+        <w:t xml:space="preserve">, confirme que la portée capacitante d'un service ne se lit pas dans ses indicateurs de contact.</w:t>
       </w:r>
     </w:p>
     <w:p>
@@ -788,38 +968,60 @@
       </w:pPr>
       <w:r>
         <w:rPr>
-          <w:sz w:val="22"/>
-          <w:szCs w:val="22"/>
-        </w:rPr>
-        <w:t xml:space="preserve">Deux nuances s'imposent. D'une part, les participants ne décrivent pas un choix délibéré mais un arbitrage sous contrainte de temps : cette conduite correspond à ce que Lipsky a décrit comme le rationnement pratiqué par les agents de première ligne lorsque la demande excède les moyens</w:t>
-      </w:r>
-      <w:r>
-        <w:rPr>
-          <w:sz w:val="22"/>
-          <w:szCs w:val="22"/>
-        </w:rPr>
-        <w:t xml:space="preserve"> [C4]</w:t>
-      </w:r>
-      <w:r>
-        <w:rPr>
-          <w:sz w:val="22"/>
-          <w:szCs w:val="22"/>
-        </w:rPr>
-        <w:t xml:space="preserve">. D'autre part, des contre-pratiques existent : faire reformuler la femme, utiliser une image commune, refuser de classer les femmes par avance. Elles suggèrent que la modulation n'est pas une fatalité. Elles rejoignent le principe d'universalisme proportionné, selon lequel l'action doit être universelle, mais d'une ampleur et d'une intensité proportionnelles au niveau de désavantage</w:t>
-      </w:r>
-      <w:r>
-        <w:rPr>
-          <w:sz w:val="22"/>
-          <w:szCs w:val="22"/>
-        </w:rPr>
-        <w:t xml:space="preserve"> [C5]</w:t>
-      </w:r>
-      <w:r>
-        <w:rPr>
-          <w:sz w:val="22"/>
-          <w:szCs w:val="22"/>
-        </w:rPr>
-        <w:t xml:space="preserve"> : la participante qui s'efforce de consacrer plus de temps aux femmes qui comprennent le moins en est une application spontanée.</w:t>
+          <w:i w:val="false"/>
+          <w:iCs w:val="false"/>
+          <w:sz w:val="22"/>
+          <w:szCs w:val="22"/>
+        </w:rPr>
+        <w:t xml:space="preserve">Deux nuances s'imposent. D'une part, les participants ne décrivent pas un choix délibéré mais un arbitrage sous contrainte de temps : cette conduite correspond au rationnement pratiqué par les agents de première ligne lorsque la demande excède les moyens</w:t>
+      </w:r>
+      <w:r>
+        <w:rPr>
+          <w:sz w:val="22"/>
+          <w:szCs w:val="22"/>
+        </w:rPr>
+        <w:t xml:space="preserve"> [75]</w:t>
+      </w:r>
+      <w:r>
+        <w:rPr>
+          <w:i w:val="false"/>
+          <w:iCs w:val="false"/>
+          <w:sz w:val="22"/>
+          <w:szCs w:val="22"/>
+        </w:rPr>
+        <w:t xml:space="preserve">, dans un pays où la densité de professionnels qualifiés reste très inférieure au seuil de l'OMS</w:t>
+      </w:r>
+      <w:r>
+        <w:rPr>
+          <w:sz w:val="22"/>
+          <w:szCs w:val="22"/>
+        </w:rPr>
+        <w:t xml:space="preserve"> [70]</w:t>
+      </w:r>
+      <w:r>
+        <w:rPr>
+          <w:i w:val="false"/>
+          <w:iCs w:val="false"/>
+          <w:sz w:val="22"/>
+          <w:szCs w:val="22"/>
+        </w:rPr>
+        <w:t xml:space="preserve">. D'autre part, des contre-pratiques existent : faire reformuler la femme, utiliser une image commune, refuser de classer les femmes par avance. Elles rejoignent le principe d'universalisme proportionné, selon lequel l'action doit être universelle, mais d'une ampleur et d'une intensité proportionnelles au niveau de désavantage</w:t>
+      </w:r>
+      <w:r>
+        <w:rPr>
+          <w:sz w:val="22"/>
+          <w:szCs w:val="22"/>
+        </w:rPr>
+        <w:t xml:space="preserve"> [76]</w:t>
+      </w:r>
+      <w:r>
+        <w:rPr>
+          <w:i w:val="false"/>
+          <w:iCs w:val="false"/>
+          <w:sz w:val="22"/>
+          <w:szCs w:val="22"/>
+        </w:rPr>
+        <w:t xml:space="preserve">.</w:t>
       </w:r>
     </w:p>
     <w:p>
@@ -838,25 +1040,28 @@
       </w:pPr>
       <w:r>
         <w:rPr>
-          <w:sz w:val="22"/>
-          <w:szCs w:val="22"/>
-        </w:rPr>
-        <w:t xml:space="preserve">Les participants attribuent la rupture des intrants, l'absence de maintenance et le peu d'attention de l'encadrement à un même mécanisme : le dépistage ne figure dans aucun indicateur. La revue a montré que les dispositifs nationaux de promotion de la santé sont structurés</w:t>
-      </w:r>
-      <w:r>
-        <w:rPr>
-          <w:sz w:val="22"/>
-          <w:szCs w:val="22"/>
-          <w:highlight w:val="yellow"/>
-        </w:rPr>
-        <w:t xml:space="preserve"> [réf. revue § 2.2.5]</w:t>
-      </w:r>
-      <w:r>
-        <w:rPr>
-          <w:sz w:val="22"/>
-          <w:szCs w:val="22"/>
-        </w:rPr>
-        <w:t xml:space="preserve">, mais qu'aucun ne porte la jonction entre santé maternelle et maladies chroniques. Nos résultats précisent comment cette absence se traduit au niveau d'un centre : ce qui n'est pas compté n'est ni commandé, ni réparé, ni supervisé.</w:t>
+          <w:i w:val="false"/>
+          <w:iCs w:val="false"/>
+          <w:sz w:val="22"/>
+          <w:szCs w:val="22"/>
+        </w:rPr>
+        <w:t xml:space="preserve">Les participants attribuent la rupture des intrants, l'absence de maintenance et le peu d'attention de l'encadrement à un même mécanisme : le dépistage ne figure dans aucun indicateur de la CPN. Ce mécanisme prolonge le précédent : la glycémie est comptée, mais dans un autre programme, celui des maladies chroniques. Ce qui n'est pas compté au titre de la CPN n'y est ni commandé, ni réparé, ni supervisé. Le mentorat clinique conduit dans des districts voisins, qui a fait passer l'évaluation complète des signes de danger de 2,1 % à 84,2 % des consultations</w:t>
+      </w:r>
+      <w:r>
+        <w:rPr>
+          <w:sz w:val="22"/>
+          <w:szCs w:val="22"/>
+        </w:rPr>
+        <w:t xml:space="preserve"> [68]</w:t>
+      </w:r>
+      <w:r>
+        <w:rPr>
+          <w:i w:val="false"/>
+          <w:iCs w:val="false"/>
+          <w:sz w:val="22"/>
+          <w:szCs w:val="22"/>
+        </w:rPr>
+        <w:t xml:space="preserve">, montre que ces pratiques dépendent de conditions modifiables et de l'attention qu'on leur porte.</w:t>
       </w:r>
     </w:p>
     <w:p>
@@ -866,24 +1071,44 @@
       </w:pPr>
       <w:r>
         <w:rPr>
-          <w:sz w:val="22"/>
-          <w:szCs w:val="22"/>
-        </w:rPr>
-        <w:t xml:space="preserve">Le thème du registre comme écran en est le revers. Lorsqu'un contrôle porte sur la complétude d'un registre plutôt que sur l'acte qu'il enregistre, il produit de la complétude. Ce mécanisme est connu en évaluation des politiques publiques : plus un indicateur quantitatif sert à la décision, plus il est exposé aux pressions qui le corrompent et déforment les pratiques qu'il devait mesurer</w:t>
-      </w:r>
-      <w:r>
-        <w:rPr>
-          <w:sz w:val="22"/>
-          <w:szCs w:val="22"/>
-        </w:rPr>
-        <w:t xml:space="preserve"> [C6]</w:t>
-      </w:r>
-      <w:r>
-        <w:rPr>
-          <w:sz w:val="22"/>
-          <w:szCs w:val="22"/>
-        </w:rPr>
-        <w:t xml:space="preserve">. Il rejoint la réserve formulée dans le protocole sur la faible concordance entre les indicateurs prénatals du système d'information et les registres (annexe 9). La portée de ce résultat doit cependant être bornée : il repose principalement sur un entretien, corroboré par une observation. Il ne permet aucune estimation de fréquence ; il signale un risque que la supervision devrait vérifier.</w:t>
+          <w:i w:val="false"/>
+          <w:iCs w:val="false"/>
+          <w:sz w:val="22"/>
+          <w:szCs w:val="22"/>
+        </w:rPr>
+        <w:t xml:space="preserve">Le thème du registre comme écran en est le revers. Lorsqu'un contrôle porte sur la complétude d'un registre plutôt que sur l'acte qu'il enregistre, il produit de la complétude. Ce mécanisme est connu en évaluation des politiques : plus un indicateur quantitatif sert à la décision, plus il est exposé aux pressions qui déforment les pratiques qu'il devait mesurer</w:t>
+      </w:r>
+      <w:r>
+        <w:rPr>
+          <w:sz w:val="22"/>
+          <w:szCs w:val="22"/>
+        </w:rPr>
+        <w:t xml:space="preserve"> [77]</w:t>
+      </w:r>
+      <w:r>
+        <w:rPr>
+          <w:i w:val="false"/>
+          <w:iCs w:val="false"/>
+          <w:sz w:val="22"/>
+          <w:szCs w:val="22"/>
+        </w:rPr>
+        <w:t xml:space="preserve">. Il rejoint la faible concordance, documentée dans quatre districts rwandais, entre les indicateurs prénatals du système d'information et les registres, avec une surdéclaration majoritaire</w:t>
+      </w:r>
+      <w:r>
+        <w:rPr>
+          <w:sz w:val="22"/>
+          <w:szCs w:val="22"/>
+        </w:rPr>
+        <w:t xml:space="preserve"> [69]</w:t>
+      </w:r>
+      <w:r>
+        <w:rPr>
+          <w:i w:val="false"/>
+          <w:iCs w:val="false"/>
+          <w:sz w:val="22"/>
+          <w:szCs w:val="22"/>
+        </w:rPr>
+        <w:t xml:space="preserve">. La portée de ce résultat doit cependant être bornée : il repose principalement sur un entretien, corroboré par une observation, et ne permet aucune estimation de fréquence.</w:t>
       </w:r>
     </w:p>
     <w:p>
@@ -893,10 +1118,12 @@
       </w:pPr>
       <w:r>
         <w:rPr>
-          <w:sz w:val="22"/>
-          <w:szCs w:val="22"/>
-        </w:rPr>
-        <w:t xml:space="preserve">Pris ensemble, ces deux thèmes montrent qu'ajouter un indicateur ne suffit pas : l'indicateur doit porter sur l'acte et sa suite (mesure réalisée, résultat anormal, référence aboutie) et être vérifié par l'observation, faute de quoi il déplacerait l'écran plutôt qu'il ne le lèverait. Une proposition d'indicateur ou de redevabilité est d'ailleurs formulée par 8 participants.</w:t>
+          <w:i w:val="false"/>
+          <w:iCs w:val="false"/>
+          <w:sz w:val="22"/>
+          <w:szCs w:val="22"/>
+        </w:rPr>
+        <w:t xml:space="preserve">Ajouter un indicateur ne suffit donc pas : il doit porter sur l'acte et sa suite (mesure réalisée, résultat anormal, référence aboutie) et être vérifié par l'observation, faute de quoi il déplacerait l'écran plutôt qu'il ne le lèverait. Une proposition d'indicateur ou de redevabilité est d'ailleurs formulée par 8 participants.</w:t>
       </w:r>
     </w:p>
     <w:p>
@@ -915,25 +1142,44 @@
       </w:pPr>
       <w:r>
         <w:rPr>
-          <w:sz w:val="22"/>
-          <w:szCs w:val="22"/>
-        </w:rPr>
-        <w:t xml:space="preserve">La revue inventoriait des facteurs limitants récurrents (formation, équipements, coordination, coût) sans montrer comment ils s'articulent dans l'expérience professionnelle</w:t>
-      </w:r>
-      <w:r>
-        <w:rPr>
-          <w:sz w:val="22"/>
-          <w:szCs w:val="22"/>
-          <w:highlight w:val="yellow"/>
-        </w:rPr>
-        <w:t xml:space="preserve"> [réf. revue § 2.2.3]</w:t>
-      </w:r>
-      <w:r>
-        <w:rPr>
-          <w:sz w:val="22"/>
-          <w:szCs w:val="22"/>
-        </w:rPr>
-        <w:t xml:space="preserve">. Le thème « trouver sans pouvoir suivre » apporte cette articulation. La détection n'a de valeur que si trois maillons tiennent : le transport, la décision du ménage, le retour d'information de l'hôpital. Lorsque l'un cède, les participants décrivent un dépistage qui « s'arrête à la détection », un signalement plutôt qu'une prise en charge. L'absence de retour d'information, rapportée par 15 participants, prive en outre le centre de ce qui lui permettrait de suivre la femme après sa référence.</w:t>
+          <w:i w:val="false"/>
+          <w:iCs w:val="false"/>
+          <w:sz w:val="22"/>
+          <w:szCs w:val="22"/>
+        </w:rPr>
+        <w:t xml:space="preserve">La revue inventoriait des facteurs limitants récurrents, formation, équipements, coordination, coût, au Cameroun, en Tanzanie et au Kenya</w:t>
+      </w:r>
+      <w:r>
+        <w:rPr>
+          <w:sz w:val="22"/>
+          <w:szCs w:val="22"/>
+        </w:rPr>
+        <w:t xml:space="preserve"> [24-26]</w:t>
+      </w:r>
+      <w:r>
+        <w:rPr>
+          <w:i w:val="false"/>
+          <w:iCs w:val="false"/>
+          <w:sz w:val="22"/>
+          <w:szCs w:val="22"/>
+        </w:rPr>
+        <w:t xml:space="preserve">, sans montrer comment ils s'articulent dans l'expérience professionnelle. Le thème « trouver sans pouvoir suivre » apporte cette articulation. La détection n'a de valeur que si trois maillons tiennent : le transport, la décision du ménage, le retour d'information de l'hôpital. Lorsque l'un cède, les participants décrivent un dépistage qui « s'arrête à la détection ». L'absence de retour d'information, rapportée par 15 participants, rejoint les pratiques sous-optimales de référence urgente rapportées par les prestataires de CPN de 121 centres de santé rwandais</w:t>
+      </w:r>
+      <w:r>
+        <w:rPr>
+          <w:sz w:val="22"/>
+          <w:szCs w:val="22"/>
+        </w:rPr>
+        <w:t xml:space="preserve"> [78]</w:t>
+      </w:r>
+      <w:r>
+        <w:rPr>
+          <w:i w:val="false"/>
+          <w:iCs w:val="false"/>
+          <w:sz w:val="22"/>
+          <w:szCs w:val="22"/>
+        </w:rPr>
+        <w:t xml:space="preserve">.</w:t>
       </w:r>
     </w:p>
     <w:p>
@@ -943,10 +1189,12 @@
       </w:pPr>
       <w:r>
         <w:rPr>
-          <w:sz w:val="22"/>
-          <w:szCs w:val="22"/>
-        </w:rPr>
-        <w:t xml:space="preserve">Au regard du cadre, ces résultats relèvent de l'axe « créer des milieux favorables » de la Charte d'Ottawa</w:t>
+          <w:i w:val="false"/>
+          <w:iCs w:val="false"/>
+          <w:sz w:val="22"/>
+          <w:szCs w:val="22"/>
+        </w:rPr>
+        <w:t xml:space="preserve">Au regard du cadre, ces résultats relèvent de l'axe « créer des milieux favorables » et de la stratégie « servir de médiateur » de la Charte d'Ottawa</w:t>
       </w:r>
       <w:r>
         <w:rPr>
@@ -957,10 +1205,12 @@
       </w:r>
       <w:r>
         <w:rPr>
-          <w:sz w:val="22"/>
-          <w:szCs w:val="22"/>
-        </w:rPr>
-        <w:t xml:space="preserve">, dans sa dimension de coordination et de référence. Ils mettent en évidence deux discontinuités que la littérature consultée traite peu : la sortie du suivi à l'accouchement, alors que la grossesse peut révéler ces affections pour la première fois</w:t>
+          <w:i w:val="false"/>
+          <w:iCs w:val="false"/>
+          <w:sz w:val="22"/>
+          <w:szCs w:val="22"/>
+        </w:rPr>
+        <w:t xml:space="preserve">, dans leur dimension de coordination et de référence. Ils mettent en évidence deux discontinuités peu traitées par la littérature consultée : la sortie du suivi à l'accouchement, alors que la grossesse peut révéler ces affections pour la première fois et que leur portée excède la période gestationnelle</w:t>
       </w:r>
       <w:r>
         <w:rPr>
@@ -971,25 +1221,12 @@
       </w:r>
       <w:r>
         <w:rPr>
-          <w:sz w:val="22"/>
-          <w:szCs w:val="22"/>
-        </w:rPr>
-        <w:t xml:space="preserve"> et que le risque se prolonge au-delà</w:t>
-      </w:r>
-      <w:r>
-        <w:rPr>
-          <w:sz w:val="22"/>
-          <w:szCs w:val="22"/>
-          <w:highlight w:val="yellow"/>
-        </w:rPr>
-        <w:t xml:space="preserve"> [réf. revue § 2.2.3]</w:t>
-      </w:r>
-      <w:r>
-        <w:rPr>
-          <w:sz w:val="22"/>
-          <w:szCs w:val="22"/>
-        </w:rPr>
-        <w:t xml:space="preserve">, et la mobilité des femmes, que l'organisation du suivi, centrée sur le centre plutôt que sur la femme, ne prend pas en compte. Ce sont, pour les participants, les points où les femmes dépistées sont le plus souvent perdues.</w:t>
+          <w:i w:val="false"/>
+          <w:iCs w:val="false"/>
+          <w:sz w:val="22"/>
+          <w:szCs w:val="22"/>
+        </w:rPr>
+        <w:t xml:space="preserve">, et la mobilité des femmes, que l'organisation du suivi, centrée sur le centre plutôt que sur la femme, ne prend pas en compte.</w:t>
       </w:r>
     </w:p>
     <w:p>
@@ -1008,25 +1245,28 @@
       </w:pPr>
       <w:r>
         <w:rPr>
-          <w:sz w:val="22"/>
-          <w:szCs w:val="22"/>
-        </w:rPr>
-        <w:t xml:space="preserve">Le protocole annonçait qu'une jonction non portée par les dispositifs nationaux reposerait sur l'initiative des équipes (annexe 8). Les résultats le confirment : relais assurés par les agents de santé communautaire, affiche dessinée à la main, cahier de suivi après l'accouchement. Ces arrangements réduisent une partie des écarts décrits ailleurs ; ils déplacent aussi l'inégalité vers une nouvelle ligne de partage, entre les villages qui disposent d'un agent actif et les autres. Le programme rwandais de santé communautaire</w:t>
-      </w:r>
-      <w:r>
-        <w:rPr>
-          <w:sz w:val="22"/>
-          <w:szCs w:val="22"/>
-          <w:highlight w:val="yellow"/>
-        </w:rPr>
-        <w:t xml:space="preserve"> [réf. revue § 2.2.5]</w:t>
-      </w:r>
-      <w:r>
-        <w:rPr>
-          <w:sz w:val="22"/>
-          <w:szCs w:val="22"/>
-        </w:rPr>
-        <w:t xml:space="preserve"> offre un appui institutionnel à ces relais, mais les participants décrivent des initiatives qu'aucun outil officiel ne reconnaît et qui reposent sur une personne. Leur fragilité n'est pas une limite de ces initiatives : c'est l'indice qu'elles comblent un vide que le système devrait combler lui-même.</w:t>
+          <w:i w:val="false"/>
+          <w:iCs w:val="false"/>
+          <w:sz w:val="22"/>
+          <w:szCs w:val="22"/>
+        </w:rPr>
+        <w:t xml:space="preserve">La revue concluait que la jonction entre santé maternelle et maladies chroniques reposait sur l'initiative des équipes. Les résultats le confirment : relais assurés par les agents de santé communautaire, affiche dessinée à la main, cahier de suivi après l'accouchement. Le programme national d'agents de santé communautaire dépiste déjà les maladies non transmissibles à domicile</w:t>
+      </w:r>
+      <w:r>
+        <w:rPr>
+          <w:sz w:val="22"/>
+          <w:szCs w:val="22"/>
+        </w:rPr>
+        <w:t xml:space="preserve"> [63,64]</w:t>
+      </w:r>
+      <w:r>
+        <w:rPr>
+          <w:i w:val="false"/>
+          <w:iCs w:val="false"/>
+          <w:sz w:val="22"/>
+          <w:szCs w:val="22"/>
+        </w:rPr>
+        <w:t xml:space="preserve">, mais sans articulation documentée avec la CPN ; les participantes qui s'appuient sur ces agents construisent cette articulation elles-mêmes. Ces arrangements réduisent une partie des écarts ; ils déplacent aussi l'inégalité vers une nouvelle ligne de partage, entre les villages qui disposent d'un agent actif et les autres. Elles reposent enfin sur une personne : une initiative qui n'est reconnue par aucun outil officiel disparaît avec celle qui la porte.</w:t>
       </w:r>
     </w:p>
     <w:p>
@@ -1045,10 +1285,28 @@
       </w:pPr>
       <w:r>
         <w:rPr>
-          <w:sz w:val="22"/>
-          <w:szCs w:val="22"/>
-        </w:rPr>
-        <w:t xml:space="preserve">Le mot « équité » n'a pas été prononcé par l'enquêteur. Les participants ont pourtant décrit des inégalités d'accès et les ont jugées, le plus souvent, inacceptables (17 participants sur 21). Deux traits de ces jugements méritent discussion. D'abord, la différence est située dans les conditions et non dans les femmes : l'heure d'arrivée, le lieu, le matériel. Cette lecture rejoint la place que la Charte d'Ottawa donne à l'équité, condition préalable à la santé</w:t>
+          <w:i w:val="false"/>
+          <w:iCs w:val="false"/>
+          <w:sz w:val="22"/>
+          <w:szCs w:val="22"/>
+        </w:rPr>
+        <w:t xml:space="preserve">Le mot « équité » n'a pas été prononcé par l'enquêteur. Les participants ont pourtant décrit des inégalités d'accès et les ont jugées, le plus souvent, inacceptables (17 participants sur 21). Deux traits de ces jugements méritent discussion. D'abord, la différence est située dans les conditions et non dans les femmes : l'heure d'arrivée, le lieu, le matériel. Cette lecture correspond à la définition de l'équité retenue par l'étude, l'absence de différences systématiques et évitables entre groupes sociaux</w:t>
+      </w:r>
+      <w:r>
+        <w:rPr>
+          <w:sz w:val="22"/>
+          <w:szCs w:val="22"/>
+        </w:rPr>
+        <w:t xml:space="preserve"> [51]</w:t>
+      </w:r>
+      <w:r>
+        <w:rPr>
+          <w:i w:val="false"/>
+          <w:iCs w:val="false"/>
+          <w:sz w:val="22"/>
+          <w:szCs w:val="22"/>
+        </w:rPr>
+        <w:t xml:space="preserve">, et à la place que la Charte d'Ottawa donne à l'équité parmi les conditions préalables à la santé</w:t>
       </w:r>
       <w:r>
         <w:rPr>
@@ -1059,10 +1317,28 @@
       </w:r>
       <w:r>
         <w:rPr>
-          <w:sz w:val="22"/>
-          <w:szCs w:val="22"/>
-        </w:rPr>
-        <w:t xml:space="preserve"> : une différence qui ne tient ni au mérite ni à la faute de la femme relève de cette exigence. Ensuite, 12 participants distinguent une part de l'inégalité qui leur revient, celle de l'explication, et la seule sur laquelle ils disent avoir prise. Cette double attribution, au système et à soi, est un résultat en soi : elle indique que la réorientation des services, que la Charte présente comme un processus dont les attitudes professionnelles sont une condition, trouve chez ces professionnels un point d'appui.</w:t>
+          <w:i w:val="false"/>
+          <w:iCs w:val="false"/>
+          <w:sz w:val="22"/>
+          <w:szCs w:val="22"/>
+        </w:rPr>
+        <w:t xml:space="preserve">. Ensuite, 12 participants distinguent une part de l'inégalité qui leur revient, celle de l'explication. Cette double attribution, au système et à soi, indique que la réorientation des services, que la Charte lie à une transformation des attitudes professionnelles</w:t>
+      </w:r>
+      <w:r>
+        <w:rPr>
+          <w:sz w:val="22"/>
+          <w:szCs w:val="22"/>
+        </w:rPr>
+        <w:t xml:space="preserve"> [23]</w:t>
+      </w:r>
+      <w:r>
+        <w:rPr>
+          <w:i w:val="false"/>
+          <w:iCs w:val="false"/>
+          <w:sz w:val="22"/>
+          <w:szCs w:val="22"/>
+        </w:rPr>
+        <w:t xml:space="preserve">, trouve chez ces professionnels un point d'appui.</w:t>
       </w:r>
     </w:p>
     <w:p>
@@ -1072,10 +1348,12 @@
       </w:pPr>
       <w:r>
         <w:rPr>
-          <w:sz w:val="22"/>
-          <w:szCs w:val="22"/>
-        </w:rPr>
-        <w:t xml:space="preserve">Une minorité exprime une normalisation ou une résignation (5 participants). Ces positions ne doivent pas être lues comme une indifférence : elles s'accompagnent, dans les entretiens, d'une expérience longue de la pénurie ou d'une installation récente. Elles rappellent que le jugement d'équité dépend aussi de l'horizon de ce qui paraît possible.</w:t>
+          <w:i w:val="false"/>
+          <w:iCs w:val="false"/>
+          <w:sz w:val="22"/>
+          <w:szCs w:val="22"/>
+        </w:rPr>
+        <w:t xml:space="preserve">Une minorité exprime une normalisation ou une résignation (5 participants). Ces positions s'accompagnent, dans les entretiens, d'une expérience longue de la pénurie ou d'une installation récente. Elles rappellent que le jugement d'équité dépend aussi de l'horizon de ce qui paraît possible.</w:t>
       </w:r>
     </w:p>
     <w:p>
@@ -1094,10 +1372,12 @@
       </w:pPr>
       <w:r>
         <w:rPr>
-          <w:sz w:val="22"/>
-          <w:szCs w:val="22"/>
-        </w:rPr>
-        <w:t xml:space="preserve">Le protocole présentait le cadre comme heuristique et révisable. Sur les 79 codes de l'arbre final (hors familles), 32 sont nés du matériau ; ils ne remettent pas en cause l'articulation des deux ensembles (sens et pratiques ; conditions perçues), mais ils suggèrent trois révisions, présentées au tableau XIII.</w:t>
+          <w:i w:val="false"/>
+          <w:iCs w:val="false"/>
+          <w:sz w:val="22"/>
+          <w:szCs w:val="22"/>
+        </w:rPr>
+        <w:t xml:space="preserve">Le protocole présentait le cadre comme heuristique et révisable. Sur les 80 codes de l'arbre final (hors familles), 33 sont nés du matériau ; ils ne remettent pas en cause l'articulation des deux ensembles (sens et pratiques ; conditions perçues), mais ils suggèrent trois révisions, présentées au tableau XI.</w:t>
       </w:r>
     </w:p>
     <w:p>
@@ -1112,7 +1392,7 @@
           <w:sz w:val="20"/>
           <w:szCs w:val="20"/>
         </w:rPr>
-        <w:t xml:space="preserve">Tableau XIII. Révisions du cadre conceptuel suggérées par les codes inductifs</w:t>
+        <w:t xml:space="preserve">Tableau XI. Révisions du cadre conceptuel suggérées par les codes inductifs</w:t>
       </w:r>
     </w:p>
     <w:tbl>
@@ -1260,7 +1540,7 @@
                 <w:sz w:val="19"/>
                 <w:szCs w:val="19"/>
               </w:rPr>
-              <w:t xml:space="preserve">Distinguer l'intrant présent de l'intrant utilisable</w:t>
+              <w:t xml:space="preserve">Distinguer l'intrant présent, l'intrant utilisable et l'intrant accessible à la CPN</w:t>
             </w:r>
           </w:p>
         </w:tc>
@@ -1284,7 +1564,7 @@
                 <w:sz w:val="19"/>
                 <w:szCs w:val="19"/>
               </w:rPr>
-              <w:t xml:space="preserve">Glucomètres présents sans bandelettes valides ; bandelettes périmées ; appareils en panne (thèmes 1 et 5)</w:t>
+              <w:t xml:space="preserve">Glucomètre au laboratoire ou à la consultation des maladies chroniques ; bandelettes réservées, absentes ou périmées ; appareils en panne (thèmes 1 et 5)</w:t>
             </w:r>
           </w:p>
         </w:tc>
@@ -1466,10 +1746,28 @@
       </w:pPr>
       <w:r>
         <w:rPr>
-          <w:sz w:val="22"/>
-          <w:szCs w:val="22"/>
-        </w:rPr>
-        <w:t xml:space="preserve">La deuxième révision est la plus substantielle : le modèle socio-écologique retenu situe le social perçu au plus loin du service, alors que les relais communautaires opèrent précisément entre les deux. La troisième fait du dispositif de contrôle une condition systémique à part entière, ce que la Charte d'Ottawa n'envisage pas explicitement mais que nos résultats rendent nécessaire pour comprendre la distribution effective du dépistage.</w:t>
+          <w:i w:val="false"/>
+          <w:iCs w:val="false"/>
+          <w:sz w:val="22"/>
+          <w:szCs w:val="22"/>
+        </w:rPr>
+        <w:t xml:space="preserve">La première révision est la plus directement liée au terrain : le modèle socio-écologique retenu</w:t>
+      </w:r>
+      <w:r>
+        <w:rPr>
+          <w:sz w:val="22"/>
+          <w:szCs w:val="22"/>
+        </w:rPr>
+        <w:t xml:space="preserve"> [41]</w:t>
+      </w:r>
+      <w:r>
+        <w:rPr>
+          <w:i w:val="false"/>
+          <w:iCs w:val="false"/>
+          <w:sz w:val="22"/>
+          <w:szCs w:val="22"/>
+        </w:rPr>
+        <w:t xml:space="preserve"> distingue les niveaux, mais il ne permet pas de voir qu'un intrant présent dans le centre peut rester inaccessible au service qui en a besoin. La deuxième situe une articulation communautaire entre le service et le social perçu, là où opèrent les agents de santé communautaire. La troisième fait du dispositif de contrôle une condition systémique à part entière, ce que la Charte n'envisage pas explicitement mais que nos résultats rendent nécessaire pour comprendre la distribution effective du dépistage.</w:t>
       </w:r>
     </w:p>
     <w:p>
@@ -1497,10 +1795,12 @@
       </w:pPr>
       <w:r>
         <w:rPr>
-          <w:sz w:val="22"/>
-          <w:szCs w:val="22"/>
-        </w:rPr>
-        <w:t xml:space="preserve">L'échantillonnage à variation maximale couvre les seize centres du district et chacune des modalités des sept dimensions du Tableau II. La puissance informationnelle</w:t>
+          <w:i w:val="false"/>
+          <w:iCs w:val="false"/>
+          <w:sz w:val="22"/>
+          <w:szCs w:val="22"/>
+        </w:rPr>
+        <w:t xml:space="preserve">L'échantillonnage à variation maximale couvre les seize centres du district et chacune des modalités des sept dimensions du tableau II. La puissance informationnelle</w:t>
       </w:r>
       <w:r>
         <w:rPr>
@@ -1511,6 +1811,8 @@
       </w:r>
       <w:r>
         <w:rPr>
+          <w:i w:val="false"/>
+          <w:iCs w:val="false"/>
           <w:sz w:val="22"/>
           <w:szCs w:val="22"/>
         </w:rPr>
@@ -1525,20 +1827,40 @@
       </w:r>
       <w:r>
         <w:rPr>
-          <w:sz w:val="22"/>
-          <w:szCs w:val="22"/>
-        </w:rPr>
-        <w:t xml:space="preserve">. La crédibilité repose sur la triangulation des entretiens avec l'observation et les données de routine, qui a mis en évidence des concordances autant que des écarts. La fidélité du codage a été contrôlée par un double codage de 7 entretiens (κ = 0,864) et un recodage intra-codeur de 2 entretiens (κ = 0,957). Enfin, les interprétations ont été soumises aux 19 participants qui avaient accepté d'être recontactés. Ces procédures répondent aux critères de crédibilité, de fiabilité (dépendabilité), de confirmabilité et de transférabilité de la recherche qualitative</w:t>
-      </w:r>
-      <w:r>
-        <w:rPr>
-          <w:sz w:val="22"/>
-          <w:szCs w:val="22"/>
-        </w:rPr>
-        <w:t xml:space="preserve"> [C7]</w:t>
-      </w:r>
-      <w:r>
-        <w:rPr>
+          <w:i w:val="false"/>
+          <w:iCs w:val="false"/>
+          <w:sz w:val="22"/>
+          <w:szCs w:val="22"/>
+        </w:rPr>
+        <w:t xml:space="preserve">. La crédibilité repose sur la triangulation des entretiens avec l'observation et les données de routine, qui a mis en évidence des concordances autant que des écarts ; l'observation a notamment permis de situer le glucomètre, ce que les entretiens seuls n'auraient pas établi. La fidélité du codage a été contrôlée par un double codage indépendant de 3 entretiens (κ = 0,866) et un recodage intra-codeur de 3 entretiens après quatre semaines (κ = 0,957). Les interprétations ont été soumises à quatre participants volontaires. Ces procédures répondent aux critères de crédibilité, de dépendabilité, de confirmabilité et de transférabilité retenus</w:t>
+      </w:r>
+      <w:r>
+        <w:rPr>
+          <w:sz w:val="22"/>
+          <w:szCs w:val="22"/>
+        </w:rPr>
+        <w:t xml:space="preserve"> [46]</w:t>
+      </w:r>
+      <w:r>
+        <w:rPr>
+          <w:i w:val="false"/>
+          <w:iCs w:val="false"/>
+          <w:sz w:val="22"/>
+          <w:szCs w:val="22"/>
+        </w:rPr>
+        <w:t xml:space="preserve">, et le rapportage suit la grille COREQ</w:t>
+      </w:r>
+      <w:r>
+        <w:rPr>
+          <w:sz w:val="22"/>
+          <w:szCs w:val="22"/>
+        </w:rPr>
+        <w:t xml:space="preserve"> [47]</w:t>
+      </w:r>
+      <w:r>
+        <w:rPr>
+          <w:i w:val="false"/>
+          <w:iCs w:val="false"/>
           <w:sz w:val="22"/>
           <w:szCs w:val="22"/>
         </w:rPr>
@@ -1561,6 +1883,8 @@
       </w:pPr>
       <w:r>
         <w:rPr>
+          <w:i w:val="false"/>
+          <w:iCs w:val="false"/>
           <w:sz w:val="22"/>
           <w:szCs w:val="22"/>
         </w:rPr>
@@ -1574,6 +1898,8 @@
       </w:pPr>
       <w:r>
         <w:rPr>
+          <w:i w:val="false"/>
+          <w:iCs w:val="false"/>
           <w:sz w:val="22"/>
           <w:szCs w:val="22"/>
         </w:rPr>
@@ -1584,14 +1910,32 @@
           <w:sz w:val="22"/>
           <w:szCs w:val="22"/>
         </w:rPr>
-        <w:t xml:space="preserve"> [C8]</w:t>
-      </w:r>
-      <w:r>
-        <w:rPr>
-          <w:sz w:val="22"/>
-          <w:szCs w:val="22"/>
-        </w:rPr>
-        <w:t xml:space="preserve">. Les données de routine, de qualité limitée, ne caractérisent que le contexte. La traduction des entretiens conduits en kinyarwanda introduit un risque de perte de sens, contrôlé mais non supprimé par la vérification des transcriptions. Enfin, l'étude porte sur un seul district : ses résultats ne se généralisent pas, mais la description dense du contexte doit permettre au lecteur d'apprécier leur transférabilité à d'autres districts ruraux.</w:t>
+        <w:t xml:space="preserve"> [79]</w:t>
+      </w:r>
+      <w:r>
+        <w:rPr>
+          <w:i w:val="false"/>
+          <w:iCs w:val="false"/>
+          <w:sz w:val="22"/>
+          <w:szCs w:val="22"/>
+        </w:rPr>
+        <w:t xml:space="preserve">. Les données de routine, de qualité limitée</w:t>
+      </w:r>
+      <w:r>
+        <w:rPr>
+          <w:sz w:val="22"/>
+          <w:szCs w:val="22"/>
+        </w:rPr>
+        <w:t xml:space="preserve"> [69]</w:t>
+      </w:r>
+      <w:r>
+        <w:rPr>
+          <w:i w:val="false"/>
+          <w:iCs w:val="false"/>
+          <w:sz w:val="22"/>
+          <w:szCs w:val="22"/>
+        </w:rPr>
+        <w:t xml:space="preserve">, ne caractérisent que le contexte. La traduction des entretiens conduits en kinyarwanda, langue que le chercheur maîtrise sans qu'elle soit sa langue première, introduit un risque de perte de sens, contrôlé mais non supprimé par la vérification indépendante d'un échantillon de passages. Enfin, l'étude porte sur un seul district : ses résultats ne se généralisent pas, mais la description dense du contexte doit permettre au lecteur d'apprécier leur transférabilité à d'autres districts ruraux.</w:t>
       </w:r>
     </w:p>
     <w:p>
@@ -1610,10 +1954,12 @@
       </w:pPr>
       <w:r>
         <w:rPr>
-          <w:sz w:val="22"/>
-          <w:szCs w:val="22"/>
-        </w:rPr>
-        <w:t xml:space="preserve">Les recommandations suivantes découlent des résultats et des transformations proposées par les participants. Elles sont présentées par destinataire (tableau XIV).</w:t>
+          <w:i w:val="false"/>
+          <w:iCs w:val="false"/>
+          <w:sz w:val="22"/>
+          <w:szCs w:val="22"/>
+        </w:rPr>
+        <w:t xml:space="preserve">Les recommandations suivantes découlent des résultats et des transformations proposées par les participants. Elles sont présentées par destinataire (tableau XII).</w:t>
       </w:r>
     </w:p>
     <w:p>
@@ -1628,7 +1974,7 @@
           <w:sz w:val="20"/>
           <w:szCs w:val="20"/>
         </w:rPr>
-        <w:t xml:space="preserve">Tableau XIV. Recommandations par destinataire</w:t>
+        <w:t xml:space="preserve">Tableau XII. Recommandations par destinataire</w:t>
       </w:r>
     </w:p>
     <w:tbl>
@@ -1776,7 +2122,7 @@
                 <w:sz w:val="19"/>
                 <w:szCs w:val="19"/>
               </w:rPr>
-              <w:t xml:space="preserve">Inscrire dans le rapport mensuel une ligne sur le dépistage (tensions mesurées, résultats anormaux, références abouties) ; inclure bandelettes de glycémie et piles dans les intrants essentiels ; organiser la maintenance des appareils ; superviser par l'observation des actes et non par la seule complétude des registres</w:t>
+              <w:t xml:space="preserve">Rattacher explicitement la glycémie de la femme enceinte à la CPN : réserver au laboratoire une part des bandelettes pour les bons de la CPN, et inclure ces bandelettes et les piles des tensiomètres dans les intrants essentiels ; inscrire dans le rapport mensuel une ligne sur le dépistage (tensions mesurées, glycémies réalisées, résultats anormaux, références abouties) ; organiser la maintenance des appareils ; superviser par l'observation des actes et non par la seule complétude des registres</w:t>
             </w:r>
           </w:p>
         </w:tc>
@@ -1829,7 +2175,7 @@
                 <w:sz w:val="19"/>
                 <w:szCs w:val="19"/>
               </w:rPr>
-              <w:t xml:space="preserve">Hôpital de district</w:t>
+              <w:t xml:space="preserve">Responsables des centres de santé</w:t>
             </w:r>
           </w:p>
         </w:tc>
@@ -1853,7 +2199,7 @@
                 <w:sz w:val="19"/>
                 <w:szCs w:val="19"/>
               </w:rPr>
-              <w:t xml:space="preserve">Rendre systématique le retour d'information vers le centre pour chaque femme référée ; organiser le suivi après l'accouchement des femmes dépistées</w:t>
+              <w:t xml:space="preserve">Organiser le circuit « bon de CPN → laboratoire » le matin même ; coordonner la CPN et la consultation des maladies chroniques pour l'usage du glucomètre</w:t>
             </w:r>
           </w:p>
         </w:tc>
@@ -1877,7 +2223,7 @@
                 <w:sz w:val="19"/>
                 <w:szCs w:val="19"/>
               </w:rPr>
-              <w:t xml:space="preserve">Thème 3</w:t>
+              <w:t xml:space="preserve">Thème 1</w:t>
             </w:r>
           </w:p>
         </w:tc>
@@ -1906,7 +2252,7 @@
                 <w:sz w:val="19"/>
                 <w:szCs w:val="19"/>
               </w:rPr>
-              <w:t xml:space="preserve">Équipes des centres de santé</w:t>
+              <w:t xml:space="preserve">Hôpital de district</w:t>
             </w:r>
           </w:p>
         </w:tc>
@@ -1930,7 +2276,7 @@
                 <w:sz w:val="19"/>
                 <w:szCs w:val="19"/>
               </w:rPr>
-              <w:t xml:space="preserve">Vérifier la compréhension en faisant reformuler la femme ; utiliser un support visuel commun ; consacrer davantage de temps d'explication aux femmes qui en ont le plus besoin ; tracer les références</w:t>
+              <w:t xml:space="preserve">Rendre systématique le retour d'information vers le centre pour chaque femme référée ; organiser le suivi après l'accouchement des femmes dépistées</w:t>
             </w:r>
           </w:p>
         </w:tc>
@@ -1954,7 +2300,7 @@
                 <w:sz w:val="19"/>
                 <w:szCs w:val="19"/>
               </w:rPr>
-              <w:t xml:space="preserve">Thème 2</w:t>
+              <w:t xml:space="preserve">Thème 3</w:t>
             </w:r>
           </w:p>
         </w:tc>
@@ -1983,7 +2329,7 @@
                 <w:sz w:val="19"/>
                 <w:szCs w:val="19"/>
               </w:rPr>
-              <w:t xml:space="preserve">Formation initiale et continue</w:t>
+              <w:t xml:space="preserve">Équipes de CPN</w:t>
             </w:r>
           </w:p>
         </w:tc>
@@ -2007,7 +2353,7 @@
                 <w:sz w:val="19"/>
                 <w:szCs w:val="19"/>
               </w:rPr>
-              <w:t xml:space="preserve">Former les infirmiers affectés aux constantes autant que les sages-femmes ; former des équipes plutôt que des personnes ; intégrer la pratique informative et sa distribution entre les femmes au contenu des formations</w:t>
+              <w:t xml:space="preserve">Vérifier la compréhension en faisant reformuler la femme ; utiliser un support visuel commun ; consacrer davantage de temps d'explication aux femmes qui en ont le plus besoin ; tracer les références</w:t>
             </w:r>
           </w:p>
         </w:tc>
@@ -2031,7 +2377,7 @@
                 <w:sz w:val="19"/>
                 <w:szCs w:val="19"/>
               </w:rPr>
-              <w:t xml:space="preserve">Thèmes 1 et 2 ; conditions individuelles</w:t>
+              <w:t xml:space="preserve">Thème 2</w:t>
             </w:r>
           </w:p>
         </w:tc>
@@ -2060,6 +2406,83 @@
                 <w:sz w:val="19"/>
                 <w:szCs w:val="19"/>
               </w:rPr>
+              <w:t xml:space="preserve">Formation initiale et continue</w:t>
+            </w:r>
+          </w:p>
+        </w:tc>
+        <w:tc>
+          <w:tcPr>
+            <w:tcW w:type="dxa" w:w="5126"/>
+            <w:tcMar>
+              <w:top w:type="dxa" w:w="60"/>
+              <w:left w:type="dxa" w:w="100"/>
+              <w:bottom w:type="dxa" w:w="60"/>
+              <w:right w:type="dxa" w:w="100"/>
+            </w:tcMar>
+          </w:tcPr>
+          <w:p>
+            <w:r>
+              <w:rPr>
+                <w:b w:val="false"/>
+                <w:bCs w:val="false"/>
+                <w:i w:val="false"/>
+                <w:iCs w:val="false"/>
+                <w:sz w:val="19"/>
+                <w:szCs w:val="19"/>
+              </w:rPr>
+              <w:t xml:space="preserve">Former les infirmiers affectés aux constantes autant que les sages-femmes ; former des équipes plutôt que des personnes ; intégrer la pratique informative et sa distribution entre les femmes au contenu des formations</w:t>
+            </w:r>
+          </w:p>
+        </w:tc>
+        <w:tc>
+          <w:tcPr>
+            <w:tcW w:type="dxa" w:w="1700"/>
+            <w:tcMar>
+              <w:top w:type="dxa" w:w="60"/>
+              <w:left w:type="dxa" w:w="100"/>
+              <w:bottom w:type="dxa" w:w="60"/>
+              <w:right w:type="dxa" w:w="100"/>
+            </w:tcMar>
+          </w:tcPr>
+          <w:p>
+            <w:r>
+              <w:rPr>
+                <w:b w:val="false"/>
+                <w:bCs w:val="false"/>
+                <w:i w:val="false"/>
+                <w:iCs w:val="false"/>
+                <w:sz w:val="19"/>
+                <w:szCs w:val="19"/>
+              </w:rPr>
+              <w:t xml:space="preserve">Thèmes 1 et 2 ; conditions individuelles</w:t>
+            </w:r>
+          </w:p>
+        </w:tc>
+      </w:tr>
+      <w:tr>
+        <w:trPr>
+          <w:tblHeader w:val="off"/>
+        </w:trPr>
+        <w:tc>
+          <w:tcPr>
+            <w:tcW w:type="dxa" w:w="2200"/>
+            <w:tcMar>
+              <w:top w:type="dxa" w:w="60"/>
+              <w:left w:type="dxa" w:w="100"/>
+              <w:bottom w:type="dxa" w:w="60"/>
+              <w:right w:type="dxa" w:w="100"/>
+            </w:tcMar>
+          </w:tcPr>
+          <w:p>
+            <w:r>
+              <w:rPr>
+                <w:b w:val="false"/>
+                <w:bCs w:val="false"/>
+                <w:i w:val="false"/>
+                <w:iCs w:val="false"/>
+                <w:sz w:val="19"/>
+                <w:szCs w:val="19"/>
+              </w:rPr>
               <w:t xml:space="preserve">Programme de santé communautaire</w:t>
             </w:r>
           </w:p>
@@ -2145,10 +2568,12 @@
       </w:pPr>
       <w:r>
         <w:rPr>
-          <w:sz w:val="22"/>
-          <w:szCs w:val="22"/>
-        </w:rPr>
-        <w:t xml:space="preserve">Trois prolongements paraissent prioritaires. Le premier est de recueillir le point de vue des femmes sur l'explication qu'elles reçoivent, pour confronter la modulation décrite par les prestataires à l'expérience de celles qui la reçoivent. Le deuxième est une étude quantitative de la couverture effective du dépistage glycémique par centre, qui permettrait de vérifier l'hypothèse, formulée en 6.2.1, d'un sous-dépistage contribuant aux faibles prévalences observées. Le troisième est une étude de suivi des femmes dépistées après l'accouchement, pour documenter la discontinuité que les participants placent au premier rang de leurs préoccupations.</w:t>
+          <w:i w:val="false"/>
+          <w:iCs w:val="false"/>
+          <w:sz w:val="22"/>
+          <w:szCs w:val="22"/>
+        </w:rPr>
+        <w:t xml:space="preserve">Trois prolongements paraissent prioritaires. Le premier est de recueillir le point de vue des femmes sur l'explication qu'elles reçoivent, pour confronter la modulation décrite par les prestataires à l'expérience de celles qui la reçoivent. Le deuxième est une étude quantitative de la couverture effective du dépistage glycémique chez les femmes enceintes, à partir des registres des laboratoires des centres de santé, qui permettrait de vérifier l'hypothèse d'un sous-dépistage contribuant aux faibles prévalences rapportées. Le troisième est une étude de suivi des femmes dépistées après l'accouchement, pour documenter la discontinuité que les participants placent au premier rang de leurs préoccupations.</w:t>
       </w:r>
     </w:p>
     <w:p>
@@ -2157,7 +2582,7 @@
         <w:spacing w:after="120" w:before="220"/>
       </w:pPr>
       <w:r>
-        <w:t xml:space="preserve">Références complémentaires proposées (à vérifier, puis à intégrer à la bibliographie)</w:t>
+        <w:t xml:space="preserve">Références ajoutées pendant la rédaction (à vérifier, puis à intégrer à la bibliographie)</w:t>
       </w:r>
     </w:p>
     <w:p>
@@ -2170,7 +2595,7 @@
           <w:sz w:val="20"/>
           <w:szCs w:val="20"/>
         </w:rPr>
-        <w:t xml:space="preserve">[C1]	Organisation mondiale de la Santé. Recommandations de l'OMS concernant les soins prénatals pour que la grossesse soit une expérience positive. Genève : OMS ; 2016.</w:t>
+        <w:t xml:space="preserve">72.	Niyonsenga SP, Park PH, Ngoga G, et al. Implementation outcomes of national decentralization of integrated outpatient services for severe non-communicable diseases to district hospitals in Rwanda. Trop Med Int Health. 2021;26(8):953-61.</w:t>
       </w:r>
     </w:p>
     <w:p>
@@ -2183,7 +2608,7 @@
           <w:sz w:val="20"/>
           <w:szCs w:val="20"/>
         </w:rPr>
-        <w:t xml:space="preserve">[C2]	Tudor Hart J. The inverse care law. Lancet. 1971;1(7696):405-12.</w:t>
+        <w:t xml:space="preserve">73.	Tudor Hart J. The inverse care law. Lancet. 1971;1(7696):405-12.</w:t>
       </w:r>
     </w:p>
     <w:p>
@@ -2196,7 +2621,7 @@
           <w:sz w:val="20"/>
           <w:szCs w:val="20"/>
         </w:rPr>
-        <w:t xml:space="preserve">[C3]	Nutbeam D. Health literacy as a public health goal: a challenge for contemporary health education and communication strategies into the 21st century. Health Promot Int. 2000;15(3):259-67.</w:t>
+        <w:t xml:space="preserve">74.	Nutbeam D. Health literacy as a public health goal: a challenge for contemporary health education and communication strategies into the 21st century. Health Promot Int. 2000;15(3):259-67.</w:t>
       </w:r>
     </w:p>
     <w:p>
@@ -2209,7 +2634,7 @@
           <w:sz w:val="20"/>
           <w:szCs w:val="20"/>
         </w:rPr>
-        <w:t xml:space="preserve">[C4]	Lipsky M. Street-level bureaucracy: dilemmas of the individual in public services. New York: Russell Sage Foundation; 1980.</w:t>
+        <w:t xml:space="preserve">75.	Lipsky M. Street-level bureaucracy: dilemmas of the individual in public services. New York: Russell Sage Foundation; 1980.</w:t>
       </w:r>
     </w:p>
     <w:p>
@@ -2222,7 +2647,7 @@
           <w:sz w:val="20"/>
           <w:szCs w:val="20"/>
         </w:rPr>
-        <w:t xml:space="preserve">[C5]	Marmot M, Allen J, Goldblatt P, Boyce T, McNeish D, Grady M, et al. Fair society, healthy lives: the Marmot Review. London: The Marmot Review; 2010.</w:t>
+        <w:t xml:space="preserve">76.	Marmot M, Allen J, Goldblatt P, Boyce T, McNeish D, Grady M, et al. Fair society, healthy lives: the Marmot Review. London: The Marmot Review; 2010.</w:t>
       </w:r>
     </w:p>
     <w:p>
@@ -2235,7 +2660,7 @@
           <w:sz w:val="20"/>
           <w:szCs w:val="20"/>
         </w:rPr>
-        <w:t xml:space="preserve">[C6]	Campbell DT. Assessing the impact of planned social change. Eval Program Plann. 1979;2(1):67-90.</w:t>
+        <w:t xml:space="preserve">77.	Campbell DT. Assessing the impact of planned social change. Eval Program Plann. 1979;2(1):67-90.</w:t>
       </w:r>
     </w:p>
     <w:p>
@@ -2248,7 +2673,7 @@
           <w:sz w:val="20"/>
           <w:szCs w:val="20"/>
         </w:rPr>
-        <w:t xml:space="preserve">[C7]	Lincoln YS, Guba EG. Naturalistic inquiry. Beverly Hills (CA): Sage; 1985.</w:t>
+        <w:t xml:space="preserve">78.	Rurangirwa AA, Mogren I, Ntaganira J, Govender K, Krantz G. Quality of antenatal care services in Rwanda: assessing practices of health care providers. BMC Health Serv Res. 2018;18(1):865.</w:t>
       </w:r>
     </w:p>
     <w:p>
@@ -2261,531 +2686,7 @@
           <w:sz w:val="20"/>
           <w:szCs w:val="20"/>
         </w:rPr>
-        <w:t xml:space="preserve">[C8]	McCambridge J, Witton J, Elbourne DR. Systematic review of the Hawthorne effect: new concepts are needed to study research participation effects. J Clin Epidemiol. 2014;67(3):267-77.</w:t>
-      </w:r>
-    </w:p>
-    <w:p>
-      <w:r>
-        <w:br w:type="page"/>
-      </w:r>
-    </w:p>
-    <w:p>
-      <w:pPr>
-        <w:pStyle w:val="Heading1"/>
-        <w:spacing w:after="160" w:before="280"/>
-      </w:pPr>
-      <w:r>
-        <w:t xml:space="preserve">Annexe d'exercice — compléter et vérifier cette discussion</w:t>
-      </w:r>
-    </w:p>
-    <w:p>
-      <w:pPr>
-        <w:spacing w:after="140"/>
-        <w:jc w:val="both"/>
-      </w:pPr>
-      <w:r>
-        <w:rPr>
-          <w:sz w:val="22"/>
-          <w:szCs w:val="22"/>
-        </w:rPr>
-        <w:t xml:space="preserve">Les emplacements surlignés appellent une référence de votre revue de littérature. Pour chacun, retrouvez dans la section indiquée l'étude qui soutient, nuance ou contredit le résultat discuté, et écrivez explicitement ce que vos résultats confirment, précisent ou remettent en cause.</w:t>
-      </w:r>
-    </w:p>
-    <w:tbl>
-      <w:tblPr>
-        <w:tblW w:type="dxa" w:w="9026"/>
-        <w:tblBorders>
-          <w:top w:val="single" w:color="auto" w:sz="4"/>
-          <w:left w:val="single" w:color="auto" w:sz="4"/>
-          <w:bottom w:val="single" w:color="auto" w:sz="4"/>
-          <w:right w:val="single" w:color="auto" w:sz="4"/>
-          <w:insideH w:val="single" w:color="auto" w:sz="4"/>
-          <w:insideV w:val="single" w:color="auto" w:sz="4"/>
-        </w:tblBorders>
-      </w:tblPr>
-      <w:tblGrid>
-        <w:gridCol w:w="1800"/>
-        <w:gridCol w:w="5726"/>
-        <w:gridCol w:w="1500"/>
-      </w:tblGrid>
-      <w:tr>
-        <w:trPr>
-          <w:tblHeader/>
-        </w:trPr>
-        <w:tc>
-          <w:tcPr>
-            <w:tcW w:type="dxa" w:w="1800"/>
-            <w:shd w:fill="E8EDF2" w:color="auto" w:val="clear"/>
-            <w:tcMar>
-              <w:top w:type="dxa" w:w="60"/>
-              <w:left w:type="dxa" w:w="100"/>
-              <w:bottom w:type="dxa" w:w="60"/>
-              <w:right w:type="dxa" w:w="100"/>
-            </w:tcMar>
-          </w:tcPr>
-          <w:p>
-            <w:r>
-              <w:rPr>
-                <w:b/>
-                <w:bCs/>
-                <w:i w:val="false"/>
-                <w:iCs w:val="false"/>
-                <w:sz w:val="19"/>
-                <w:szCs w:val="19"/>
-              </w:rPr>
-              <w:t xml:space="preserve">Section de la revue (§ 2.2)</w:t>
-            </w:r>
-          </w:p>
-        </w:tc>
-        <w:tc>
-          <w:tcPr>
-            <w:tcW w:type="dxa" w:w="5726"/>
-            <w:shd w:fill="E8EDF2" w:color="auto" w:val="clear"/>
-            <w:tcMar>
-              <w:top w:type="dxa" w:w="60"/>
-              <w:left w:type="dxa" w:w="100"/>
-              <w:bottom w:type="dxa" w:w="60"/>
-              <w:right w:type="dxa" w:w="100"/>
-            </w:tcMar>
-          </w:tcPr>
-          <w:p>
-            <w:r>
-              <w:rPr>
-                <w:b/>
-                <w:bCs/>
-                <w:i w:val="false"/>
-                <w:iCs w:val="false"/>
-                <w:sz w:val="19"/>
-                <w:szCs w:val="19"/>
-              </w:rPr>
-              <w:t xml:space="preserve">Intitulé</w:t>
-            </w:r>
-          </w:p>
-        </w:tc>
-        <w:tc>
-          <w:tcPr>
-            <w:tcW w:type="dxa" w:w="1500"/>
-            <w:shd w:fill="E8EDF2" w:color="auto" w:val="clear"/>
-            <w:tcMar>
-              <w:top w:type="dxa" w:w="60"/>
-              <w:left w:type="dxa" w:w="100"/>
-              <w:bottom w:type="dxa" w:w="60"/>
-              <w:right w:type="dxa" w:w="100"/>
-            </w:tcMar>
-          </w:tcPr>
-          <w:p>
-            <w:r>
-              <w:rPr>
-                <w:b/>
-                <w:bCs/>
-                <w:i w:val="false"/>
-                <w:iCs w:val="false"/>
-                <w:sz w:val="19"/>
-                <w:szCs w:val="19"/>
-              </w:rPr>
-              <w:t xml:space="preserve">Emplacements</w:t>
-            </w:r>
-          </w:p>
-        </w:tc>
-      </w:tr>
-      <w:tr>
-        <w:trPr>
-          <w:tblHeader w:val="off"/>
-        </w:trPr>
-        <w:tc>
-          <w:tcPr>
-            <w:tcW w:type="dxa" w:w="1800"/>
-            <w:tcMar>
-              <w:top w:type="dxa" w:w="60"/>
-              <w:left w:type="dxa" w:w="100"/>
-              <w:bottom w:type="dxa" w:w="60"/>
-              <w:right w:type="dxa" w:w="100"/>
-            </w:tcMar>
-          </w:tcPr>
-          <w:p>
-            <w:r>
-              <w:rPr>
-                <w:b w:val="false"/>
-                <w:bCs w:val="false"/>
-                <w:i w:val="false"/>
-                <w:iCs w:val="false"/>
-                <w:sz w:val="19"/>
-                <w:szCs w:val="19"/>
-              </w:rPr>
-              <w:t xml:space="preserve">2.2.2</w:t>
-            </w:r>
-          </w:p>
-        </w:tc>
-        <w:tc>
-          <w:tcPr>
-            <w:tcW w:type="dxa" w:w="5726"/>
-            <w:tcMar>
-              <w:top w:type="dxa" w:w="60"/>
-              <w:left w:type="dxa" w:w="100"/>
-              <w:bottom w:type="dxa" w:w="60"/>
-              <w:right w:type="dxa" w:w="100"/>
-            </w:tcMar>
-          </w:tcPr>
-          <w:p>
-            <w:r>
-              <w:rPr>
-                <w:b w:val="false"/>
-                <w:bCs w:val="false"/>
-                <w:i w:val="false"/>
-                <w:iCs w:val="false"/>
-                <w:sz w:val="19"/>
-                <w:szCs w:val="19"/>
-              </w:rPr>
-              <w:t xml:space="preserve">Les orientations internationales relatives au dépistage en soins primaires</w:t>
-            </w:r>
-          </w:p>
-        </w:tc>
-        <w:tc>
-          <w:tcPr>
-            <w:tcW w:type="dxa" w:w="1500"/>
-            <w:tcMar>
-              <w:top w:type="dxa" w:w="60"/>
-              <w:left w:type="dxa" w:w="100"/>
-              <w:bottom w:type="dxa" w:w="60"/>
-              <w:right w:type="dxa" w:w="100"/>
-            </w:tcMar>
-          </w:tcPr>
-          <w:p>
-            <w:r>
-              <w:rPr>
-                <w:b w:val="false"/>
-                <w:bCs w:val="false"/>
-                <w:i w:val="false"/>
-                <w:iCs w:val="false"/>
-                <w:sz w:val="19"/>
-                <w:szCs w:val="19"/>
-              </w:rPr>
-              <w:t xml:space="preserve">1</w:t>
-            </w:r>
-          </w:p>
-        </w:tc>
-      </w:tr>
-      <w:tr>
-        <w:trPr>
-          <w:tblHeader w:val="off"/>
-        </w:trPr>
-        <w:tc>
-          <w:tcPr>
-            <w:tcW w:type="dxa" w:w="1800"/>
-            <w:tcMar>
-              <w:top w:type="dxa" w:w="60"/>
-              <w:left w:type="dxa" w:w="100"/>
-              <w:bottom w:type="dxa" w:w="60"/>
-              <w:right w:type="dxa" w:w="100"/>
-            </w:tcMar>
-          </w:tcPr>
-          <w:p>
-            <w:r>
-              <w:rPr>
-                <w:b w:val="false"/>
-                <w:bCs w:val="false"/>
-                <w:i w:val="false"/>
-                <w:iCs w:val="false"/>
-                <w:sz w:val="19"/>
-                <w:szCs w:val="19"/>
-              </w:rPr>
-              <w:t xml:space="preserve">2.2.3</w:t>
-            </w:r>
-          </w:p>
-        </w:tc>
-        <w:tc>
-          <w:tcPr>
-            <w:tcW w:type="dxa" w:w="5726"/>
-            <w:tcMar>
-              <w:top w:type="dxa" w:w="60"/>
-              <w:left w:type="dxa" w:w="100"/>
-              <w:bottom w:type="dxa" w:w="60"/>
-              <w:right w:type="dxa" w:w="100"/>
-            </w:tcMar>
-          </w:tcPr>
-          <w:p>
-            <w:r>
-              <w:rPr>
-                <w:b w:val="false"/>
-                <w:bCs w:val="false"/>
-                <w:i w:val="false"/>
-                <w:iCs w:val="false"/>
-                <w:sz w:val="19"/>
-                <w:szCs w:val="19"/>
-              </w:rPr>
-              <w:t xml:space="preserve">Les connaissances disponibles en Afrique subsaharienne</w:t>
-            </w:r>
-          </w:p>
-        </w:tc>
-        <w:tc>
-          <w:tcPr>
-            <w:tcW w:type="dxa" w:w="1500"/>
-            <w:tcMar>
-              <w:top w:type="dxa" w:w="60"/>
-              <w:left w:type="dxa" w:w="100"/>
-              <w:bottom w:type="dxa" w:w="60"/>
-              <w:right w:type="dxa" w:w="100"/>
-            </w:tcMar>
-          </w:tcPr>
-          <w:p>
-            <w:r>
-              <w:rPr>
-                <w:b w:val="false"/>
-                <w:bCs w:val="false"/>
-                <w:i w:val="false"/>
-                <w:iCs w:val="false"/>
-                <w:sz w:val="19"/>
-                <w:szCs w:val="19"/>
-              </w:rPr>
-              <w:t xml:space="preserve">2</w:t>
-            </w:r>
-          </w:p>
-        </w:tc>
-      </w:tr>
-      <w:tr>
-        <w:trPr>
-          <w:tblHeader w:val="off"/>
-        </w:trPr>
-        <w:tc>
-          <w:tcPr>
-            <w:tcW w:type="dxa" w:w="1800"/>
-            <w:tcMar>
-              <w:top w:type="dxa" w:w="60"/>
-              <w:left w:type="dxa" w:w="100"/>
-              <w:bottom w:type="dxa" w:w="60"/>
-              <w:right w:type="dxa" w:w="100"/>
-            </w:tcMar>
-          </w:tcPr>
-          <w:p>
-            <w:r>
-              <w:rPr>
-                <w:b w:val="false"/>
-                <w:bCs w:val="false"/>
-                <w:i w:val="false"/>
-                <w:iCs w:val="false"/>
-                <w:sz w:val="19"/>
-                <w:szCs w:val="19"/>
-              </w:rPr>
-              <w:t xml:space="preserve">2.2.4</w:t>
-            </w:r>
-          </w:p>
-        </w:tc>
-        <w:tc>
-          <w:tcPr>
-            <w:tcW w:type="dxa" w:w="5726"/>
-            <w:tcMar>
-              <w:top w:type="dxa" w:w="60"/>
-              <w:left w:type="dxa" w:w="100"/>
-              <w:bottom w:type="dxa" w:w="60"/>
-              <w:right w:type="dxa" w:w="100"/>
-            </w:tcMar>
-          </w:tcPr>
-          <w:p>
-            <w:r>
-              <w:rPr>
-                <w:b w:val="false"/>
-                <w:bCs w:val="false"/>
-                <w:i w:val="false"/>
-                <w:iCs w:val="false"/>
-                <w:sz w:val="19"/>
-                <w:szCs w:val="19"/>
-              </w:rPr>
-              <w:t xml:space="preserve">Déterminants sociaux du recours et équité dans l'accès au dépistage</w:t>
-            </w:r>
-          </w:p>
-        </w:tc>
-        <w:tc>
-          <w:tcPr>
-            <w:tcW w:type="dxa" w:w="1500"/>
-            <w:tcMar>
-              <w:top w:type="dxa" w:w="60"/>
-              <w:left w:type="dxa" w:w="100"/>
-              <w:bottom w:type="dxa" w:w="60"/>
-              <w:right w:type="dxa" w:w="100"/>
-            </w:tcMar>
-          </w:tcPr>
-          <w:p>
-            <w:r>
-              <w:rPr>
-                <w:b w:val="false"/>
-                <w:bCs w:val="false"/>
-                <w:i w:val="false"/>
-                <w:iCs w:val="false"/>
-                <w:sz w:val="19"/>
-                <w:szCs w:val="19"/>
-              </w:rPr>
-              <w:t xml:space="preserve">1</w:t>
-            </w:r>
-          </w:p>
-        </w:tc>
-      </w:tr>
-      <w:tr>
-        <w:trPr>
-          <w:tblHeader w:val="off"/>
-        </w:trPr>
-        <w:tc>
-          <w:tcPr>
-            <w:tcW w:type="dxa" w:w="1800"/>
-            <w:tcMar>
-              <w:top w:type="dxa" w:w="60"/>
-              <w:left w:type="dxa" w:w="100"/>
-              <w:bottom w:type="dxa" w:w="60"/>
-              <w:right w:type="dxa" w:w="100"/>
-            </w:tcMar>
-          </w:tcPr>
-          <w:p>
-            <w:r>
-              <w:rPr>
-                <w:b w:val="false"/>
-                <w:bCs w:val="false"/>
-                <w:i w:val="false"/>
-                <w:iCs w:val="false"/>
-                <w:sz w:val="19"/>
-                <w:szCs w:val="19"/>
-              </w:rPr>
-              <w:t xml:space="preserve">2.2.5</w:t>
-            </w:r>
-          </w:p>
-        </w:tc>
-        <w:tc>
-          <w:tcPr>
-            <w:tcW w:type="dxa" w:w="5726"/>
-            <w:tcMar>
-              <w:top w:type="dxa" w:w="60"/>
-              <w:left w:type="dxa" w:w="100"/>
-              <w:bottom w:type="dxa" w:w="60"/>
-              <w:right w:type="dxa" w:w="100"/>
-            </w:tcMar>
-          </w:tcPr>
-          <w:p>
-            <w:r>
-              <w:rPr>
-                <w:b w:val="false"/>
-                <w:bCs w:val="false"/>
-                <w:i w:val="false"/>
-                <w:iCs w:val="false"/>
-                <w:sz w:val="19"/>
-                <w:szCs w:val="19"/>
-              </w:rPr>
-              <w:t xml:space="preserve">Les interventions de promotion de la santé au Rwanda</w:t>
-            </w:r>
-          </w:p>
-        </w:tc>
-        <w:tc>
-          <w:tcPr>
-            <w:tcW w:type="dxa" w:w="1500"/>
-            <w:tcMar>
-              <w:top w:type="dxa" w:w="60"/>
-              <w:left w:type="dxa" w:w="100"/>
-              <w:bottom w:type="dxa" w:w="60"/>
-              <w:right w:type="dxa" w:w="100"/>
-            </w:tcMar>
-          </w:tcPr>
-          <w:p>
-            <w:r>
-              <w:rPr>
-                <w:b w:val="false"/>
-                <w:bCs w:val="false"/>
-                <w:i w:val="false"/>
-                <w:iCs w:val="false"/>
-                <w:sz w:val="19"/>
-                <w:szCs w:val="19"/>
-              </w:rPr>
-              <w:t xml:space="preserve">2</w:t>
-            </w:r>
-          </w:p>
-        </w:tc>
-      </w:tr>
-      <w:tr>
-        <w:trPr>
-          <w:tblHeader w:val="off"/>
-        </w:trPr>
-        <w:tc>
-          <w:tcPr>
-            <w:tcW w:type="dxa" w:w="1800"/>
-            <w:tcMar>
-              <w:top w:type="dxa" w:w="60"/>
-              <w:left w:type="dxa" w:w="100"/>
-              <w:bottom w:type="dxa" w:w="60"/>
-              <w:right w:type="dxa" w:w="100"/>
-            </w:tcMar>
-          </w:tcPr>
-          <w:p>
-            <w:r>
-              <w:rPr>
-                <w:b w:val="false"/>
-                <w:bCs w:val="false"/>
-                <w:i w:val="false"/>
-                <w:iCs w:val="false"/>
-                <w:sz w:val="19"/>
-                <w:szCs w:val="19"/>
-              </w:rPr>
-              <w:t xml:space="preserve">2.2.6</w:t>
-            </w:r>
-          </w:p>
-        </w:tc>
-        <w:tc>
-          <w:tcPr>
-            <w:tcW w:type="dxa" w:w="5726"/>
-            <w:tcMar>
-              <w:top w:type="dxa" w:w="60"/>
-              <w:left w:type="dxa" w:w="100"/>
-              <w:bottom w:type="dxa" w:w="60"/>
-              <w:right w:type="dxa" w:w="100"/>
-            </w:tcMar>
-          </w:tcPr>
-          <w:p>
-            <w:r>
-              <w:rPr>
-                <w:b w:val="false"/>
-                <w:bCs w:val="false"/>
-                <w:i w:val="false"/>
-                <w:iCs w:val="false"/>
-                <w:sz w:val="19"/>
-                <w:szCs w:val="19"/>
-              </w:rPr>
-              <w:t xml:space="preserve">Les connaissances disponibles au Rwanda et le point de vue absent</w:t>
-            </w:r>
-          </w:p>
-        </w:tc>
-        <w:tc>
-          <w:tcPr>
-            <w:tcW w:type="dxa" w:w="1500"/>
-            <w:tcMar>
-              <w:top w:type="dxa" w:w="60"/>
-              <w:left w:type="dxa" w:w="100"/>
-              <w:bottom w:type="dxa" w:w="60"/>
-              <w:right w:type="dxa" w:w="100"/>
-            </w:tcMar>
-          </w:tcPr>
-          <w:p>
-            <w:r>
-              <w:rPr>
-                <w:b w:val="false"/>
-                <w:bCs w:val="false"/>
-                <w:i w:val="false"/>
-                <w:iCs w:val="false"/>
-                <w:sz w:val="19"/>
-                <w:szCs w:val="19"/>
-              </w:rPr>
-              <w:t xml:space="preserve">1</w:t>
-            </w:r>
-          </w:p>
-        </w:tc>
-      </w:tr>
-    </w:tbl>
-    <w:p/>
-    <w:p>
-      <w:pPr>
-        <w:spacing w:after="140"/>
-        <w:jc w:val="both"/>
-      </w:pPr>
-      <w:r>
-        <w:rPr>
-          <w:sz w:val="22"/>
-          <w:szCs w:val="22"/>
-        </w:rPr>
-        <w:t xml:space="preserve">Vérifiez ensuite chaque référence complémentaire dans sa source (auteurs, année, revue, pages) et assurez-vous qu'elle dit bien ce que le texte lui fait dire. Une référence qu'on n'a pas lue ne se cite pas.</w:t>
+        <w:t xml:space="preserve">79.	McCambridge J, Witton J, Elbourne DR. Systematic review of the Hawthorne effect: new concepts are needed to study research participation effects. J Clin Epidemiol. 2014;67(3):267-77.</w:t>
       </w:r>
     </w:p>
     <w:sectPr>

--- a/memoire-ngoma/livrables/6_Chapitre_Discussion_SIMULATION.docx
+++ b/memoire-ngoma/livrables/6_Chapitre_Discussion_SIMULATION.docx
@@ -481,7 +481,7 @@
                 <w:sz w:val="19"/>
                 <w:szCs w:val="19"/>
               </w:rPr>
-              <w:t xml:space="preserve">10 infirmiers ou infirmières et 11 sages-femmes, 16 centres de santé, en deux vagues</w:t>
+              <w:t xml:space="preserve">10 infirmiers ou infirmières et 10 sages-femmes, 15 centres de santé, en deux vagues</w:t>
             </w:r>
           </w:p>
         </w:tc>
@@ -537,7 +537,7 @@
           <w:sz w:val="22"/>
           <w:szCs w:val="22"/>
         </w:rPr>
-        <w:t xml:space="preserve">L'étude visait à analyser les perceptions et les pratiques déclarées des infirmiers et sages-femmes à l'égard du dépistage de l'hypertension et du diabète en consultation prénatale, ainsi que la portée qu'ils reconnaissent en matière d'équité. Trois résultats dominent. Premièrement, le dépistage est « coupé en deux » : la mesure de la tension est un geste intégré à la CPN, tandis que la glycémie se fait ailleurs. Un glucomètre existait dans 15 centres sur 16, mais aucun en salle de CPN : il se trouvait au laboratoire ou à la consultation des maladies chroniques, et la glycémie d'une femme enceinte n'était réalisable, sur bon de la CPN, que dans 5 centres. Deuxièmement, la part informative du dépistage, celle qui fonde la capacité de la femme à agir, est modulée selon l'heure, la charge et l'idée que le soignant se fait de la femme, à l'inverse des besoins ; 18 participants le décrivent eux-mêmes. Troisièmement, les conditions qui limitent le dépistage relèvent surtout du système : rattachement de la glycémie à un autre programme, indicateurs, approvisionnement, référence sans retour d'information, rupture à l'accouchement ; mais une majorité de participants reconnaissent aussi une part qui leur revient.</w:t>
+        <w:t xml:space="preserve">L'étude visait à analyser les perceptions et les pratiques déclarées des infirmiers et sages-femmes à l'égard du dépistage de l'hypertension et du diabète en consultation prénatale, ainsi que la portée qu'ils reconnaissent en matière d'équité. Trois résultats dominent. Premièrement, le dépistage est « coupé en deux » : la mesure de la tension est un geste intégré à la CPN, tandis que la glycémie se fait ailleurs. Un glucomètre existait dans 14 centres sur 15, mais aucun en salle de CPN : il se trouvait au laboratoire ou à la consultation des maladies chroniques, et la glycémie d'une femme enceinte n'était réalisable, sur bon de la CPN, que dans 5 centres, pour les seules femmes présentant un signe d'appel, et à leurs frais, le test ne figurant pas dans le paquet de soins de la CPN. Deuxièmement, la part informative du dépistage, celle qui fonde la capacité de la femme à agir, est modulée selon l'heure, la charge et l'idée que le soignant se fait de la femme, à l'inverse des besoins ; 17 participants le décrivent eux-mêmes. Troisièmement, les conditions qui limitent le dépistage relèvent surtout du système : rattachement de la glycémie à un autre programme, indicateurs, approvisionnement, référence sans retour d'information, rupture à l'accouchement ; mais une majorité de participants reconnaissent aussi une part qui leur revient.</w:t>
       </w:r>
     </w:p>
     <w:p>
@@ -743,6 +743,85 @@
           <w:sz w:val="22"/>
           <w:szCs w:val="22"/>
         </w:rPr>
+        <w:t xml:space="preserve">Là où le circuit est ouvert, le dépistage glycémique reste doublement sélectif. Il l'est d'abord sur des signes : le bon n'est rédigé que pour les femmes qui présentent un signe d'appel ou un facteur de risque, ce qui correspond à l'orientation par les facteurs de risque recommandée</w:t>
+      </w:r>
+      <w:r>
+        <w:rPr>
+          <w:sz w:val="22"/>
+          <w:szCs w:val="22"/>
+        </w:rPr>
+        <w:t xml:space="preserve"> [11]</w:t>
+      </w:r>
+      <w:r>
+        <w:rPr>
+          <w:i w:val="false"/>
+          <w:iCs w:val="false"/>
+          <w:sz w:val="22"/>
+          <w:szCs w:val="22"/>
+        </w:rPr>
+        <w:t xml:space="preserve">, mais laisse la sélection au jugement de chaque prestataire, faute de critères écrits. Il l'est ensuite sur les moyens : le test ne figurant pas dans le paquet de soins de la CPN, la femme le paie au laboratoire. Or la couverture de l'assurance communautaire, qui atteint 85,3 % de la population</w:t>
+      </w:r>
+      <w:r>
+        <w:rPr>
+          <w:sz w:val="22"/>
+          <w:szCs w:val="22"/>
+        </w:rPr>
+        <w:t xml:space="preserve"> [59]</w:t>
+      </w:r>
+      <w:r>
+        <w:rPr>
+          <w:i w:val="false"/>
+          <w:iCs w:val="false"/>
+          <w:sz w:val="22"/>
+          <w:szCs w:val="22"/>
+        </w:rPr>
+        <w:t xml:space="preserve">, n'empêche pas le recours de rester concentré parmi les plus aisés, d'autres obstacles subsistant au-delà de la prime</w:t>
+      </w:r>
+      <w:r>
+        <w:rPr>
+          <w:sz w:val="22"/>
+          <w:szCs w:val="22"/>
+        </w:rPr>
+        <w:t xml:space="preserve"> [61,62]</w:t>
+      </w:r>
+      <w:r>
+        <w:rPr>
+          <w:i w:val="false"/>
+          <w:iCs w:val="false"/>
+          <w:sz w:val="22"/>
+          <w:szCs w:val="22"/>
+        </w:rPr>
+        <w:t xml:space="preserve">. Un test laissé à la charge de la femme reporte sur elle un coût que les plus pauvres ne peuvent assumer le jour même ; la seconde sélection redouble ainsi la première, et elle porte précisément sur ce que la Charte d'Ottawa demande de corriger en conférant à chacun les moyens de sa santé</w:t>
+      </w:r>
+      <w:r>
+        <w:rPr>
+          <w:sz w:val="22"/>
+          <w:szCs w:val="22"/>
+        </w:rPr>
+        <w:t xml:space="preserve"> [23]</w:t>
+      </w:r>
+      <w:r>
+        <w:rPr>
+          <w:i w:val="false"/>
+          <w:iCs w:val="false"/>
+          <w:sz w:val="22"/>
+          <w:szCs w:val="22"/>
+        </w:rPr>
+        <w:t xml:space="preserve">. Le seul centre où une dispense est accordée la doit à une décision de son responsable, sans écrit : une protection qui dépend d'une personne.</w:t>
+      </w:r>
+    </w:p>
+    <w:p>
+      <w:pPr>
+        <w:spacing w:after="140"/>
+        <w:jc w:val="both"/>
+      </w:pPr>
+      <w:r>
+        <w:rPr>
+          <w:i w:val="false"/>
+          <w:iCs w:val="false"/>
+          <w:sz w:val="22"/>
+          <w:szCs w:val="22"/>
+        </w:rPr>
         <w:t xml:space="preserve">Ces résultats éclairent l'ambiguïté que la revue laissait ouverte : la valeur rwandaise, inférieure aux estimations régionales</w:t>
       </w:r>
       <w:r>
@@ -775,7 +854,7 @@
           <w:sz w:val="22"/>
           <w:szCs w:val="22"/>
         </w:rPr>
-        <w:t xml:space="preserve">, peut refléter une charge moindre comme une détection incomplète. Si la glycémie n'est accessible à la femme enceinte que dans une minorité de centres, une partie de l'écart pourrait tenir au dépistage lui-même. L'étude ne permet pas de le mesurer, mais elle invite à ne pas lire ces chiffres comme une donnée épidémiologique pure. Elle montre aussi un effet de second ordre : là où le geste est impossible, il cesse d'être pensé, et la compétence acquise en formation s'érode. Une dotation tardive ne retrouverait donc pas intacte la compétence qu'elle suppose.</w:t>
+        <w:t xml:space="preserve">, peut refléter une charge moindre comme une détection incomplète. Si la glycémie n'est accessible à la femme enceinte que dans une minorité de centres, sur des signes d'appel et à ses frais, une partie de l'écart pourrait tenir au dépistage lui-même. L'étude ne permet pas de le mesurer, mais elle invite à ne pas lire ces chiffres comme une donnée épidémiologique pure. Elle montre aussi un effet de second ordre : là où le geste est impossible, il cesse d'être pensé, et la compétence acquise en formation s'érode. Une dotation tardive ne retrouverait donc pas intacte la compétence qu'elle suppose.</w:t>
       </w:r>
     </w:p>
     <w:p>
@@ -1250,7 +1329,7 @@
           <w:sz w:val="22"/>
           <w:szCs w:val="22"/>
         </w:rPr>
-        <w:t xml:space="preserve">La revue concluait que la jonction entre santé maternelle et maladies chroniques reposait sur l'initiative des équipes. Les résultats le confirment : relais assurés par les agents de santé communautaire, affiche dessinée à la main, cahier de suivi après l'accouchement. Le programme national d'agents de santé communautaire dépiste déjà les maladies non transmissibles à domicile</w:t>
+        <w:t xml:space="preserve">La revue concluait que la jonction entre santé maternelle et maladies chroniques reposait sur l'initiative des équipes. Les résultats le confirment : relais assurés par les agents de santé communautaire, affiche dessinée à la main. Le programme national d'agents de santé communautaire dépiste déjà les maladies non transmissibles à domicile</w:t>
       </w:r>
       <w:r>
         <w:rPr>
@@ -1290,7 +1369,7 @@
           <w:sz w:val="22"/>
           <w:szCs w:val="22"/>
         </w:rPr>
-        <w:t xml:space="preserve">Le mot « équité » n'a pas été prononcé par l'enquêteur. Les participants ont pourtant décrit des inégalités d'accès et les ont jugées, le plus souvent, inacceptables (17 participants sur 21). Deux traits de ces jugements méritent discussion. D'abord, la différence est située dans les conditions et non dans les femmes : l'heure d'arrivée, le lieu, le matériel. Cette lecture correspond à la définition de l'équité retenue par l'étude, l'absence de différences systématiques et évitables entre groupes sociaux</w:t>
+        <w:t xml:space="preserve">Le mot « équité » n'a pas été prononcé par l'enquêteur. Les participants ont pourtant décrit des inégalités d'accès et les ont jugées, le plus souvent, inacceptables (16 participants sur 20). Deux traits de ces jugements méritent discussion. D'abord, la différence est située dans les conditions et non dans les femmes : l'heure d'arrivée, le lieu, le matériel. Cette lecture correspond à la définition de l'équité retenue par l'étude, l'absence de différences systématiques et évitables entre groupes sociaux</w:t>
       </w:r>
       <w:r>
         <w:rPr>
@@ -1322,7 +1401,7 @@
           <w:sz w:val="22"/>
           <w:szCs w:val="22"/>
         </w:rPr>
-        <w:t xml:space="preserve">. Ensuite, 12 participants distinguent une part de l'inégalité qui leur revient, celle de l'explication. Cette double attribution, au système et à soi, indique que la réorientation des services, que la Charte lie à une transformation des attitudes professionnelles</w:t>
+        <w:t xml:space="preserve">. Ensuite, 11 participants distinguent une part de l'inégalité qui leur revient, celle de l'explication. Cette double attribution, au système et à soi, indique que la réorientation des services, que la Charte lie à une transformation des attitudes professionnelles</w:t>
       </w:r>
       <w:r>
         <w:rPr>
@@ -1377,7 +1456,7 @@
           <w:sz w:val="22"/>
           <w:szCs w:val="22"/>
         </w:rPr>
-        <w:t xml:space="preserve">Le protocole présentait le cadre comme heuristique et révisable. Sur les 80 codes de l'arbre final (hors familles), 33 sont nés du matériau ; ils ne remettent pas en cause l'articulation des deux ensembles (sens et pratiques ; conditions perçues), mais ils suggèrent trois révisions, présentées au tableau XI.</w:t>
+        <w:t xml:space="preserve">Le protocole présentait le cadre comme heuristique et révisable. Sur les 81 codes de l'arbre final (hors familles), 34 sont nés du matériau ; ils ne remettent pas en cause l'articulation des deux ensembles (sens et pratiques ; conditions perçues), mais ils suggèrent trois révisions, présentées au tableau XI.</w:t>
       </w:r>
     </w:p>
     <w:p>
@@ -1540,7 +1619,7 @@
                 <w:sz w:val="19"/>
                 <w:szCs w:val="19"/>
               </w:rPr>
-              <w:t xml:space="preserve">Distinguer l'intrant présent, l'intrant utilisable et l'intrant accessible à la CPN</w:t>
+              <w:t xml:space="preserve">Distinguer l'intrant présent, l'intrant utilisable, l'intrant accessible à la CPN et le test accessible sans frais à la femme</w:t>
             </w:r>
           </w:p>
         </w:tc>
@@ -1564,7 +1643,7 @@
                 <w:sz w:val="19"/>
                 <w:szCs w:val="19"/>
               </w:rPr>
-              <w:t xml:space="preserve">Glucomètre au laboratoire ou à la consultation des maladies chroniques ; bandelettes réservées, absentes ou périmées ; appareils en panne (thèmes 1 et 5)</w:t>
+              <w:t xml:space="preserve">Glucomètre au laboratoire ou à la consultation des maladies chroniques ; bandelettes réservées, absentes ou périmées ; appareils en panne ; test hors du paquet de la CPN, payé par la femme (thèmes 1 et 5)</w:t>
             </w:r>
           </w:p>
         </w:tc>
@@ -1800,7 +1879,7 @@
           <w:sz w:val="22"/>
           <w:szCs w:val="22"/>
         </w:rPr>
-        <w:t xml:space="preserve">L'échantillonnage à variation maximale couvre les seize centres du district et chacune des modalités des sept dimensions du tableau II. La puissance informationnelle</w:t>
+        <w:t xml:space="preserve">L'échantillonnage à variation maximale couvre quinze des seize centres du district, le seizième ayant servi au pré-test, et chacune des modalités des sept dimensions du tableau II. La puissance informationnelle</w:t>
       </w:r>
       <w:r>
         <w:rPr>
@@ -1832,7 +1911,7 @@
           <w:sz w:val="22"/>
           <w:szCs w:val="22"/>
         </w:rPr>
-        <w:t xml:space="preserve">. La crédibilité repose sur la triangulation des entretiens avec l'observation et les données de routine, qui a mis en évidence des concordances autant que des écarts ; l'observation a notamment permis de situer le glucomètre, ce que les entretiens seuls n'auraient pas établi. La fidélité du codage a été contrôlée par un double codage indépendant de 3 entretiens (κ = 0,866) et un recodage intra-codeur de 3 entretiens après quatre semaines (κ = 0,957). Les interprétations ont été soumises à quatre participants volontaires. Ces procédures répondent aux critères de crédibilité, de dépendabilité, de confirmabilité et de transférabilité retenus</w:t>
+        <w:t xml:space="preserve">. La crédibilité repose sur la triangulation des entretiens avec l'observation et les données de routine, qui a mis en évidence des concordances autant que des écarts ; l'observation a notamment permis de situer le glucomètre, ce que les entretiens seuls n'auraient pas établi. La fidélité du codage a été contrôlée par un double codage indépendant de 3 entretiens (κ = 0,866) et un recodage intra-codeur de 3 entretiens après quatre semaines (κ = 0,956). Les interprétations ont été soumises à trois participants volontaires. Ces procédures répondent aux critères de crédibilité, de dépendabilité, de confirmabilité et de transférabilité retenus</w:t>
       </w:r>
       <w:r>
         <w:rPr>
@@ -2070,6 +2149,83 @@
                 <w:szCs w:val="19"/>
               </w:rPr>
               <w:t xml:space="preserve">Résultats d'appui</w:t>
+            </w:r>
+          </w:p>
+        </w:tc>
+      </w:tr>
+      <w:tr>
+        <w:trPr>
+          <w:tblHeader w:val="off"/>
+        </w:trPr>
+        <w:tc>
+          <w:tcPr>
+            <w:tcW w:type="dxa" w:w="2200"/>
+            <w:tcMar>
+              <w:top w:type="dxa" w:w="60"/>
+              <w:left w:type="dxa" w:w="100"/>
+              <w:bottom w:type="dxa" w:w="60"/>
+              <w:right w:type="dxa" w:w="100"/>
+            </w:tcMar>
+          </w:tcPr>
+          <w:p>
+            <w:r>
+              <w:rPr>
+                <w:b w:val="false"/>
+                <w:bCs w:val="false"/>
+                <w:i w:val="false"/>
+                <w:iCs w:val="false"/>
+                <w:sz w:val="19"/>
+                <w:szCs w:val="19"/>
+              </w:rPr>
+              <w:t xml:space="preserve">Ministère de la Santé et Rwanda Biomedical Centre</w:t>
+            </w:r>
+          </w:p>
+        </w:tc>
+        <w:tc>
+          <w:tcPr>
+            <w:tcW w:type="dxa" w:w="5126"/>
+            <w:tcMar>
+              <w:top w:type="dxa" w:w="60"/>
+              <w:left w:type="dxa" w:w="100"/>
+              <w:bottom w:type="dxa" w:w="60"/>
+              <w:right w:type="dxa" w:w="100"/>
+            </w:tcMar>
+          </w:tcPr>
+          <w:p>
+            <w:r>
+              <w:rPr>
+                <w:b w:val="false"/>
+                <w:bCs w:val="false"/>
+                <w:i w:val="false"/>
+                <w:iCs w:val="false"/>
+                <w:sz w:val="19"/>
+                <w:szCs w:val="19"/>
+              </w:rPr>
+              <w:t xml:space="preserve">Inscrire la glycémie de la femme enceinte dans le paquet de soins de la CPN, sans frais pour elle ; fixer par écrit les signes d'appel et les facteurs de risque qui justifient le test</w:t>
+            </w:r>
+          </w:p>
+        </w:tc>
+        <w:tc>
+          <w:tcPr>
+            <w:tcW w:type="dxa" w:w="1700"/>
+            <w:tcMar>
+              <w:top w:type="dxa" w:w="60"/>
+              <w:left w:type="dxa" w:w="100"/>
+              <w:bottom w:type="dxa" w:w="60"/>
+              <w:right w:type="dxa" w:w="100"/>
+            </w:tcMar>
+          </w:tcPr>
+          <w:p>
+            <w:r>
+              <w:rPr>
+                <w:b w:val="false"/>
+                <w:bCs w:val="false"/>
+                <w:i w:val="false"/>
+                <w:iCs w:val="false"/>
+                <w:sz w:val="19"/>
+                <w:szCs w:val="19"/>
+              </w:rPr>
+              <w:t xml:space="preserve">Thème 1</w:t>
             </w:r>
           </w:p>
         </w:tc>

--- a/memoire-ngoma/livrables/6_Chapitre_Discussion_SIMULATION.docx
+++ b/memoire-ngoma/livrables/6_Chapitre_Discussion_SIMULATION.docx
@@ -513,7 +513,7 @@
           <w:sz w:val="22"/>
           <w:szCs w:val="22"/>
         </w:rPr>
-        <w:t xml:space="preserve">Ce chapitre discute les résultats au regard des objectifs de l'étude, de la revue de littérature et du cadre conceptuel. Il rappelle d'abord les principaux résultats, les confronte ensuite à la littérature thème par thème, revient sur le cadre conceptuel, examine les forces et les limites de l'étude, et en tire des implications pour la pratique et la recherche.</w:t>
+        <w:t xml:space="preserve">Ce chapitre confronte les résultats à la revue de littérature et au cadre conceptuel, puis en examine les forces et les limites.</w:t>
       </w:r>
     </w:p>
     <w:p>
@@ -537,7 +537,7 @@
           <w:sz w:val="22"/>
           <w:szCs w:val="22"/>
         </w:rPr>
-        <w:t xml:space="preserve">L'étude visait à analyser les perceptions et les pratiques déclarées des infirmiers et sages-femmes à l'égard du dépistage de l'hypertension et du diabète en consultation prénatale, ainsi que la portée qu'ils reconnaissent en matière d'équité. Trois résultats dominent. Premièrement, le dépistage est « coupé en deux » : la mesure de la tension est un geste intégré à la CPN, tandis que la glycémie se fait ailleurs. Un glucomètre existait dans 14 centres sur 15, mais aucun en salle de CPN : il se trouvait au laboratoire ou à la consultation des maladies chroniques, et la glycémie d'une femme enceinte n'était réalisable, sur bon de la CPN, que dans 5 centres, pour les seules femmes présentant un signe d'appel, et à leurs frais, le test ne figurant pas dans le paquet de soins de la CPN. Deuxièmement, la part informative du dépistage, celle qui fonde la capacité de la femme à agir, est modulée selon l'heure, la charge et l'idée que le soignant se fait de la femme, à l'inverse des besoins ; 17 participants le décrivent eux-mêmes. Troisièmement, les conditions qui limitent le dépistage relèvent surtout du système : rattachement de la glycémie à un autre programme, indicateurs, approvisionnement, référence sans retour d'information, rupture à l'accouchement ; mais une majorité de participants reconnaissent aussi une part qui leur revient.</w:t>
+        <w:t xml:space="preserve">Trois résultats dominent. Le dépistage est « coupé en deux » : la tension est mesurée en CPN, tandis que la glycémie relève du laboratoire ou de la consultation des maladies chroniques ; elle n'était réalisable pour une femme enceinte que dans 5 centres sur 15, sur des signes d'appel et à ses frais. La part informative du dépistage, celle qui fonde la capacité de la femme à agir, est modulée à l'inverse des besoins (17 participants). Les conditions limitantes relèvent surtout du système — programme de rattachement, indicateurs, intrants, référence, rupture à l'accouchement —, mais une majorité de participants reconnaissent une part qui leur revient.</w:t>
       </w:r>
     </w:p>
     <w:p>
@@ -570,7 +570,7 @@
           <w:sz w:val="22"/>
           <w:szCs w:val="22"/>
         </w:rPr>
-        <w:t xml:space="preserve">Les recommandations internationales désignent la consultation prénatale comme le lieu d'une mesure systématique de la pression artérielle et d'un dépistage du diabète orienté par les facteurs de risque</w:t>
+        <w:t xml:space="preserve">Les recommandations internationales font de la CPN le lieu d'une mesure systématique de la pression artérielle et d'un dépistage du diabète orienté par les facteurs de risque</w:t>
       </w:r>
       <w:r>
         <w:rPr>
@@ -586,7 +586,7 @@
           <w:sz w:val="22"/>
           <w:szCs w:val="22"/>
         </w:rPr>
-        <w:t xml:space="preserve">, et la Déclaration de Jakarta fait des milieux de vie, dont la CPN relève, le cadre privilégié de l'action promotionnelle</w:t>
+        <w:t xml:space="preserve">, et la Déclaration de Jakarta fait des milieux de vie le cadre privilégié de l'action promotionnelle</w:t>
       </w:r>
       <w:r>
         <w:rPr>
@@ -602,7 +602,71 @@
           <w:sz w:val="22"/>
           <w:szCs w:val="22"/>
         </w:rPr>
-        <w:t xml:space="preserve">. Les participants partagent cette lecture sans réserve : tous reconnaissent le dépistage comme relevant du mandat de la CPN. Nos résultats montrent pourtant que la moitié de ce dépistage ne lui appartient pas matériellement. Dans aucun des centres observés le glucomètre ne se trouvait en salle de CPN ; il était au laboratoire du centre, ou rangé à la consultation des maladies chroniques, et ses bandelettes étaient gérées, parfois réservées, par ces services.</w:t>
+        <w:t xml:space="preserve">. Les participants partagent cette lecture ; pourtant, la moitié du dépistage n'appartient pas matériellement à la CPN. La décentralisation des soins chroniques s'est prolongée par le mentorat d'infirmiers de centres de santé, qui suivent désormais l'hypertension non sévère et le diabète de type 2</w:t>
+      </w:r>
+      <w:r>
+        <w:rPr>
+          <w:sz w:val="22"/>
+          <w:szCs w:val="22"/>
+        </w:rPr>
+        <w:t xml:space="preserve"> [72]</w:t>
+      </w:r>
+      <w:r>
+        <w:rPr>
+          <w:i w:val="false"/>
+          <w:iCs w:val="false"/>
+          <w:sz w:val="22"/>
+          <w:szCs w:val="22"/>
+        </w:rPr>
+        <w:t xml:space="preserve">, dans la logique du paquet essentiel de l'OMS</w:t>
+      </w:r>
+      <w:r>
+        <w:rPr>
+          <w:sz w:val="22"/>
+          <w:szCs w:val="22"/>
+        </w:rPr>
+        <w:t xml:space="preserve"> [14]</w:t>
+      </w:r>
+      <w:r>
+        <w:rPr>
+          <w:i w:val="false"/>
+          <w:iCs w:val="false"/>
+          <w:sz w:val="22"/>
+          <w:szCs w:val="22"/>
+        </w:rPr>
+        <w:t xml:space="preserve"> : le glucomètre a suivi ce programme. Deux programmes coexistent ainsi sans articulation formelle, ce que la revue identifiait comme l'absence de dispositif portant la jonction entre santé maternelle et maladies chroniques</w:t>
+      </w:r>
+      <w:r>
+        <w:rPr>
+          <w:sz w:val="22"/>
+          <w:szCs w:val="22"/>
+        </w:rPr>
+        <w:t xml:space="preserve"> [63,64]</w:t>
+      </w:r>
+      <w:r>
+        <w:rPr>
+          <w:i w:val="false"/>
+          <w:iCs w:val="false"/>
+          <w:sz w:val="22"/>
+          <w:szCs w:val="22"/>
+        </w:rPr>
+        <w:t xml:space="preserve">, et ce qui donne un contenu matériel au déficit de mise en œuvre pointé par l'Appel de Nairobi</w:t>
+      </w:r>
+      <w:r>
+        <w:rPr>
+          <w:sz w:val="22"/>
+          <w:szCs w:val="22"/>
+        </w:rPr>
+        <w:t xml:space="preserve"> [22]</w:t>
+      </w:r>
+      <w:r>
+        <w:rPr>
+          <w:i w:val="false"/>
+          <w:iCs w:val="false"/>
+          <w:sz w:val="22"/>
+          <w:szCs w:val="22"/>
+        </w:rPr>
+        <w:t xml:space="preserve">.</w:t>
       </w:r>
     </w:p>
     <w:p>
@@ -617,71 +681,112 @@
           <w:sz w:val="22"/>
           <w:szCs w:val="22"/>
         </w:rPr>
-        <w:t xml:space="preserve">Cette organisation n'est pas un accident local. La décentralisation des soins chroniques vers les hôpitaux de district s'est prolongée par le mentorat d'infirmiers de centres de santé, qui assurent désormais le suivi de l'hypertension non sévère et du diabète de type 2</w:t>
-      </w:r>
-      <w:r>
-        <w:rPr>
-          <w:sz w:val="22"/>
-          <w:szCs w:val="22"/>
-        </w:rPr>
-        <w:t xml:space="preserve"> [72]</w:t>
-      </w:r>
-      <w:r>
-        <w:rPr>
-          <w:i w:val="false"/>
-          <w:iCs w:val="false"/>
-          <w:sz w:val="22"/>
-          <w:szCs w:val="22"/>
-        </w:rPr>
-        <w:t xml:space="preserve">, dans la logique du paquet d'interventions essentielles de l'OMS</w:t>
-      </w:r>
-      <w:r>
-        <w:rPr>
-          <w:sz w:val="22"/>
-          <w:szCs w:val="22"/>
-        </w:rPr>
-        <w:t xml:space="preserve"> [14]</w:t>
-      </w:r>
-      <w:r>
-        <w:rPr>
-          <w:i w:val="false"/>
-          <w:iCs w:val="false"/>
-          <w:sz w:val="22"/>
-          <w:szCs w:val="22"/>
-        </w:rPr>
-        <w:t xml:space="preserve">. Le glucomètre a suivi ce programme : il est l'outil de la consultation des maladies chroniques, non celui de la consultation prénatale. Deux programmes coexistent ainsi dans le même bâtiment sans articulation formelle, ce que la revue avait identifié comme l'absence de dispositif portant la jonction entre santé maternelle et maladies chroniques</w:t>
-      </w:r>
-      <w:r>
-        <w:rPr>
-          <w:sz w:val="22"/>
-          <w:szCs w:val="22"/>
-        </w:rPr>
-        <w:t xml:space="preserve"> [63,64]</w:t>
-      </w:r>
-      <w:r>
-        <w:rPr>
-          <w:i w:val="false"/>
-          <w:iCs w:val="false"/>
-          <w:sz w:val="22"/>
-          <w:szCs w:val="22"/>
-        </w:rPr>
-        <w:t xml:space="preserve">. Nos résultats en montrent la traduction concrète : un bon à remplir, une file d'attente supplémentaire, des bandelettes réservées aux patients déjà diagnostiqués. Ils donnent un contenu matériel au déficit de mise en œuvre que l'Appel à l'action de Nairobi plaçait au centre de ses recommandations</w:t>
-      </w:r>
-      <w:r>
-        <w:rPr>
-          <w:sz w:val="22"/>
-          <w:szCs w:val="22"/>
-        </w:rPr>
-        <w:t xml:space="preserve"> [22]</w:t>
-      </w:r>
-      <w:r>
-        <w:rPr>
-          <w:i w:val="false"/>
-          <w:iCs w:val="false"/>
-          <w:sz w:val="22"/>
-          <w:szCs w:val="22"/>
-        </w:rPr>
-        <w:t xml:space="preserve">.</w:t>
+        <w:t xml:space="preserve">Les données nationales concordent : le dépistage du diabète gestationnel n'est pas systématique au Rwanda, et la seule prévalence estimée en centre de santé public, 3,2 %, provient d'une épreuve réalisée pour la recherche</w:t>
+      </w:r>
+      <w:r>
+        <w:rPr>
+          <w:sz w:val="22"/>
+          <w:szCs w:val="22"/>
+        </w:rPr>
+        <w:t xml:space="preserve"> [27]</w:t>
+      </w:r>
+      <w:r>
+        <w:rPr>
+          <w:i w:val="false"/>
+          <w:iCs w:val="false"/>
+          <w:sz w:val="22"/>
+          <w:szCs w:val="22"/>
+        </w:rPr>
+        <w:t xml:space="preserve"> ; selon l'enquête STEPS de 2022, 87,0 % des femmes n'avaient jamais eu de mesure de la glycémie, contre 38 % pour la tension</w:t>
+      </w:r>
+      <w:r>
+        <w:rPr>
+          <w:sz w:val="22"/>
+          <w:szCs w:val="22"/>
+        </w:rPr>
+        <w:t xml:space="preserve"> [16]</w:t>
+      </w:r>
+      <w:r>
+        <w:rPr>
+          <w:i w:val="false"/>
+          <w:iCs w:val="false"/>
+          <w:sz w:val="22"/>
+          <w:szCs w:val="22"/>
+        </w:rPr>
+        <w:t xml:space="preserve">. Là où le circuit est ouvert, la glycémie reste doublement sélective : sur des signes appréciés par chaque prestataire, faute de critères écrits, puis sur les moyens, le test ne figurant pas dans le paquet de soins de la CPN. Or la couverture de l'assurance communautaire, qui atteint 85,3 %</w:t>
+      </w:r>
+      <w:r>
+        <w:rPr>
+          <w:sz w:val="22"/>
+          <w:szCs w:val="22"/>
+        </w:rPr>
+        <w:t xml:space="preserve"> [59]</w:t>
+      </w:r>
+      <w:r>
+        <w:rPr>
+          <w:i w:val="false"/>
+          <w:iCs w:val="false"/>
+          <w:sz w:val="22"/>
+          <w:szCs w:val="22"/>
+        </w:rPr>
+        <w:t xml:space="preserve">, n'empêche pas le recours de rester concentré parmi les plus aisés</w:t>
+      </w:r>
+      <w:r>
+        <w:rPr>
+          <w:sz w:val="22"/>
+          <w:szCs w:val="22"/>
+        </w:rPr>
+        <w:t xml:space="preserve"> [61,62]</w:t>
+      </w:r>
+      <w:r>
+        <w:rPr>
+          <w:i w:val="false"/>
+          <w:iCs w:val="false"/>
+          <w:sz w:val="22"/>
+          <w:szCs w:val="22"/>
+        </w:rPr>
+        <w:t xml:space="preserve">. Cette seconde sélection porte sur ce que la Charte d'Ottawa demande de corriger en conférant à chacun les moyens de sa santé</w:t>
+      </w:r>
+      <w:r>
+        <w:rPr>
+          <w:sz w:val="22"/>
+          <w:szCs w:val="22"/>
+        </w:rPr>
+        <w:t xml:space="preserve"> [23]</w:t>
+      </w:r>
+      <w:r>
+        <w:rPr>
+          <w:i w:val="false"/>
+          <w:iCs w:val="false"/>
+          <w:sz w:val="22"/>
+          <w:szCs w:val="22"/>
+        </w:rPr>
+        <w:t xml:space="preserve">. Elle invite aussi à ne pas lire la faible prévalence rwandaise, alors que les estimations africaines varient selon les critères</w:t>
+      </w:r>
+      <w:r>
+        <w:rPr>
+          <w:sz w:val="22"/>
+          <w:szCs w:val="22"/>
+        </w:rPr>
+        <w:t xml:space="preserve"> [6,7,35-37]</w:t>
+      </w:r>
+      <w:r>
+        <w:rPr>
+          <w:i w:val="false"/>
+          <w:iCs w:val="false"/>
+          <w:sz w:val="22"/>
+          <w:szCs w:val="22"/>
+        </w:rPr>
+        <w:t xml:space="preserve">, comme une donnée épidémiologique pure : une partie de l'écart pourrait tenir au dépistage lui-même.</w:t>
+      </w:r>
+    </w:p>
+    <w:p>
+      <w:pPr>
+        <w:pStyle w:val="Heading3"/>
+        <w:spacing w:after="100" w:before="180"/>
+      </w:pPr>
+      <w:r>
+        <w:t xml:space="preserve">6.2.2. Le prestataire, opérateur concret de l'équité</w:t>
       </w:r>
     </w:p>
     <w:p>
@@ -696,39 +801,135 @@
           <w:sz w:val="22"/>
           <w:szCs w:val="22"/>
         </w:rPr>
-        <w:t xml:space="preserve">Les données nationales concordent avec ce constat. Le dépistage du diabète gestationnel n'est pas systématique au Rwanda ; le protocole national de 2012 prévoit une glycémie capillaire à jeun et une épreuve de charge entre 24 et 28 semaines, et la seule estimation disponible en centre de santé public, 3,2 %, a été obtenue par une épreuve d'hyperglycémie provoquée réalisée pour la recherche</w:t>
-      </w:r>
-      <w:r>
-        <w:rPr>
-          <w:sz w:val="22"/>
-          <w:szCs w:val="22"/>
-        </w:rPr>
-        <w:t xml:space="preserve"> [27]</w:t>
-      </w:r>
-      <w:r>
-        <w:rPr>
-          <w:i w:val="false"/>
-          <w:iCs w:val="false"/>
-          <w:sz w:val="22"/>
-          <w:szCs w:val="22"/>
-        </w:rPr>
-        <w:t xml:space="preserve">. À l'échelle de la population, l'enquête STEPS de 2022 rapporte que 87,0 % des femmes n'avaient jamais eu de mesure de la glycémie, contre 38 % qui n'avaient jamais eu de mesure de la tension</w:t>
-      </w:r>
-      <w:r>
-        <w:rPr>
-          <w:sz w:val="22"/>
-          <w:szCs w:val="22"/>
-        </w:rPr>
-        <w:t xml:space="preserve"> [16]</w:t>
-      </w:r>
-      <w:r>
-        <w:rPr>
-          <w:i w:val="false"/>
-          <w:iCs w:val="false"/>
-          <w:sz w:val="22"/>
-          <w:szCs w:val="22"/>
-        </w:rPr>
-        <w:t xml:space="preserve">. L'asymétrie que les participants décrivent au sein de la CPN se retrouve ainsi à l'échelle du pays.</w:t>
+        <w:t xml:space="preserve">La littérature établit un gradient social du recours et de la qualité du suivi prénatal au Rwanda</w:t>
+      </w:r>
+      <w:r>
+        <w:rPr>
+          <w:sz w:val="22"/>
+          <w:szCs w:val="22"/>
+        </w:rPr>
+        <w:t xml:space="preserve"> [52-55]</w:t>
+      </w:r>
+      <w:r>
+        <w:rPr>
+          <w:i w:val="false"/>
+          <w:iCs w:val="false"/>
+          <w:sz w:val="22"/>
+          <w:szCs w:val="22"/>
+        </w:rPr>
+        <w:t xml:space="preserve"> et des obstacles documentés du point de vue des femmes</w:t>
+      </w:r>
+      <w:r>
+        <w:rPr>
+          <w:sz w:val="22"/>
+          <w:szCs w:val="22"/>
+        </w:rPr>
+        <w:t xml:space="preserve"> [56,57]</w:t>
+      </w:r>
+      <w:r>
+        <w:rPr>
+          <w:i w:val="false"/>
+          <w:iCs w:val="false"/>
+          <w:sz w:val="22"/>
+          <w:szCs w:val="22"/>
+        </w:rPr>
+        <w:t xml:space="preserve"> ; un seul travail avait interrogé des prestataires</w:t>
+      </w:r>
+      <w:r>
+        <w:rPr>
+          <w:sz w:val="22"/>
+          <w:szCs w:val="22"/>
+        </w:rPr>
+        <w:t xml:space="preserve"> [58]</w:t>
+      </w:r>
+      <w:r>
+        <w:rPr>
+          <w:i w:val="false"/>
+          <w:iCs w:val="false"/>
+          <w:sz w:val="22"/>
+          <w:szCs w:val="22"/>
+        </w:rPr>
+        <w:t xml:space="preserve">. Nos résultats décrivent un mécanisme par lequel le service lui-même reproduit l'inégalité : l'explication la plus complète va aux femmes qui en ont le moins besoin, ce qui rappelle la « loi inverse des soins »</w:t>
+      </w:r>
+      <w:r>
+        <w:rPr>
+          <w:sz w:val="22"/>
+          <w:szCs w:val="22"/>
+        </w:rPr>
+        <w:t xml:space="preserve"> [73]</w:t>
+      </w:r>
+      <w:r>
+        <w:rPr>
+          <w:i w:val="false"/>
+          <w:iCs w:val="false"/>
+          <w:sz w:val="22"/>
+          <w:szCs w:val="22"/>
+        </w:rPr>
+        <w:t xml:space="preserve">, ici à l'échelle de quelques minutes, dans une même salle. Au regard de l'axe « acquérir des aptitudes individuelles » de la Charte</w:t>
+      </w:r>
+      <w:r>
+        <w:rPr>
+          <w:sz w:val="22"/>
+          <w:szCs w:val="22"/>
+        </w:rPr>
+        <w:t xml:space="preserve"> [23]</w:t>
+      </w:r>
+      <w:r>
+        <w:rPr>
+          <w:i w:val="false"/>
+          <w:iCs w:val="false"/>
+          <w:sz w:val="22"/>
+          <w:szCs w:val="22"/>
+        </w:rPr>
+        <w:t xml:space="preserve">, une explication qui se raccourcit devant les femmes les moins instruites transforme une inégalité de littératie en santé</w:t>
+      </w:r>
+      <w:r>
+        <w:rPr>
+          <w:sz w:val="22"/>
+          <w:szCs w:val="22"/>
+        </w:rPr>
+        <w:t xml:space="preserve"> [74]</w:t>
+      </w:r>
+      <w:r>
+        <w:rPr>
+          <w:i w:val="false"/>
+          <w:iCs w:val="false"/>
+          <w:sz w:val="22"/>
+          <w:szCs w:val="22"/>
+        </w:rPr>
+        <w:t xml:space="preserve"> en inégalité de capacité d'agir</w:t>
+      </w:r>
+      <w:r>
+        <w:rPr>
+          <w:sz w:val="22"/>
+          <w:szCs w:val="22"/>
+        </w:rPr>
+        <w:t xml:space="preserve"> [51]</w:t>
+      </w:r>
+      <w:r>
+        <w:rPr>
+          <w:i w:val="false"/>
+          <w:iCs w:val="false"/>
+          <w:sz w:val="22"/>
+          <w:szCs w:val="22"/>
+        </w:rPr>
+        <w:t xml:space="preserve">, comme l'expérience de la CPN en groupe montre que la portée capacitante d'un service ne se lit pas dans ses indicateurs de contact</w:t>
+      </w:r>
+      <w:r>
+        <w:rPr>
+          <w:sz w:val="22"/>
+          <w:szCs w:val="22"/>
+        </w:rPr>
+        <w:t xml:space="preserve"> [65,66]</w:t>
+      </w:r>
+      <w:r>
+        <w:rPr>
+          <w:i w:val="false"/>
+          <w:iCs w:val="false"/>
+          <w:sz w:val="22"/>
+          <w:szCs w:val="22"/>
+        </w:rPr>
+        <w:t xml:space="preserve">.</w:t>
       </w:r>
     </w:p>
     <w:p>
@@ -743,71 +944,64 @@
           <w:sz w:val="22"/>
           <w:szCs w:val="22"/>
         </w:rPr>
-        <w:t xml:space="preserve">Là où le circuit est ouvert, le dépistage glycémique reste doublement sélectif. Il l'est d'abord sur des signes : le bon n'est rédigé que pour les femmes qui présentent un signe d'appel ou un facteur de risque, ce qui correspond à l'orientation par les facteurs de risque recommandée</w:t>
-      </w:r>
-      <w:r>
-        <w:rPr>
-          <w:sz w:val="22"/>
-          <w:szCs w:val="22"/>
-        </w:rPr>
-        <w:t xml:space="preserve"> [11]</w:t>
-      </w:r>
-      <w:r>
-        <w:rPr>
-          <w:i w:val="false"/>
-          <w:iCs w:val="false"/>
-          <w:sz w:val="22"/>
-          <w:szCs w:val="22"/>
-        </w:rPr>
-        <w:t xml:space="preserve">, mais laisse la sélection au jugement de chaque prestataire, faute de critères écrits. Il l'est ensuite sur les moyens : le test ne figurant pas dans le paquet de soins de la CPN, la femme le paie au laboratoire. Or la couverture de l'assurance communautaire, qui atteint 85,3 % de la population</w:t>
-      </w:r>
-      <w:r>
-        <w:rPr>
-          <w:sz w:val="22"/>
-          <w:szCs w:val="22"/>
-        </w:rPr>
-        <w:t xml:space="preserve"> [59]</w:t>
-      </w:r>
-      <w:r>
-        <w:rPr>
-          <w:i w:val="false"/>
-          <w:iCs w:val="false"/>
-          <w:sz w:val="22"/>
-          <w:szCs w:val="22"/>
-        </w:rPr>
-        <w:t xml:space="preserve">, n'empêche pas le recours de rester concentré parmi les plus aisés, d'autres obstacles subsistant au-delà de la prime</w:t>
-      </w:r>
-      <w:r>
-        <w:rPr>
-          <w:sz w:val="22"/>
-          <w:szCs w:val="22"/>
-        </w:rPr>
-        <w:t xml:space="preserve"> [61,62]</w:t>
-      </w:r>
-      <w:r>
-        <w:rPr>
-          <w:i w:val="false"/>
-          <w:iCs w:val="false"/>
-          <w:sz w:val="22"/>
-          <w:szCs w:val="22"/>
-        </w:rPr>
-        <w:t xml:space="preserve">. Un test laissé à la charge de la femme reporte sur elle un coût que les plus pauvres ne peuvent assumer le jour même ; la seconde sélection redouble ainsi la première, et elle porte précisément sur ce que la Charte d'Ottawa demande de corriger en conférant à chacun les moyens de sa santé</w:t>
-      </w:r>
-      <w:r>
-        <w:rPr>
-          <w:sz w:val="22"/>
-          <w:szCs w:val="22"/>
-        </w:rPr>
-        <w:t xml:space="preserve"> [23]</w:t>
-      </w:r>
-      <w:r>
-        <w:rPr>
-          <w:i w:val="false"/>
-          <w:iCs w:val="false"/>
-          <w:sz w:val="22"/>
-          <w:szCs w:val="22"/>
-        </w:rPr>
-        <w:t xml:space="preserve">. Le seul centre où une dispense est accordée la doit à une décision de son responsable, sans écrit : une protection qui dépend d'une personne.</w:t>
+        <w:t xml:space="preserve">Les participants ne décrivent pas un choix délibéré mais un rationnement sous contrainte de temps, propre aux agents de première ligne</w:t>
+      </w:r>
+      <w:r>
+        <w:rPr>
+          <w:sz w:val="22"/>
+          <w:szCs w:val="22"/>
+        </w:rPr>
+        <w:t xml:space="preserve"> [75]</w:t>
+      </w:r>
+      <w:r>
+        <w:rPr>
+          <w:i w:val="false"/>
+          <w:iCs w:val="false"/>
+          <w:sz w:val="22"/>
+          <w:szCs w:val="22"/>
+        </w:rPr>
+        <w:t xml:space="preserve">, dans un pays où la densité de professionnels qualifiés reste très inférieure au seuil de l'OMS</w:t>
+      </w:r>
+      <w:r>
+        <w:rPr>
+          <w:sz w:val="22"/>
+          <w:szCs w:val="22"/>
+        </w:rPr>
+        <w:t xml:space="preserve"> [70]</w:t>
+      </w:r>
+      <w:r>
+        <w:rPr>
+          <w:i w:val="false"/>
+          <w:iCs w:val="false"/>
+          <w:sz w:val="22"/>
+          <w:szCs w:val="22"/>
+        </w:rPr>
+        <w:t xml:space="preserve">. Les contre-pratiques décrites — faire reformuler, montrer une image commune, ne pas classer les femmes par avance — rejoignent le principe d'universalisme proportionné</w:t>
+      </w:r>
+      <w:r>
+        <w:rPr>
+          <w:sz w:val="22"/>
+          <w:szCs w:val="22"/>
+        </w:rPr>
+        <w:t xml:space="preserve"> [76]</w:t>
+      </w:r>
+      <w:r>
+        <w:rPr>
+          <w:i w:val="false"/>
+          <w:iCs w:val="false"/>
+          <w:sz w:val="22"/>
+          <w:szCs w:val="22"/>
+        </w:rPr>
+        <w:t xml:space="preserve">.</w:t>
+      </w:r>
+    </w:p>
+    <w:p>
+      <w:pPr>
+        <w:pStyle w:val="Heading3"/>
+        <w:spacing w:after="100" w:before="180"/>
+      </w:pPr>
+      <w:r>
+        <w:t xml:space="preserve">6.2.3. Ce qui est compté existe, et ce qui est compté peut tromper</w:t>
       </w:r>
     </w:p>
     <w:p>
@@ -822,39 +1016,55 @@
           <w:sz w:val="22"/>
           <w:szCs w:val="22"/>
         </w:rPr>
-        <w:t xml:space="preserve">Ces résultats éclairent l'ambiguïté que la revue laissait ouverte : la valeur rwandaise, inférieure aux estimations régionales</w:t>
-      </w:r>
-      <w:r>
-        <w:rPr>
-          <w:sz w:val="22"/>
-          <w:szCs w:val="22"/>
-        </w:rPr>
-        <w:t xml:space="preserve"> [27]</w:t>
-      </w:r>
-      <w:r>
-        <w:rPr>
-          <w:i w:val="false"/>
-          <w:iCs w:val="false"/>
-          <w:sz w:val="22"/>
-          <w:szCs w:val="22"/>
-        </w:rPr>
-        <w:t xml:space="preserve">, alors que les prévalences africaines varient fortement selon les critères diagnostiques</w:t>
-      </w:r>
-      <w:r>
-        <w:rPr>
-          <w:sz w:val="22"/>
-          <w:szCs w:val="22"/>
-        </w:rPr>
-        <w:t xml:space="preserve"> [6,7,35-37]</w:t>
-      </w:r>
-      <w:r>
-        <w:rPr>
-          <w:i w:val="false"/>
-          <w:iCs w:val="false"/>
-          <w:sz w:val="22"/>
-          <w:szCs w:val="22"/>
-        </w:rPr>
-        <w:t xml:space="preserve">, peut refléter une charge moindre comme une détection incomplète. Si la glycémie n'est accessible à la femme enceinte que dans une minorité de centres, sur des signes d'appel et à ses frais, une partie de l'écart pourrait tenir au dépistage lui-même. L'étude ne permet pas de le mesurer, mais elle invite à ne pas lire ces chiffres comme une donnée épidémiologique pure. Elle montre aussi un effet de second ordre : là où le geste est impossible, il cesse d'être pensé, et la compétence acquise en formation s'érode. Une dotation tardive ne retrouverait donc pas intacte la compétence qu'elle suppose.</w:t>
+        <w:t xml:space="preserve">Ce qui n'est pas compté au titre de la CPN n'y est ni commandé, ni réparé, ni supervisé. Le mentorat clinique conduit dans des districts voisins, qui a porté l'évaluation complète des signes de danger de 2,1 % à 84,2 % des consultations</w:t>
+      </w:r>
+      <w:r>
+        <w:rPr>
+          <w:sz w:val="22"/>
+          <w:szCs w:val="22"/>
+        </w:rPr>
+        <w:t xml:space="preserve"> [68]</w:t>
+      </w:r>
+      <w:r>
+        <w:rPr>
+          <w:i w:val="false"/>
+          <w:iCs w:val="false"/>
+          <w:sz w:val="22"/>
+          <w:szCs w:val="22"/>
+        </w:rPr>
+        <w:t xml:space="preserve">, montre que ces pratiques dépendent de conditions modifiables. À l'inverse, un contrôle portant sur la complétude produit de la complétude : plus un indicateur sert à la décision, plus il déforme les pratiques qu'il devait mesurer</w:t>
+      </w:r>
+      <w:r>
+        <w:rPr>
+          <w:sz w:val="22"/>
+          <w:szCs w:val="22"/>
+        </w:rPr>
+        <w:t xml:space="preserve"> [77]</w:t>
+      </w:r>
+      <w:r>
+        <w:rPr>
+          <w:i w:val="false"/>
+          <w:iCs w:val="false"/>
+          <w:sz w:val="22"/>
+          <w:szCs w:val="22"/>
+        </w:rPr>
+        <w:t xml:space="preserve">, ce que rejoint la faible concordance entre indicateurs prénatals et registres rwandais</w:t>
+      </w:r>
+      <w:r>
+        <w:rPr>
+          <w:sz w:val="22"/>
+          <w:szCs w:val="22"/>
+        </w:rPr>
+        <w:t xml:space="preserve"> [69]</w:t>
+      </w:r>
+      <w:r>
+        <w:rPr>
+          <w:i w:val="false"/>
+          <w:iCs w:val="false"/>
+          <w:sz w:val="22"/>
+          <w:szCs w:val="22"/>
+        </w:rPr>
+        <w:t xml:space="preserve">. Ce résultat, qui repose surtout sur un entretien, ne permet aucune estimation de fréquence ; il indique qu'un indicateur utile doit porter sur l'acte et sa suite, et être vérifié par l'observation.</w:t>
       </w:r>
     </w:p>
     <w:p>
@@ -863,7 +1073,7 @@
         <w:spacing w:after="100" w:before="180"/>
       </w:pPr>
       <w:r>
-        <w:t xml:space="preserve">6.2.2. Le prestataire, opérateur concret de l'équité</w:t>
+        <w:t xml:space="preserve">6.2.4. Du signalement à la prise en charge</w:t>
       </w:r>
     </w:p>
     <w:p>
@@ -878,71 +1088,96 @@
           <w:sz w:val="22"/>
           <w:szCs w:val="22"/>
         </w:rPr>
-        <w:t xml:space="preserve">Le résultat le plus original de l'étude concerne la pratique informative. La littérature établit un gradient social du recours et de la qualité du suivi prénatal au Rwanda</w:t>
-      </w:r>
-      <w:r>
-        <w:rPr>
-          <w:sz w:val="22"/>
-          <w:szCs w:val="22"/>
-        </w:rPr>
-        <w:t xml:space="preserve"> [52-55]</w:t>
-      </w:r>
-      <w:r>
-        <w:rPr>
-          <w:i w:val="false"/>
-          <w:iCs w:val="false"/>
-          <w:sz w:val="22"/>
-          <w:szCs w:val="22"/>
-        </w:rPr>
-        <w:t xml:space="preserve">, ainsi que des obstacles normatifs documentés du point de vue des femmes</w:t>
-      </w:r>
-      <w:r>
-        <w:rPr>
-          <w:sz w:val="22"/>
-          <w:szCs w:val="22"/>
-        </w:rPr>
-        <w:t xml:space="preserve"> [56,57]</w:t>
-      </w:r>
-      <w:r>
-        <w:rPr>
-          <w:i w:val="false"/>
-          <w:iCs w:val="false"/>
-          <w:sz w:val="22"/>
-          <w:szCs w:val="22"/>
-        </w:rPr>
-        <w:t xml:space="preserve"> ; un seul travail avait interrogé des prestataires, sur le retard au premier contact</w:t>
-      </w:r>
-      <w:r>
-        <w:rPr>
-          <w:sz w:val="22"/>
-          <w:szCs w:val="22"/>
-        </w:rPr>
-        <w:t xml:space="preserve"> [58]</w:t>
-      </w:r>
-      <w:r>
-        <w:rPr>
-          <w:i w:val="false"/>
-          <w:iCs w:val="false"/>
-          <w:sz w:val="22"/>
-          <w:szCs w:val="22"/>
-        </w:rPr>
-        <w:t xml:space="preserve">. Nos résultats livrent la lecture des prestataires, et cette lecture va au-delà d'un inventaire d'obstacles : elle décrit un mécanisme par lequel le service lui-même reproduit l'inégalité. L'explication la plus complète va aux femmes instruites, arrivées tôt, qui posent des questions ; la plus brève à celles qui n'ont pas d'autre source d'information. Cette distribution rappelle la « loi inverse des soins », selon laquelle la disponibilité de soins de qualité varie en sens inverse des besoins de la population servie</w:t>
-      </w:r>
-      <w:r>
-        <w:rPr>
-          <w:sz w:val="22"/>
-          <w:szCs w:val="22"/>
-        </w:rPr>
-        <w:t xml:space="preserve"> [73]</w:t>
-      </w:r>
-      <w:r>
-        <w:rPr>
-          <w:i w:val="false"/>
-          <w:iCs w:val="false"/>
-          <w:sz w:val="22"/>
-          <w:szCs w:val="22"/>
-        </w:rPr>
-        <w:t xml:space="preserve">. Elle s'observe ici à l'échelle la plus fine : quelques minutes d'explication, dans une même salle, le même matin.</w:t>
+        <w:t xml:space="preserve">La revue inventoriait des facteurs limitants récurrents en Afrique de l'Est et centrale</w:t>
+      </w:r>
+      <w:r>
+        <w:rPr>
+          <w:sz w:val="22"/>
+          <w:szCs w:val="22"/>
+        </w:rPr>
+        <w:t xml:space="preserve"> [24-26]</w:t>
+      </w:r>
+      <w:r>
+        <w:rPr>
+          <w:i w:val="false"/>
+          <w:iCs w:val="false"/>
+          <w:sz w:val="22"/>
+          <w:szCs w:val="22"/>
+        </w:rPr>
+        <w:t xml:space="preserve"> sans montrer leur articulation ; le thème « trouver sans pouvoir suivre » l'apporte : la détection n'a de valeur que si le transport, la décision du ménage et le retour d'information tiennent. L'absence de retour, rapportée par 15 participants, rejoint les pratiques sous-optimales de référence décrites dans 121 centres de santé rwandais</w:t>
+      </w:r>
+      <w:r>
+        <w:rPr>
+          <w:sz w:val="22"/>
+          <w:szCs w:val="22"/>
+        </w:rPr>
+        <w:t xml:space="preserve"> [78]</w:t>
+      </w:r>
+      <w:r>
+        <w:rPr>
+          <w:i w:val="false"/>
+          <w:iCs w:val="false"/>
+          <w:sz w:val="22"/>
+          <w:szCs w:val="22"/>
+        </w:rPr>
+        <w:t xml:space="preserve">. Ces résultats relèvent de l'axe « créer des milieux favorables » et de la stratégie « servir de médiateur » de la Charte</w:t>
+      </w:r>
+      <w:r>
+        <w:rPr>
+          <w:sz w:val="22"/>
+          <w:szCs w:val="22"/>
+        </w:rPr>
+        <w:t xml:space="preserve"> [23]</w:t>
+      </w:r>
+      <w:r>
+        <w:rPr>
+          <w:i w:val="false"/>
+          <w:iCs w:val="false"/>
+          <w:sz w:val="22"/>
+          <w:szCs w:val="22"/>
+        </w:rPr>
+        <w:t xml:space="preserve">, et soulignent une discontinuité peu traitée : la sortie du suivi à l'accouchement, alors que la grossesse peut révéler ces affections pour la première fois</w:t>
+      </w:r>
+      <w:r>
+        <w:rPr>
+          <w:sz w:val="22"/>
+          <w:szCs w:val="22"/>
+        </w:rPr>
+        <w:t xml:space="preserve"> [4,5]</w:t>
+      </w:r>
+      <w:r>
+        <w:rPr>
+          <w:i w:val="false"/>
+          <w:iCs w:val="false"/>
+          <w:sz w:val="22"/>
+          <w:szCs w:val="22"/>
+        </w:rPr>
+        <w:t xml:space="preserve">. Les relais communautaires, que le programme national mobilise déjà pour les maladies non transmissibles</w:t>
+      </w:r>
+      <w:r>
+        <w:rPr>
+          <w:sz w:val="22"/>
+          <w:szCs w:val="22"/>
+        </w:rPr>
+        <w:t xml:space="preserve"> [63,64]</w:t>
+      </w:r>
+      <w:r>
+        <w:rPr>
+          <w:i w:val="false"/>
+          <w:iCs w:val="false"/>
+          <w:sz w:val="22"/>
+          <w:szCs w:val="22"/>
+        </w:rPr>
+        <w:t xml:space="preserve">, réduisent une partie de cet écart, mais déplacent l'inégalité entre les villages qui disposent d'un agent actif et les autres.</w:t>
+      </w:r>
+    </w:p>
+    <w:p>
+      <w:pPr>
+        <w:pStyle w:val="Heading3"/>
+        <w:spacing w:after="100" w:before="180"/>
+      </w:pPr>
+      <w:r>
+        <w:t xml:space="preserve">6.2.5. Une portée reconnue en équité, sans le mot</w:t>
       </w:r>
     </w:p>
     <w:p>
@@ -957,7 +1192,23 @@
           <w:sz w:val="22"/>
           <w:szCs w:val="22"/>
         </w:rPr>
-        <w:t xml:space="preserve">Au regard du cadre, ce résultat touche l'axe « acquérir des aptitudes individuelles » de la Charte d'Ottawa</w:t>
+        <w:t xml:space="preserve">Sans que le mot soit prononcé, 16 participants sur 20 jugent inacceptables les différences décrites, et les situent dans les conditions — l'heure, le lieu, le matériel — plutôt que dans les femmes, ce qui correspond à la définition de l'équité retenue</w:t>
+      </w:r>
+      <w:r>
+        <w:rPr>
+          <w:sz w:val="22"/>
+          <w:szCs w:val="22"/>
+        </w:rPr>
+        <w:t xml:space="preserve"> [51]</w:t>
+      </w:r>
+      <w:r>
+        <w:rPr>
+          <w:i w:val="false"/>
+          <w:iCs w:val="false"/>
+          <w:sz w:val="22"/>
+          <w:szCs w:val="22"/>
+        </w:rPr>
+        <w:t xml:space="preserve"> et à la place que la Charte lui donne parmi les conditions préalables à la santé</w:t>
       </w:r>
       <w:r>
         <w:rPr>
@@ -973,71 +1224,16 @@
           <w:sz w:val="22"/>
           <w:szCs w:val="22"/>
         </w:rPr>
-        <w:t xml:space="preserve">. Le dépistage n'est capacitant que si la femme repart en sachant ce que signifie le chiffre et ce qu'elle peut faire. Or la littératie en santé, que Nutbeam décline en niveaux fonctionnel, interactif et critique</w:t>
-      </w:r>
-      <w:r>
-        <w:rPr>
-          <w:sz w:val="22"/>
-          <w:szCs w:val="22"/>
-        </w:rPr>
-        <w:t xml:space="preserve"> [74]</w:t>
-      </w:r>
-      <w:r>
-        <w:rPr>
-          <w:i w:val="false"/>
-          <w:iCs w:val="false"/>
-          <w:sz w:val="22"/>
-          <w:szCs w:val="22"/>
-        </w:rPr>
-        <w:t xml:space="preserve">, est inégalement distribuée</w:t>
-      </w:r>
-      <w:r>
-        <w:rPr>
-          <w:sz w:val="22"/>
-          <w:szCs w:val="22"/>
-        </w:rPr>
-        <w:t xml:space="preserve"> [51]</w:t>
-      </w:r>
-      <w:r>
-        <w:rPr>
-          <w:i w:val="false"/>
-          <w:iCs w:val="false"/>
-          <w:sz w:val="22"/>
-          <w:szCs w:val="22"/>
-        </w:rPr>
-        <w:t xml:space="preserve">. Une explication qui se raccourcit devant les femmes les moins instruites transforme une inégalité de littératie en inégalité de capacité d'agir, ce que le protocole formulait comme le risque d'une intervention universelle appliquée dans un contexte inégalitaire</w:t>
-      </w:r>
-      <w:r>
-        <w:rPr>
-          <w:sz w:val="22"/>
-          <w:szCs w:val="22"/>
-        </w:rPr>
-        <w:t xml:space="preserve"> [51]</w:t>
-      </w:r>
-      <w:r>
-        <w:rPr>
-          <w:i w:val="false"/>
-          <w:iCs w:val="false"/>
-          <w:sz w:val="22"/>
-          <w:szCs w:val="22"/>
-        </w:rPr>
-        <w:t xml:space="preserve">. L'expérience rwandaise de la consultation prénatale en groupe, qui a amélioré les connaissances sans modifier les indicateurs cliniques usuels</w:t>
-      </w:r>
-      <w:r>
-        <w:rPr>
-          <w:sz w:val="22"/>
-          <w:szCs w:val="22"/>
-        </w:rPr>
-        <w:t xml:space="preserve"> [65,66]</w:t>
-      </w:r>
-      <w:r>
-        <w:rPr>
-          <w:i w:val="false"/>
-          <w:iCs w:val="false"/>
-          <w:sz w:val="22"/>
-          <w:szCs w:val="22"/>
-        </w:rPr>
-        <w:t xml:space="preserve">, confirme que la portée capacitante d'un service ne se lit pas dans ses indicateurs de contact.</w:t>
+        <w:t xml:space="preserve">. Que 11 participants reconnaissent une part qui leur revient indique que la réorientation des services trouve chez eux un point d'appui ; la résignation d'une minorité rappelle que le jugement d'équité dépend aussi de ce qui paraît possible.</w:t>
+      </w:r>
+    </w:p>
+    <w:p>
+      <w:pPr>
+        <w:pStyle w:val="Heading2"/>
+        <w:spacing w:after="120" w:before="220"/>
+      </w:pPr>
+      <w:r>
+        <w:t xml:space="preserve">6.3. Retour sur le cadre conceptuel</w:t>
       </w:r>
     </w:p>
     <w:p>
@@ -1052,411 +1248,23 @@
           <w:sz w:val="22"/>
           <w:szCs w:val="22"/>
         </w:rPr>
-        <w:t xml:space="preserve">Deux nuances s'imposent. D'une part, les participants ne décrivent pas un choix délibéré mais un arbitrage sous contrainte de temps : cette conduite correspond au rationnement pratiqué par les agents de première ligne lorsque la demande excède les moyens</w:t>
-      </w:r>
-      <w:r>
-        <w:rPr>
-          <w:sz w:val="22"/>
-          <w:szCs w:val="22"/>
-        </w:rPr>
-        <w:t xml:space="preserve"> [75]</w:t>
-      </w:r>
-      <w:r>
-        <w:rPr>
-          <w:i w:val="false"/>
-          <w:iCs w:val="false"/>
-          <w:sz w:val="22"/>
-          <w:szCs w:val="22"/>
-        </w:rPr>
-        <w:t xml:space="preserve">, dans un pays où la densité de professionnels qualifiés reste très inférieure au seuil de l'OMS</w:t>
-      </w:r>
-      <w:r>
-        <w:rPr>
-          <w:sz w:val="22"/>
-          <w:szCs w:val="22"/>
-        </w:rPr>
-        <w:t xml:space="preserve"> [70]</w:t>
-      </w:r>
-      <w:r>
-        <w:rPr>
-          <w:i w:val="false"/>
-          <w:iCs w:val="false"/>
-          <w:sz w:val="22"/>
-          <w:szCs w:val="22"/>
-        </w:rPr>
-        <w:t xml:space="preserve">. D'autre part, des contre-pratiques existent : faire reformuler la femme, utiliser une image commune, refuser de classer les femmes par avance. Elles rejoignent le principe d'universalisme proportionné, selon lequel l'action doit être universelle, mais d'une ampleur et d'une intensité proportionnelles au niveau de désavantage</w:t>
-      </w:r>
-      <w:r>
-        <w:rPr>
-          <w:sz w:val="22"/>
-          <w:szCs w:val="22"/>
-        </w:rPr>
-        <w:t xml:space="preserve"> [76]</w:t>
-      </w:r>
-      <w:r>
-        <w:rPr>
-          <w:i w:val="false"/>
-          <w:iCs w:val="false"/>
-          <w:sz w:val="22"/>
-          <w:szCs w:val="22"/>
-        </w:rPr>
-        <w:t xml:space="preserve">.</w:t>
-      </w:r>
-    </w:p>
-    <w:p>
-      <w:pPr>
-        <w:pStyle w:val="Heading3"/>
-        <w:spacing w:after="100" w:before="180"/>
-      </w:pPr>
-      <w:r>
-        <w:t xml:space="preserve">6.2.3. Ce qui est compté existe, et ce qui est compté peut tromper</w:t>
-      </w:r>
-    </w:p>
-    <w:p>
-      <w:pPr>
-        <w:spacing w:after="140"/>
-        <w:jc w:val="both"/>
-      </w:pPr>
-      <w:r>
-        <w:rPr>
-          <w:i w:val="false"/>
-          <w:iCs w:val="false"/>
-          <w:sz w:val="22"/>
-          <w:szCs w:val="22"/>
-        </w:rPr>
-        <w:t xml:space="preserve">Les participants attribuent la rupture des intrants, l'absence de maintenance et le peu d'attention de l'encadrement à un même mécanisme : le dépistage ne figure dans aucun indicateur de la CPN. Ce mécanisme prolonge le précédent : la glycémie est comptée, mais dans un autre programme, celui des maladies chroniques. Ce qui n'est pas compté au titre de la CPN n'y est ni commandé, ni réparé, ni supervisé. Le mentorat clinique conduit dans des districts voisins, qui a fait passer l'évaluation complète des signes de danger de 2,1 % à 84,2 % des consultations</w:t>
-      </w:r>
-      <w:r>
-        <w:rPr>
-          <w:sz w:val="22"/>
-          <w:szCs w:val="22"/>
-        </w:rPr>
-        <w:t xml:space="preserve"> [68]</w:t>
-      </w:r>
-      <w:r>
-        <w:rPr>
-          <w:i w:val="false"/>
-          <w:iCs w:val="false"/>
-          <w:sz w:val="22"/>
-          <w:szCs w:val="22"/>
-        </w:rPr>
-        <w:t xml:space="preserve">, montre que ces pratiques dépendent de conditions modifiables et de l'attention qu'on leur porte.</w:t>
-      </w:r>
-    </w:p>
-    <w:p>
-      <w:pPr>
-        <w:spacing w:after="140"/>
-        <w:jc w:val="both"/>
-      </w:pPr>
-      <w:r>
-        <w:rPr>
-          <w:i w:val="false"/>
-          <w:iCs w:val="false"/>
-          <w:sz w:val="22"/>
-          <w:szCs w:val="22"/>
-        </w:rPr>
-        <w:t xml:space="preserve">Le thème du registre comme écran en est le revers. Lorsqu'un contrôle porte sur la complétude d'un registre plutôt que sur l'acte qu'il enregistre, il produit de la complétude. Ce mécanisme est connu en évaluation des politiques : plus un indicateur quantitatif sert à la décision, plus il est exposé aux pressions qui déforment les pratiques qu'il devait mesurer</w:t>
-      </w:r>
-      <w:r>
-        <w:rPr>
-          <w:sz w:val="22"/>
-          <w:szCs w:val="22"/>
-        </w:rPr>
-        <w:t xml:space="preserve"> [77]</w:t>
-      </w:r>
-      <w:r>
-        <w:rPr>
-          <w:i w:val="false"/>
-          <w:iCs w:val="false"/>
-          <w:sz w:val="22"/>
-          <w:szCs w:val="22"/>
-        </w:rPr>
-        <w:t xml:space="preserve">. Il rejoint la faible concordance, documentée dans quatre districts rwandais, entre les indicateurs prénatals du système d'information et les registres, avec une surdéclaration majoritaire</w:t>
-      </w:r>
-      <w:r>
-        <w:rPr>
-          <w:sz w:val="22"/>
-          <w:szCs w:val="22"/>
-        </w:rPr>
-        <w:t xml:space="preserve"> [69]</w:t>
-      </w:r>
-      <w:r>
-        <w:rPr>
-          <w:i w:val="false"/>
-          <w:iCs w:val="false"/>
-          <w:sz w:val="22"/>
-          <w:szCs w:val="22"/>
-        </w:rPr>
-        <w:t xml:space="preserve">. La portée de ce résultat doit cependant être bornée : il repose principalement sur un entretien, corroboré par une observation, et ne permet aucune estimation de fréquence.</w:t>
-      </w:r>
-    </w:p>
-    <w:p>
-      <w:pPr>
-        <w:spacing w:after="140"/>
-        <w:jc w:val="both"/>
-      </w:pPr>
-      <w:r>
-        <w:rPr>
-          <w:i w:val="false"/>
-          <w:iCs w:val="false"/>
-          <w:sz w:val="22"/>
-          <w:szCs w:val="22"/>
-        </w:rPr>
-        <w:t xml:space="preserve">Ajouter un indicateur ne suffit donc pas : il doit porter sur l'acte et sa suite (mesure réalisée, résultat anormal, référence aboutie) et être vérifié par l'observation, faute de quoi il déplacerait l'écran plutôt qu'il ne le lèverait. Une proposition d'indicateur ou de redevabilité est d'ailleurs formulée par 8 participants.</w:t>
-      </w:r>
-    </w:p>
-    <w:p>
-      <w:pPr>
-        <w:pStyle w:val="Heading3"/>
-        <w:spacing w:after="100" w:before="180"/>
-      </w:pPr>
-      <w:r>
-        <w:t xml:space="preserve">6.2.4. Du signalement à la prise en charge</w:t>
-      </w:r>
-    </w:p>
-    <w:p>
-      <w:pPr>
-        <w:spacing w:after="140"/>
-        <w:jc w:val="both"/>
-      </w:pPr>
-      <w:r>
-        <w:rPr>
-          <w:i w:val="false"/>
-          <w:iCs w:val="false"/>
-          <w:sz w:val="22"/>
-          <w:szCs w:val="22"/>
-        </w:rPr>
-        <w:t xml:space="preserve">La revue inventoriait des facteurs limitants récurrents, formation, équipements, coordination, coût, au Cameroun, en Tanzanie et au Kenya</w:t>
-      </w:r>
-      <w:r>
-        <w:rPr>
-          <w:sz w:val="22"/>
-          <w:szCs w:val="22"/>
-        </w:rPr>
-        <w:t xml:space="preserve"> [24-26]</w:t>
-      </w:r>
-      <w:r>
-        <w:rPr>
-          <w:i w:val="false"/>
-          <w:iCs w:val="false"/>
-          <w:sz w:val="22"/>
-          <w:szCs w:val="22"/>
-        </w:rPr>
-        <w:t xml:space="preserve">, sans montrer comment ils s'articulent dans l'expérience professionnelle. Le thème « trouver sans pouvoir suivre » apporte cette articulation. La détection n'a de valeur que si trois maillons tiennent : le transport, la décision du ménage, le retour d'information de l'hôpital. Lorsque l'un cède, les participants décrivent un dépistage qui « s'arrête à la détection ». L'absence de retour d'information, rapportée par 15 participants, rejoint les pratiques sous-optimales de référence urgente rapportées par les prestataires de CPN de 121 centres de santé rwandais</w:t>
-      </w:r>
-      <w:r>
-        <w:rPr>
-          <w:sz w:val="22"/>
-          <w:szCs w:val="22"/>
-        </w:rPr>
-        <w:t xml:space="preserve"> [78]</w:t>
-      </w:r>
-      <w:r>
-        <w:rPr>
-          <w:i w:val="false"/>
-          <w:iCs w:val="false"/>
-          <w:sz w:val="22"/>
-          <w:szCs w:val="22"/>
-        </w:rPr>
-        <w:t xml:space="preserve">.</w:t>
-      </w:r>
-    </w:p>
-    <w:p>
-      <w:pPr>
-        <w:spacing w:after="140"/>
-        <w:jc w:val="both"/>
-      </w:pPr>
-      <w:r>
-        <w:rPr>
-          <w:i w:val="false"/>
-          <w:iCs w:val="false"/>
-          <w:sz w:val="22"/>
-          <w:szCs w:val="22"/>
-        </w:rPr>
-        <w:t xml:space="preserve">Au regard du cadre, ces résultats relèvent de l'axe « créer des milieux favorables » et de la stratégie « servir de médiateur » de la Charte d'Ottawa</w:t>
-      </w:r>
-      <w:r>
-        <w:rPr>
-          <w:sz w:val="22"/>
-          <w:szCs w:val="22"/>
-        </w:rPr>
-        <w:t xml:space="preserve"> [23]</w:t>
-      </w:r>
-      <w:r>
-        <w:rPr>
-          <w:i w:val="false"/>
-          <w:iCs w:val="false"/>
-          <w:sz w:val="22"/>
-          <w:szCs w:val="22"/>
-        </w:rPr>
-        <w:t xml:space="preserve">, dans leur dimension de coordination et de référence. Ils mettent en évidence deux discontinuités peu traitées par la littérature consultée : la sortie du suivi à l'accouchement, alors que la grossesse peut révéler ces affections pour la première fois et que leur portée excède la période gestationnelle</w:t>
-      </w:r>
-      <w:r>
-        <w:rPr>
-          <w:sz w:val="22"/>
-          <w:szCs w:val="22"/>
-        </w:rPr>
-        <w:t xml:space="preserve"> [4,5]</w:t>
-      </w:r>
-      <w:r>
-        <w:rPr>
-          <w:i w:val="false"/>
-          <w:iCs w:val="false"/>
-          <w:sz w:val="22"/>
-          <w:szCs w:val="22"/>
-        </w:rPr>
-        <w:t xml:space="preserve">, et la mobilité des femmes, que l'organisation du suivi, centrée sur le centre plutôt que sur la femme, ne prend pas en compte.</w:t>
-      </w:r>
-    </w:p>
-    <w:p>
-      <w:pPr>
-        <w:pStyle w:val="Heading3"/>
-        <w:spacing w:after="100" w:before="180"/>
-      </w:pPr>
-      <w:r>
-        <w:t xml:space="preserve">6.2.5. Des arrangements locaux, efficaces et fragiles</w:t>
-      </w:r>
-    </w:p>
-    <w:p>
-      <w:pPr>
-        <w:spacing w:after="140"/>
-        <w:jc w:val="both"/>
-      </w:pPr>
-      <w:r>
-        <w:rPr>
-          <w:i w:val="false"/>
-          <w:iCs w:val="false"/>
-          <w:sz w:val="22"/>
-          <w:szCs w:val="22"/>
-        </w:rPr>
-        <w:t xml:space="preserve">La revue concluait que la jonction entre santé maternelle et maladies chroniques reposait sur l'initiative des équipes. Les résultats le confirment : relais assurés par les agents de santé communautaire, affiche dessinée à la main. Le programme national d'agents de santé communautaire dépiste déjà les maladies non transmissibles à domicile</w:t>
-      </w:r>
-      <w:r>
-        <w:rPr>
-          <w:sz w:val="22"/>
-          <w:szCs w:val="22"/>
-        </w:rPr>
-        <w:t xml:space="preserve"> [63,64]</w:t>
-      </w:r>
-      <w:r>
-        <w:rPr>
-          <w:i w:val="false"/>
-          <w:iCs w:val="false"/>
-          <w:sz w:val="22"/>
-          <w:szCs w:val="22"/>
-        </w:rPr>
-        <w:t xml:space="preserve">, mais sans articulation documentée avec la CPN ; les participantes qui s'appuient sur ces agents construisent cette articulation elles-mêmes. Ces arrangements réduisent une partie des écarts ; ils déplacent aussi l'inégalité vers une nouvelle ligne de partage, entre les villages qui disposent d'un agent actif et les autres. Elles reposent enfin sur une personne : une initiative qui n'est reconnue par aucun outil officiel disparaît avec celle qui la porte.</w:t>
-      </w:r>
-    </w:p>
-    <w:p>
-      <w:pPr>
-        <w:pStyle w:val="Heading3"/>
-        <w:spacing w:after="100" w:before="180"/>
-      </w:pPr>
-      <w:r>
-        <w:t xml:space="preserve">6.2.6. Une portée reconnue en équité, sans le mot</w:t>
-      </w:r>
-    </w:p>
-    <w:p>
-      <w:pPr>
-        <w:spacing w:after="140"/>
-        <w:jc w:val="both"/>
-      </w:pPr>
-      <w:r>
-        <w:rPr>
-          <w:i w:val="false"/>
-          <w:iCs w:val="false"/>
-          <w:sz w:val="22"/>
-          <w:szCs w:val="22"/>
-        </w:rPr>
-        <w:t xml:space="preserve">Le mot « équité » n'a pas été prononcé par l'enquêteur. Les participants ont pourtant décrit des inégalités d'accès et les ont jugées, le plus souvent, inacceptables (16 participants sur 20). Deux traits de ces jugements méritent discussion. D'abord, la différence est située dans les conditions et non dans les femmes : l'heure d'arrivée, le lieu, le matériel. Cette lecture correspond à la définition de l'équité retenue par l'étude, l'absence de différences systématiques et évitables entre groupes sociaux</w:t>
-      </w:r>
-      <w:r>
-        <w:rPr>
-          <w:sz w:val="22"/>
-          <w:szCs w:val="22"/>
-        </w:rPr>
-        <w:t xml:space="preserve"> [51]</w:t>
-      </w:r>
-      <w:r>
-        <w:rPr>
-          <w:i w:val="false"/>
-          <w:iCs w:val="false"/>
-          <w:sz w:val="22"/>
-          <w:szCs w:val="22"/>
-        </w:rPr>
-        <w:t xml:space="preserve">, et à la place que la Charte d'Ottawa donne à l'équité parmi les conditions préalables à la santé</w:t>
-      </w:r>
-      <w:r>
-        <w:rPr>
-          <w:sz w:val="22"/>
-          <w:szCs w:val="22"/>
-        </w:rPr>
-        <w:t xml:space="preserve"> [23]</w:t>
-      </w:r>
-      <w:r>
-        <w:rPr>
-          <w:i w:val="false"/>
-          <w:iCs w:val="false"/>
-          <w:sz w:val="22"/>
-          <w:szCs w:val="22"/>
-        </w:rPr>
-        <w:t xml:space="preserve">. Ensuite, 11 participants distinguent une part de l'inégalité qui leur revient, celle de l'explication. Cette double attribution, au système et à soi, indique que la réorientation des services, que la Charte lie à une transformation des attitudes professionnelles</w:t>
-      </w:r>
-      <w:r>
-        <w:rPr>
-          <w:sz w:val="22"/>
-          <w:szCs w:val="22"/>
-        </w:rPr>
-        <w:t xml:space="preserve"> [23]</w:t>
-      </w:r>
-      <w:r>
-        <w:rPr>
-          <w:i w:val="false"/>
-          <w:iCs w:val="false"/>
-          <w:sz w:val="22"/>
-          <w:szCs w:val="22"/>
-        </w:rPr>
-        <w:t xml:space="preserve">, trouve chez ces professionnels un point d'appui.</w:t>
-      </w:r>
-    </w:p>
-    <w:p>
-      <w:pPr>
-        <w:spacing w:after="140"/>
-        <w:jc w:val="both"/>
-      </w:pPr>
-      <w:r>
-        <w:rPr>
-          <w:i w:val="false"/>
-          <w:iCs w:val="false"/>
-          <w:sz w:val="22"/>
-          <w:szCs w:val="22"/>
-        </w:rPr>
-        <w:t xml:space="preserve">Une minorité exprime une normalisation ou une résignation (5 participants). Ces positions s'accompagnent, dans les entretiens, d'une expérience longue de la pénurie ou d'une installation récente. Elles rappellent que le jugement d'équité dépend aussi de l'horizon de ce qui paraît possible.</w:t>
-      </w:r>
-    </w:p>
-    <w:p>
-      <w:pPr>
-        <w:pStyle w:val="Heading2"/>
-        <w:spacing w:after="120" w:before="220"/>
-      </w:pPr>
-      <w:r>
-        <w:t xml:space="preserve">6.3. Retour sur le cadre conceptuel</w:t>
-      </w:r>
-    </w:p>
-    <w:p>
-      <w:pPr>
-        <w:spacing w:after="140"/>
-        <w:jc w:val="both"/>
-      </w:pPr>
-      <w:r>
-        <w:rPr>
-          <w:i w:val="false"/>
-          <w:iCs w:val="false"/>
-          <w:sz w:val="22"/>
-          <w:szCs w:val="22"/>
-        </w:rPr>
-        <w:t xml:space="preserve">Le protocole présentait le cadre comme heuristique et révisable. Sur les 81 codes de l'arbre final (hors familles), 34 sont nés du matériau ; ils ne remettent pas en cause l'articulation des deux ensembles (sens et pratiques ; conditions perçues), mais ils suggèrent trois révisions, présentées au tableau XI.</w:t>
+        <w:t xml:space="preserve">Sur les 81 codes de l'arbre final, 34 sont nés du matériau. Ils ne remettent pas en cause l'articulation des deux ensembles du cadre, mais suggèrent trois révisions (tableau VIII), dont la plus directe : le modèle socio-écologique retenu</w:t>
+      </w:r>
+      <w:r>
+        <w:rPr>
+          <w:sz w:val="22"/>
+          <w:szCs w:val="22"/>
+        </w:rPr>
+        <w:t xml:space="preserve"> [41]</w:t>
+      </w:r>
+      <w:r>
+        <w:rPr>
+          <w:i w:val="false"/>
+          <w:iCs w:val="false"/>
+          <w:sz w:val="22"/>
+          <w:szCs w:val="22"/>
+        </w:rPr>
+        <w:t xml:space="preserve"> ne permet pas de voir qu'un intrant présent dans le centre peut rester inaccessible au service, ou à la femme, qui en a besoin.</w:t>
       </w:r>
     </w:p>
     <w:p>
@@ -1471,7 +1279,7 @@
           <w:sz w:val="20"/>
           <w:szCs w:val="20"/>
         </w:rPr>
-        <w:t xml:space="preserve">Tableau XI. Révisions du cadre conceptuel suggérées par les codes inductifs</w:t>
+        <w:t xml:space="preserve">Tableau VIII. Révisions du cadre conceptuel suggérées par les codes inductifs</w:t>
       </w:r>
     </w:p>
     <w:tbl>
@@ -1820,6 +1628,15 @@
     </w:p>
     <w:p>
       <w:pPr>
+        <w:pStyle w:val="Heading2"/>
+        <w:spacing w:after="120" w:before="220"/>
+      </w:pPr>
+      <w:r>
+        <w:t xml:space="preserve">6.4. Forces et limites de l'étude</w:t>
+      </w:r>
+    </w:p>
+    <w:p>
+      <w:pPr>
         <w:spacing w:after="140"/>
         <w:jc w:val="both"/>
       </w:pPr>
@@ -1830,41 +1647,71 @@
           <w:sz w:val="22"/>
           <w:szCs w:val="22"/>
         </w:rPr>
-        <w:t xml:space="preserve">La première révision est la plus directement liée au terrain : le modèle socio-écologique retenu</w:t>
-      </w:r>
-      <w:r>
-        <w:rPr>
-          <w:sz w:val="22"/>
-          <w:szCs w:val="22"/>
-        </w:rPr>
-        <w:t xml:space="preserve"> [41]</w:t>
-      </w:r>
-      <w:r>
-        <w:rPr>
-          <w:i w:val="false"/>
-          <w:iCs w:val="false"/>
-          <w:sz w:val="22"/>
-          <w:szCs w:val="22"/>
-        </w:rPr>
-        <w:t xml:space="preserve"> distingue les niveaux, mais il ne permet pas de voir qu'un intrant présent dans le centre peut rester inaccessible au service qui en a besoin. La deuxième situe une articulation communautaire entre le service et le social perçu, là où opèrent les agents de santé communautaire. La troisième fait du dispositif de contrôle une condition systémique à part entière, ce que la Charte n'envisage pas explicitement mais que nos résultats rendent nécessaire pour comprendre la distribution effective du dépistage.</w:t>
-      </w:r>
-    </w:p>
-    <w:p>
-      <w:pPr>
-        <w:pStyle w:val="Heading2"/>
-        <w:spacing w:after="120" w:before="220"/>
-      </w:pPr>
-      <w:r>
-        <w:t xml:space="preserve">6.4. Forces et limites de l'étude</w:t>
-      </w:r>
-    </w:p>
-    <w:p>
-      <w:pPr>
-        <w:pStyle w:val="Heading3"/>
-        <w:spacing w:after="100" w:before="180"/>
-      </w:pPr>
-      <w:r>
-        <w:t xml:space="preserve">6.4.1. Forces</w:t>
+        <w:t xml:space="preserve">Forces. L'échantillon couvre quinze des seize centres du district et chacune des modalités du tableau II ; la puissance informationnelle</w:t>
+      </w:r>
+      <w:r>
+        <w:rPr>
+          <w:sz w:val="22"/>
+          <w:szCs w:val="22"/>
+        </w:rPr>
+        <w:t xml:space="preserve"> [44]</w:t>
+      </w:r>
+      <w:r>
+        <w:rPr>
+          <w:i w:val="false"/>
+          <w:iCs w:val="false"/>
+          <w:sz w:val="22"/>
+          <w:szCs w:val="22"/>
+        </w:rPr>
+        <w:t xml:space="preserve"> a été appréciée dimension par dimension plutôt que par un critère de saturation discuté</w:t>
+      </w:r>
+      <w:r>
+        <w:rPr>
+          <w:sz w:val="22"/>
+          <w:szCs w:val="22"/>
+        </w:rPr>
+        <w:t xml:space="preserve"> [45]</w:t>
+      </w:r>
+      <w:r>
+        <w:rPr>
+          <w:i w:val="false"/>
+          <w:iCs w:val="false"/>
+          <w:sz w:val="22"/>
+          <w:szCs w:val="22"/>
+        </w:rPr>
+        <w:t xml:space="preserve">. La triangulation a mis en évidence des concordances autant que des écarts, et l'observation a situé le glucomètre. La fidélité du codage a été contrôlée par un double codage de 3 entretiens (κ = 0,866) et un recodage intra-codeur de 3 entretiens (κ = 0,956) ; les interprétations ont été soumises à trois participants. Ces procédures répondent aux critères de rigueur retenus</w:t>
+      </w:r>
+      <w:r>
+        <w:rPr>
+          <w:sz w:val="22"/>
+          <w:szCs w:val="22"/>
+        </w:rPr>
+        <w:t xml:space="preserve"> [46]</w:t>
+      </w:r>
+      <w:r>
+        <w:rPr>
+          <w:i w:val="false"/>
+          <w:iCs w:val="false"/>
+          <w:sz w:val="22"/>
+          <w:szCs w:val="22"/>
+        </w:rPr>
+        <w:t xml:space="preserve">, et le rapportage suit la grille COREQ</w:t>
+      </w:r>
+      <w:r>
+        <w:rPr>
+          <w:sz w:val="22"/>
+          <w:szCs w:val="22"/>
+        </w:rPr>
+        <w:t xml:space="preserve"> [47]</w:t>
+      </w:r>
+      <w:r>
+        <w:rPr>
+          <w:i w:val="false"/>
+          <w:iCs w:val="false"/>
+          <w:sz w:val="22"/>
+          <w:szCs w:val="22"/>
+        </w:rPr>
+        <w:t xml:space="preserve">.</w:t>
       </w:r>
     </w:p>
     <w:p>
@@ -1879,80 +1726,39 @@
           <w:sz w:val="22"/>
           <w:szCs w:val="22"/>
         </w:rPr>
-        <w:t xml:space="preserve">L'échantillonnage à variation maximale couvre quinze des seize centres du district, le seizième ayant servi au pré-test, et chacune des modalités des sept dimensions du tableau II. La puissance informationnelle</w:t>
-      </w:r>
-      <w:r>
-        <w:rPr>
-          <w:sz w:val="22"/>
-          <w:szCs w:val="22"/>
-        </w:rPr>
-        <w:t xml:space="preserve"> [44]</w:t>
-      </w:r>
-      <w:r>
-        <w:rPr>
-          <w:i w:val="false"/>
-          <w:iCs w:val="false"/>
-          <w:sz w:val="22"/>
-          <w:szCs w:val="22"/>
-        </w:rPr>
-        <w:t xml:space="preserve"> a été appréciée dimension par dimension, plutôt que par un critère de saturation dont la pertinence a été discutée</w:t>
-      </w:r>
-      <w:r>
-        <w:rPr>
-          <w:sz w:val="22"/>
-          <w:szCs w:val="22"/>
-        </w:rPr>
-        <w:t xml:space="preserve"> [45]</w:t>
-      </w:r>
-      <w:r>
-        <w:rPr>
-          <w:i w:val="false"/>
-          <w:iCs w:val="false"/>
-          <w:sz w:val="22"/>
-          <w:szCs w:val="22"/>
-        </w:rPr>
-        <w:t xml:space="preserve">. La crédibilité repose sur la triangulation des entretiens avec l'observation et les données de routine, qui a mis en évidence des concordances autant que des écarts ; l'observation a notamment permis de situer le glucomètre, ce que les entretiens seuls n'auraient pas établi. La fidélité du codage a été contrôlée par un double codage indépendant de 3 entretiens (κ = 0,866) et un recodage intra-codeur de 3 entretiens après quatre semaines (κ = 0,956). Les interprétations ont été soumises à trois participants volontaires. Ces procédures répondent aux critères de crédibilité, de dépendabilité, de confirmabilité et de transférabilité retenus</w:t>
-      </w:r>
-      <w:r>
-        <w:rPr>
-          <w:sz w:val="22"/>
-          <w:szCs w:val="22"/>
-        </w:rPr>
-        <w:t xml:space="preserve"> [46]</w:t>
-      </w:r>
-      <w:r>
-        <w:rPr>
-          <w:i w:val="false"/>
-          <w:iCs w:val="false"/>
-          <w:sz w:val="22"/>
-          <w:szCs w:val="22"/>
-        </w:rPr>
-        <w:t xml:space="preserve">, et le rapportage suit la grille COREQ</w:t>
-      </w:r>
-      <w:r>
-        <w:rPr>
-          <w:sz w:val="22"/>
-          <w:szCs w:val="22"/>
-        </w:rPr>
-        <w:t xml:space="preserve"> [47]</w:t>
-      </w:r>
-      <w:r>
-        <w:rPr>
-          <w:i w:val="false"/>
-          <w:iCs w:val="false"/>
-          <w:sz w:val="22"/>
-          <w:szCs w:val="22"/>
-        </w:rPr>
-        <w:t xml:space="preserve">.</w:t>
-      </w:r>
-    </w:p>
-    <w:p>
-      <w:pPr>
-        <w:pStyle w:val="Heading3"/>
-        <w:spacing w:after="100" w:before="180"/>
-      </w:pPr>
-      <w:r>
-        <w:t xml:space="preserve">6.4.2. Limites</w:t>
+        <w:t xml:space="preserve">Limites. Les résultats portent sur des pratiques déclarées et sur des représentations professionnelles ; le point de vue des femmes reste hors champ, et une désirabilité sociale est possible. L'observation d'une demi-journée est exposée à un effet de la présence de l'observateur</w:t>
+      </w:r>
+      <w:r>
+        <w:rPr>
+          <w:sz w:val="22"/>
+          <w:szCs w:val="22"/>
+        </w:rPr>
+        <w:t xml:space="preserve"> [79]</w:t>
+      </w:r>
+      <w:r>
+        <w:rPr>
+          <w:i w:val="false"/>
+          <w:iCs w:val="false"/>
+          <w:sz w:val="22"/>
+          <w:szCs w:val="22"/>
+        </w:rPr>
+        <w:t xml:space="preserve">, et les données de routine sont de qualité limitée</w:t>
+      </w:r>
+      <w:r>
+        <w:rPr>
+          <w:sz w:val="22"/>
+          <w:szCs w:val="22"/>
+        </w:rPr>
+        <w:t xml:space="preserve"> [69]</w:t>
+      </w:r>
+      <w:r>
+        <w:rPr>
+          <w:i w:val="false"/>
+          <w:iCs w:val="false"/>
+          <w:sz w:val="22"/>
+          <w:szCs w:val="22"/>
+        </w:rPr>
+        <w:t xml:space="preserve">. La traduction depuis le kinyarwanda comporte un risque de perte de sens, contrôlé par une vérification indépendante. Portant sur un seul district, l'étude ne se généralise pas, mais la description du contexte permet d'apprécier sa transférabilité.</w:t>
       </w:r>
     </w:p>
     <w:p>
@@ -1967,769 +1773,7 @@
           <w:sz w:val="22"/>
           <w:szCs w:val="22"/>
         </w:rPr>
-        <w:t xml:space="preserve">Les résultats portent sur des perceptions et des pratiques déclarées. Les propos des participants sur les femmes sont des représentations professionnelles : ils ne décrivent ni les femmes elles-mêmes, ni leurs pratiques, et le point de vue des femmes reste hors du champ de l'étude. Les pratiques déclarées peuvent s'écarter des pratiques réelles ; l'observation l'a montré dans 2 centres. Une désirabilité sociale est possible, l'étude pouvant être perçue comme une évaluation.</w:t>
-      </w:r>
-    </w:p>
-    <w:p>
-      <w:pPr>
-        <w:spacing w:after="140"/>
-        <w:jc w:val="both"/>
-      </w:pPr>
-      <w:r>
-        <w:rPr>
-          <w:i w:val="false"/>
-          <w:iCs w:val="false"/>
-          <w:sz w:val="22"/>
-          <w:szCs w:val="22"/>
-        </w:rPr>
-        <w:t xml:space="preserve">L'observation, limitée à une demi-journée par centre, est exposée à un effet de la présence de l'observateur sur les pratiques observées</w:t>
-      </w:r>
-      <w:r>
-        <w:rPr>
-          <w:sz w:val="22"/>
-          <w:szCs w:val="22"/>
-        </w:rPr>
-        <w:t xml:space="preserve"> [79]</w:t>
-      </w:r>
-      <w:r>
-        <w:rPr>
-          <w:i w:val="false"/>
-          <w:iCs w:val="false"/>
-          <w:sz w:val="22"/>
-          <w:szCs w:val="22"/>
-        </w:rPr>
-        <w:t xml:space="preserve">. Les données de routine, de qualité limitée</w:t>
-      </w:r>
-      <w:r>
-        <w:rPr>
-          <w:sz w:val="22"/>
-          <w:szCs w:val="22"/>
-        </w:rPr>
-        <w:t xml:space="preserve"> [69]</w:t>
-      </w:r>
-      <w:r>
-        <w:rPr>
-          <w:i w:val="false"/>
-          <w:iCs w:val="false"/>
-          <w:sz w:val="22"/>
-          <w:szCs w:val="22"/>
-        </w:rPr>
-        <w:t xml:space="preserve">, ne caractérisent que le contexte. La traduction des entretiens conduits en kinyarwanda, langue que le chercheur maîtrise sans qu'elle soit sa langue première, introduit un risque de perte de sens, contrôlé mais non supprimé par la vérification indépendante d'un échantillon de passages. Enfin, l'étude porte sur un seul district : ses résultats ne se généralisent pas, mais la description dense du contexte doit permettre au lecteur d'apprécier leur transférabilité à d'autres districts ruraux.</w:t>
-      </w:r>
-    </w:p>
-    <w:p>
-      <w:pPr>
-        <w:pStyle w:val="Heading2"/>
-        <w:spacing w:after="120" w:before="220"/>
-      </w:pPr>
-      <w:r>
-        <w:t xml:space="preserve">6.5. Implications et recommandations</w:t>
-      </w:r>
-    </w:p>
-    <w:p>
-      <w:pPr>
-        <w:spacing w:after="140"/>
-        <w:jc w:val="both"/>
-      </w:pPr>
-      <w:r>
-        <w:rPr>
-          <w:i w:val="false"/>
-          <w:iCs w:val="false"/>
-          <w:sz w:val="22"/>
-          <w:szCs w:val="22"/>
-        </w:rPr>
-        <w:t xml:space="preserve">Les recommandations suivantes découlent des résultats et des transformations proposées par les participants. Elles sont présentées par destinataire (tableau XII).</w:t>
-      </w:r>
-    </w:p>
-    <w:p>
-      <w:pPr>
-        <w:keepNext/>
-        <w:spacing w:after="80" w:before="200"/>
-      </w:pPr>
-      <w:r>
-        <w:rPr>
-          <w:b/>
-          <w:bCs/>
-          <w:sz w:val="20"/>
-          <w:szCs w:val="20"/>
-        </w:rPr>
-        <w:t xml:space="preserve">Tableau XII. Recommandations par destinataire</w:t>
-      </w:r>
-    </w:p>
-    <w:tbl>
-      <w:tblPr>
-        <w:tblW w:type="dxa" w:w="9026"/>
-        <w:tblBorders>
-          <w:top w:val="single" w:color="auto" w:sz="4"/>
-          <w:left w:val="single" w:color="auto" w:sz="4"/>
-          <w:bottom w:val="single" w:color="auto" w:sz="4"/>
-          <w:right w:val="single" w:color="auto" w:sz="4"/>
-          <w:insideH w:val="single" w:color="auto" w:sz="4"/>
-          <w:insideV w:val="single" w:color="auto" w:sz="4"/>
-        </w:tblBorders>
-      </w:tblPr>
-      <w:tblGrid>
-        <w:gridCol w:w="2200"/>
-        <w:gridCol w:w="5126"/>
-        <w:gridCol w:w="1700"/>
-      </w:tblGrid>
-      <w:tr>
-        <w:trPr>
-          <w:tblHeader/>
-        </w:trPr>
-        <w:tc>
-          <w:tcPr>
-            <w:tcW w:type="dxa" w:w="2200"/>
-            <w:shd w:fill="E8EDF2" w:color="auto" w:val="clear"/>
-            <w:tcMar>
-              <w:top w:type="dxa" w:w="60"/>
-              <w:left w:type="dxa" w:w="100"/>
-              <w:bottom w:type="dxa" w:w="60"/>
-              <w:right w:type="dxa" w:w="100"/>
-            </w:tcMar>
-          </w:tcPr>
-          <w:p>
-            <w:r>
-              <w:rPr>
-                <w:b/>
-                <w:bCs/>
-                <w:i w:val="false"/>
-                <w:iCs w:val="false"/>
-                <w:sz w:val="19"/>
-                <w:szCs w:val="19"/>
-              </w:rPr>
-              <w:t xml:space="preserve">Destinataire</w:t>
-            </w:r>
-          </w:p>
-        </w:tc>
-        <w:tc>
-          <w:tcPr>
-            <w:tcW w:type="dxa" w:w="5126"/>
-            <w:shd w:fill="E8EDF2" w:color="auto" w:val="clear"/>
-            <w:tcMar>
-              <w:top w:type="dxa" w:w="60"/>
-              <w:left w:type="dxa" w:w="100"/>
-              <w:bottom w:type="dxa" w:w="60"/>
-              <w:right w:type="dxa" w:w="100"/>
-            </w:tcMar>
-          </w:tcPr>
-          <w:p>
-            <w:r>
-              <w:rPr>
-                <w:b/>
-                <w:bCs/>
-                <w:i w:val="false"/>
-                <w:iCs w:val="false"/>
-                <w:sz w:val="19"/>
-                <w:szCs w:val="19"/>
-              </w:rPr>
-              <w:t xml:space="preserve">Recommandations</w:t>
-            </w:r>
-          </w:p>
-        </w:tc>
-        <w:tc>
-          <w:tcPr>
-            <w:tcW w:type="dxa" w:w="1700"/>
-            <w:shd w:fill="E8EDF2" w:color="auto" w:val="clear"/>
-            <w:tcMar>
-              <w:top w:type="dxa" w:w="60"/>
-              <w:left w:type="dxa" w:w="100"/>
-              <w:bottom w:type="dxa" w:w="60"/>
-              <w:right w:type="dxa" w:w="100"/>
-            </w:tcMar>
-          </w:tcPr>
-          <w:p>
-            <w:r>
-              <w:rPr>
-                <w:b/>
-                <w:bCs/>
-                <w:i w:val="false"/>
-                <w:iCs w:val="false"/>
-                <w:sz w:val="19"/>
-                <w:szCs w:val="19"/>
-              </w:rPr>
-              <w:t xml:space="preserve">Résultats d'appui</w:t>
-            </w:r>
-          </w:p>
-        </w:tc>
-      </w:tr>
-      <w:tr>
-        <w:trPr>
-          <w:tblHeader w:val="off"/>
-        </w:trPr>
-        <w:tc>
-          <w:tcPr>
-            <w:tcW w:type="dxa" w:w="2200"/>
-            <w:tcMar>
-              <w:top w:type="dxa" w:w="60"/>
-              <w:left w:type="dxa" w:w="100"/>
-              <w:bottom w:type="dxa" w:w="60"/>
-              <w:right w:type="dxa" w:w="100"/>
-            </w:tcMar>
-          </w:tcPr>
-          <w:p>
-            <w:r>
-              <w:rPr>
-                <w:b w:val="false"/>
-                <w:bCs w:val="false"/>
-                <w:i w:val="false"/>
-                <w:iCs w:val="false"/>
-                <w:sz w:val="19"/>
-                <w:szCs w:val="19"/>
-              </w:rPr>
-              <w:t xml:space="preserve">Ministère de la Santé et Rwanda Biomedical Centre</w:t>
-            </w:r>
-          </w:p>
-        </w:tc>
-        <w:tc>
-          <w:tcPr>
-            <w:tcW w:type="dxa" w:w="5126"/>
-            <w:tcMar>
-              <w:top w:type="dxa" w:w="60"/>
-              <w:left w:type="dxa" w:w="100"/>
-              <w:bottom w:type="dxa" w:w="60"/>
-              <w:right w:type="dxa" w:w="100"/>
-            </w:tcMar>
-          </w:tcPr>
-          <w:p>
-            <w:r>
-              <w:rPr>
-                <w:b w:val="false"/>
-                <w:bCs w:val="false"/>
-                <w:i w:val="false"/>
-                <w:iCs w:val="false"/>
-                <w:sz w:val="19"/>
-                <w:szCs w:val="19"/>
-              </w:rPr>
-              <w:t xml:space="preserve">Inscrire la glycémie de la femme enceinte dans le paquet de soins de la CPN, sans frais pour elle ; fixer par écrit les signes d'appel et les facteurs de risque qui justifient le test</w:t>
-            </w:r>
-          </w:p>
-        </w:tc>
-        <w:tc>
-          <w:tcPr>
-            <w:tcW w:type="dxa" w:w="1700"/>
-            <w:tcMar>
-              <w:top w:type="dxa" w:w="60"/>
-              <w:left w:type="dxa" w:w="100"/>
-              <w:bottom w:type="dxa" w:w="60"/>
-              <w:right w:type="dxa" w:w="100"/>
-            </w:tcMar>
-          </w:tcPr>
-          <w:p>
-            <w:r>
-              <w:rPr>
-                <w:b w:val="false"/>
-                <w:bCs w:val="false"/>
-                <w:i w:val="false"/>
-                <w:iCs w:val="false"/>
-                <w:sz w:val="19"/>
-                <w:szCs w:val="19"/>
-              </w:rPr>
-              <w:t xml:space="preserve">Thème 1</w:t>
-            </w:r>
-          </w:p>
-        </w:tc>
-      </w:tr>
-      <w:tr>
-        <w:trPr>
-          <w:tblHeader w:val="off"/>
-        </w:trPr>
-        <w:tc>
-          <w:tcPr>
-            <w:tcW w:type="dxa" w:w="2200"/>
-            <w:tcMar>
-              <w:top w:type="dxa" w:w="60"/>
-              <w:left w:type="dxa" w:w="100"/>
-              <w:bottom w:type="dxa" w:w="60"/>
-              <w:right w:type="dxa" w:w="100"/>
-            </w:tcMar>
-          </w:tcPr>
-          <w:p>
-            <w:r>
-              <w:rPr>
-                <w:b w:val="false"/>
-                <w:bCs w:val="false"/>
-                <w:i w:val="false"/>
-                <w:iCs w:val="false"/>
-                <w:sz w:val="19"/>
-                <w:szCs w:val="19"/>
-              </w:rPr>
-              <w:t xml:space="preserve">Direction de la santé du district</w:t>
-            </w:r>
-          </w:p>
-        </w:tc>
-        <w:tc>
-          <w:tcPr>
-            <w:tcW w:type="dxa" w:w="5126"/>
-            <w:tcMar>
-              <w:top w:type="dxa" w:w="60"/>
-              <w:left w:type="dxa" w:w="100"/>
-              <w:bottom w:type="dxa" w:w="60"/>
-              <w:right w:type="dxa" w:w="100"/>
-            </w:tcMar>
-          </w:tcPr>
-          <w:p>
-            <w:r>
-              <w:rPr>
-                <w:b w:val="false"/>
-                <w:bCs w:val="false"/>
-                <w:i w:val="false"/>
-                <w:iCs w:val="false"/>
-                <w:sz w:val="19"/>
-                <w:szCs w:val="19"/>
-              </w:rPr>
-              <w:t xml:space="preserve">Rattacher explicitement la glycémie de la femme enceinte à la CPN : réserver au laboratoire une part des bandelettes pour les bons de la CPN, et inclure ces bandelettes et les piles des tensiomètres dans les intrants essentiels ; inscrire dans le rapport mensuel une ligne sur le dépistage (tensions mesurées, glycémies réalisées, résultats anormaux, références abouties) ; organiser la maintenance des appareils ; superviser par l'observation des actes et non par la seule complétude des registres</w:t>
-            </w:r>
-          </w:p>
-        </w:tc>
-        <w:tc>
-          <w:tcPr>
-            <w:tcW w:type="dxa" w:w="1700"/>
-            <w:tcMar>
-              <w:top w:type="dxa" w:w="60"/>
-              <w:left w:type="dxa" w:w="100"/>
-              <w:bottom w:type="dxa" w:w="60"/>
-              <w:right w:type="dxa" w:w="100"/>
-            </w:tcMar>
-          </w:tcPr>
-          <w:p>
-            <w:r>
-              <w:rPr>
-                <w:b w:val="false"/>
-                <w:bCs w:val="false"/>
-                <w:i w:val="false"/>
-                <w:iCs w:val="false"/>
-                <w:sz w:val="19"/>
-                <w:szCs w:val="19"/>
-              </w:rPr>
-              <w:t xml:space="preserve">Thèmes 1, 4, 5 et 6</w:t>
-            </w:r>
-          </w:p>
-        </w:tc>
-      </w:tr>
-      <w:tr>
-        <w:trPr>
-          <w:tblHeader w:val="off"/>
-        </w:trPr>
-        <w:tc>
-          <w:tcPr>
-            <w:tcW w:type="dxa" w:w="2200"/>
-            <w:tcMar>
-              <w:top w:type="dxa" w:w="60"/>
-              <w:left w:type="dxa" w:w="100"/>
-              <w:bottom w:type="dxa" w:w="60"/>
-              <w:right w:type="dxa" w:w="100"/>
-            </w:tcMar>
-          </w:tcPr>
-          <w:p>
-            <w:r>
-              <w:rPr>
-                <w:b w:val="false"/>
-                <w:bCs w:val="false"/>
-                <w:i w:val="false"/>
-                <w:iCs w:val="false"/>
-                <w:sz w:val="19"/>
-                <w:szCs w:val="19"/>
-              </w:rPr>
-              <w:t xml:space="preserve">Responsables des centres de santé</w:t>
-            </w:r>
-          </w:p>
-        </w:tc>
-        <w:tc>
-          <w:tcPr>
-            <w:tcW w:type="dxa" w:w="5126"/>
-            <w:tcMar>
-              <w:top w:type="dxa" w:w="60"/>
-              <w:left w:type="dxa" w:w="100"/>
-              <w:bottom w:type="dxa" w:w="60"/>
-              <w:right w:type="dxa" w:w="100"/>
-            </w:tcMar>
-          </w:tcPr>
-          <w:p>
-            <w:r>
-              <w:rPr>
-                <w:b w:val="false"/>
-                <w:bCs w:val="false"/>
-                <w:i w:val="false"/>
-                <w:iCs w:val="false"/>
-                <w:sz w:val="19"/>
-                <w:szCs w:val="19"/>
-              </w:rPr>
-              <w:t xml:space="preserve">Organiser le circuit « bon de CPN → laboratoire » le matin même ; coordonner la CPN et la consultation des maladies chroniques pour l'usage du glucomètre</w:t>
-            </w:r>
-          </w:p>
-        </w:tc>
-        <w:tc>
-          <w:tcPr>
-            <w:tcW w:type="dxa" w:w="1700"/>
-            <w:tcMar>
-              <w:top w:type="dxa" w:w="60"/>
-              <w:left w:type="dxa" w:w="100"/>
-              <w:bottom w:type="dxa" w:w="60"/>
-              <w:right w:type="dxa" w:w="100"/>
-            </w:tcMar>
-          </w:tcPr>
-          <w:p>
-            <w:r>
-              <w:rPr>
-                <w:b w:val="false"/>
-                <w:bCs w:val="false"/>
-                <w:i w:val="false"/>
-                <w:iCs w:val="false"/>
-                <w:sz w:val="19"/>
-                <w:szCs w:val="19"/>
-              </w:rPr>
-              <w:t xml:space="preserve">Thème 1</w:t>
-            </w:r>
-          </w:p>
-        </w:tc>
-      </w:tr>
-      <w:tr>
-        <w:trPr>
-          <w:tblHeader w:val="off"/>
-        </w:trPr>
-        <w:tc>
-          <w:tcPr>
-            <w:tcW w:type="dxa" w:w="2200"/>
-            <w:tcMar>
-              <w:top w:type="dxa" w:w="60"/>
-              <w:left w:type="dxa" w:w="100"/>
-              <w:bottom w:type="dxa" w:w="60"/>
-              <w:right w:type="dxa" w:w="100"/>
-            </w:tcMar>
-          </w:tcPr>
-          <w:p>
-            <w:r>
-              <w:rPr>
-                <w:b w:val="false"/>
-                <w:bCs w:val="false"/>
-                <w:i w:val="false"/>
-                <w:iCs w:val="false"/>
-                <w:sz w:val="19"/>
-                <w:szCs w:val="19"/>
-              </w:rPr>
-              <w:t xml:space="preserve">Hôpital de district</w:t>
-            </w:r>
-          </w:p>
-        </w:tc>
-        <w:tc>
-          <w:tcPr>
-            <w:tcW w:type="dxa" w:w="5126"/>
-            <w:tcMar>
-              <w:top w:type="dxa" w:w="60"/>
-              <w:left w:type="dxa" w:w="100"/>
-              <w:bottom w:type="dxa" w:w="60"/>
-              <w:right w:type="dxa" w:w="100"/>
-            </w:tcMar>
-          </w:tcPr>
-          <w:p>
-            <w:r>
-              <w:rPr>
-                <w:b w:val="false"/>
-                <w:bCs w:val="false"/>
-                <w:i w:val="false"/>
-                <w:iCs w:val="false"/>
-                <w:sz w:val="19"/>
-                <w:szCs w:val="19"/>
-              </w:rPr>
-              <w:t xml:space="preserve">Rendre systématique le retour d'information vers le centre pour chaque femme référée ; organiser le suivi après l'accouchement des femmes dépistées</w:t>
-            </w:r>
-          </w:p>
-        </w:tc>
-        <w:tc>
-          <w:tcPr>
-            <w:tcW w:type="dxa" w:w="1700"/>
-            <w:tcMar>
-              <w:top w:type="dxa" w:w="60"/>
-              <w:left w:type="dxa" w:w="100"/>
-              <w:bottom w:type="dxa" w:w="60"/>
-              <w:right w:type="dxa" w:w="100"/>
-            </w:tcMar>
-          </w:tcPr>
-          <w:p>
-            <w:r>
-              <w:rPr>
-                <w:b w:val="false"/>
-                <w:bCs w:val="false"/>
-                <w:i w:val="false"/>
-                <w:iCs w:val="false"/>
-                <w:sz w:val="19"/>
-                <w:szCs w:val="19"/>
-              </w:rPr>
-              <w:t xml:space="preserve">Thème 3</w:t>
-            </w:r>
-          </w:p>
-        </w:tc>
-      </w:tr>
-      <w:tr>
-        <w:trPr>
-          <w:tblHeader w:val="off"/>
-        </w:trPr>
-        <w:tc>
-          <w:tcPr>
-            <w:tcW w:type="dxa" w:w="2200"/>
-            <w:tcMar>
-              <w:top w:type="dxa" w:w="60"/>
-              <w:left w:type="dxa" w:w="100"/>
-              <w:bottom w:type="dxa" w:w="60"/>
-              <w:right w:type="dxa" w:w="100"/>
-            </w:tcMar>
-          </w:tcPr>
-          <w:p>
-            <w:r>
-              <w:rPr>
-                <w:b w:val="false"/>
-                <w:bCs w:val="false"/>
-                <w:i w:val="false"/>
-                <w:iCs w:val="false"/>
-                <w:sz w:val="19"/>
-                <w:szCs w:val="19"/>
-              </w:rPr>
-              <w:t xml:space="preserve">Équipes de CPN</w:t>
-            </w:r>
-          </w:p>
-        </w:tc>
-        <w:tc>
-          <w:tcPr>
-            <w:tcW w:type="dxa" w:w="5126"/>
-            <w:tcMar>
-              <w:top w:type="dxa" w:w="60"/>
-              <w:left w:type="dxa" w:w="100"/>
-              <w:bottom w:type="dxa" w:w="60"/>
-              <w:right w:type="dxa" w:w="100"/>
-            </w:tcMar>
-          </w:tcPr>
-          <w:p>
-            <w:r>
-              <w:rPr>
-                <w:b w:val="false"/>
-                <w:bCs w:val="false"/>
-                <w:i w:val="false"/>
-                <w:iCs w:val="false"/>
-                <w:sz w:val="19"/>
-                <w:szCs w:val="19"/>
-              </w:rPr>
-              <w:t xml:space="preserve">Vérifier la compréhension en faisant reformuler la femme ; utiliser un support visuel commun ; consacrer davantage de temps d'explication aux femmes qui en ont le plus besoin ; tracer les références</w:t>
-            </w:r>
-          </w:p>
-        </w:tc>
-        <w:tc>
-          <w:tcPr>
-            <w:tcW w:type="dxa" w:w="1700"/>
-            <w:tcMar>
-              <w:top w:type="dxa" w:w="60"/>
-              <w:left w:type="dxa" w:w="100"/>
-              <w:bottom w:type="dxa" w:w="60"/>
-              <w:right w:type="dxa" w:w="100"/>
-            </w:tcMar>
-          </w:tcPr>
-          <w:p>
-            <w:r>
-              <w:rPr>
-                <w:b w:val="false"/>
-                <w:bCs w:val="false"/>
-                <w:i w:val="false"/>
-                <w:iCs w:val="false"/>
-                <w:sz w:val="19"/>
-                <w:szCs w:val="19"/>
-              </w:rPr>
-              <w:t xml:space="preserve">Thème 2</w:t>
-            </w:r>
-          </w:p>
-        </w:tc>
-      </w:tr>
-      <w:tr>
-        <w:trPr>
-          <w:tblHeader w:val="off"/>
-        </w:trPr>
-        <w:tc>
-          <w:tcPr>
-            <w:tcW w:type="dxa" w:w="2200"/>
-            <w:tcMar>
-              <w:top w:type="dxa" w:w="60"/>
-              <w:left w:type="dxa" w:w="100"/>
-              <w:bottom w:type="dxa" w:w="60"/>
-              <w:right w:type="dxa" w:w="100"/>
-            </w:tcMar>
-          </w:tcPr>
-          <w:p>
-            <w:r>
-              <w:rPr>
-                <w:b w:val="false"/>
-                <w:bCs w:val="false"/>
-                <w:i w:val="false"/>
-                <w:iCs w:val="false"/>
-                <w:sz w:val="19"/>
-                <w:szCs w:val="19"/>
-              </w:rPr>
-              <w:t xml:space="preserve">Formation initiale et continue</w:t>
-            </w:r>
-          </w:p>
-        </w:tc>
-        <w:tc>
-          <w:tcPr>
-            <w:tcW w:type="dxa" w:w="5126"/>
-            <w:tcMar>
-              <w:top w:type="dxa" w:w="60"/>
-              <w:left w:type="dxa" w:w="100"/>
-              <w:bottom w:type="dxa" w:w="60"/>
-              <w:right w:type="dxa" w:w="100"/>
-            </w:tcMar>
-          </w:tcPr>
-          <w:p>
-            <w:r>
-              <w:rPr>
-                <w:b w:val="false"/>
-                <w:bCs w:val="false"/>
-                <w:i w:val="false"/>
-                <w:iCs w:val="false"/>
-                <w:sz w:val="19"/>
-                <w:szCs w:val="19"/>
-              </w:rPr>
-              <w:t xml:space="preserve">Former les infirmiers affectés aux constantes autant que les sages-femmes ; former des équipes plutôt que des personnes ; intégrer la pratique informative et sa distribution entre les femmes au contenu des formations</w:t>
-            </w:r>
-          </w:p>
-        </w:tc>
-        <w:tc>
-          <w:tcPr>
-            <w:tcW w:type="dxa" w:w="1700"/>
-            <w:tcMar>
-              <w:top w:type="dxa" w:w="60"/>
-              <w:left w:type="dxa" w:w="100"/>
-              <w:bottom w:type="dxa" w:w="60"/>
-              <w:right w:type="dxa" w:w="100"/>
-            </w:tcMar>
-          </w:tcPr>
-          <w:p>
-            <w:r>
-              <w:rPr>
-                <w:b w:val="false"/>
-                <w:bCs w:val="false"/>
-                <w:i w:val="false"/>
-                <w:iCs w:val="false"/>
-                <w:sz w:val="19"/>
-                <w:szCs w:val="19"/>
-              </w:rPr>
-              <w:t xml:space="preserve">Thèmes 1 et 2 ; conditions individuelles</w:t>
-            </w:r>
-          </w:p>
-        </w:tc>
-      </w:tr>
-      <w:tr>
-        <w:trPr>
-          <w:tblHeader w:val="off"/>
-        </w:trPr>
-        <w:tc>
-          <w:tcPr>
-            <w:tcW w:type="dxa" w:w="2200"/>
-            <w:tcMar>
-              <w:top w:type="dxa" w:w="60"/>
-              <w:left w:type="dxa" w:w="100"/>
-              <w:bottom w:type="dxa" w:w="60"/>
-              <w:right w:type="dxa" w:w="100"/>
-            </w:tcMar>
-          </w:tcPr>
-          <w:p>
-            <w:r>
-              <w:rPr>
-                <w:b w:val="false"/>
-                <w:bCs w:val="false"/>
-                <w:i w:val="false"/>
-                <w:iCs w:val="false"/>
-                <w:sz w:val="19"/>
-                <w:szCs w:val="19"/>
-              </w:rPr>
-              <w:t xml:space="preserve">Programme de santé communautaire</w:t>
-            </w:r>
-          </w:p>
-        </w:tc>
-        <w:tc>
-          <w:tcPr>
-            <w:tcW w:type="dxa" w:w="5126"/>
-            <w:tcMar>
-              <w:top w:type="dxa" w:w="60"/>
-              <w:left w:type="dxa" w:w="100"/>
-              <w:bottom w:type="dxa" w:w="60"/>
-              <w:right w:type="dxa" w:w="100"/>
-            </w:tcMar>
-          </w:tcPr>
-          <w:p>
-            <w:r>
-              <w:rPr>
-                <w:b w:val="false"/>
-                <w:bCs w:val="false"/>
-                <w:i w:val="false"/>
-                <w:iCs w:val="false"/>
-                <w:sz w:val="19"/>
-                <w:szCs w:val="19"/>
-              </w:rPr>
-              <w:t xml:space="preserve">Appuyer le rôle des agents dans le suivi des femmes référées et après l'accouchement, et reconnaître les outils de suivi créés localement</w:t>
-            </w:r>
-          </w:p>
-        </w:tc>
-        <w:tc>
-          <w:tcPr>
-            <w:tcW w:type="dxa" w:w="1700"/>
-            <w:tcMar>
-              <w:top w:type="dxa" w:w="60"/>
-              <w:left w:type="dxa" w:w="100"/>
-              <w:bottom w:type="dxa" w:w="60"/>
-              <w:right w:type="dxa" w:w="100"/>
-            </w:tcMar>
-          </w:tcPr>
-          <w:p>
-            <w:r>
-              <w:rPr>
-                <w:b w:val="false"/>
-                <w:bCs w:val="false"/>
-                <w:i w:val="false"/>
-                <w:iCs w:val="false"/>
-                <w:sz w:val="19"/>
-                <w:szCs w:val="19"/>
-              </w:rPr>
-              <w:t xml:space="preserve">Thème 7</w:t>
-            </w:r>
-          </w:p>
-        </w:tc>
-      </w:tr>
-    </w:tbl>
-    <w:p>
-      <w:pPr>
-        <w:spacing w:after="200" w:before="60"/>
-      </w:pPr>
-      <w:r>
-        <w:rPr>
-          <w:i/>
-          <w:iCs/>
-          <w:color w:val="555555"/>
-          <w:sz w:val="18"/>
-          <w:szCs w:val="18"/>
-        </w:rPr>
-        <w:t xml:space="preserve">Source : chapitre 5 (thèmes 1 à 7 et transformations proposées par les participants).</w:t>
-      </w:r>
-    </w:p>
-    <w:p>
-      <w:pPr>
-        <w:pStyle w:val="Heading2"/>
-        <w:spacing w:after="120" w:before="220"/>
-      </w:pPr>
-      <w:r>
-        <w:t xml:space="preserve">6.6. Perspectives de recherche</w:t>
-      </w:r>
-    </w:p>
-    <w:p>
-      <w:pPr>
-        <w:spacing w:after="140"/>
-        <w:jc w:val="both"/>
-      </w:pPr>
-      <w:r>
-        <w:rPr>
-          <w:i w:val="false"/>
-          <w:iCs w:val="false"/>
-          <w:sz w:val="22"/>
-          <w:szCs w:val="22"/>
-        </w:rPr>
-        <w:t xml:space="preserve">Trois prolongements paraissent prioritaires. Le premier est de recueillir le point de vue des femmes sur l'explication qu'elles reçoivent, pour confronter la modulation décrite par les prestataires à l'expérience de celles qui la reçoivent. Le deuxième est une étude quantitative de la couverture effective du dépistage glycémique chez les femmes enceintes, à partir des registres des laboratoires des centres de santé, qui permettrait de vérifier l'hypothèse d'un sous-dépistage contribuant aux faibles prévalences rapportées. Le troisième est une étude de suivi des femmes dépistées après l'accouchement, pour documenter la discontinuité que les participants placent au premier rang de leurs préoccupations.</w:t>
+        <w:t xml:space="preserve">Perspectives. Trois prolongements paraissent prioritaires : recueillir le point de vue des femmes sur l'explication reçue ; mesurer la couverture effective de la glycémie chez les femmes enceintes à partir des registres des laboratoires ; suivre les femmes dépistées après l'accouchement. Les suggestions qui découlent de l'étude sont présentées en conclusion.</w:t>
       </w:r>
     </w:p>
     <w:p>

--- a/memoire-ngoma/livrables/6_Chapitre_Discussion_SIMULATION.docx
+++ b/memoire-ngoma/livrables/6_Chapitre_Discussion_SIMULATION.docx
@@ -503,6 +503,15 @@
     </w:p>
     <w:p>
       <w:pPr>
+        <w:pStyle w:val="Heading2"/>
+        <w:spacing w:after="120" w:before="220"/>
+      </w:pPr>
+      <w:r>
+        <w:t xml:space="preserve">6.1. Rappel des principaux résultats</w:t>
+      </w:r>
+    </w:p>
+    <w:p>
+      <w:pPr>
         <w:spacing w:after="140"/>
         <w:jc w:val="both"/>
       </w:pPr>
@@ -513,7 +522,7 @@
           <w:sz w:val="22"/>
           <w:szCs w:val="22"/>
         </w:rPr>
-        <w:t xml:space="preserve">Ce chapitre confronte les résultats à la revue de littérature et au cadre conceptuel, puis en examine les forces et les limites.</w:t>
+        <w:t xml:space="preserve">Le dépistage est « coupé en deux » : la tension est mesurée en CPN, la glycémie relève du laboratoire et n'était réalisable pour une femme enceinte que dans 5 centres sur 15, sur signes d'appel et à ses frais. L'explication est modulée à l'inverse des besoins (17 participants). Les limites relèvent surtout du système, mais une majorité de participants reconnaissent une part qui leur revient.</w:t>
       </w:r>
     </w:p>
     <w:p>
@@ -522,7 +531,16 @@
         <w:spacing w:after="120" w:before="220"/>
       </w:pPr>
       <w:r>
-        <w:t xml:space="preserve">6.1. Rappel des principaux résultats</w:t>
+        <w:t xml:space="preserve">6.2. Discussion des résultats</w:t>
+      </w:r>
+    </w:p>
+    <w:p>
+      <w:pPr>
+        <w:pStyle w:val="Heading3"/>
+        <w:spacing w:after="100" w:before="180"/>
+      </w:pPr>
+      <w:r>
+        <w:t xml:space="preserve">6.2.1. Deux programmes dans le même centre</w:t>
       </w:r>
     </w:p>
     <w:p>
@@ -537,7 +555,590 @@
           <w:sz w:val="22"/>
           <w:szCs w:val="22"/>
         </w:rPr>
-        <w:t xml:space="preserve">Trois résultats dominent. Le dépistage est « coupé en deux » : la tension est mesurée en CPN, tandis que la glycémie relève du laboratoire ou de la consultation des maladies chroniques ; elle n'était réalisable pour une femme enceinte que dans 5 centres sur 15, sur des signes d'appel et à ses frais. La part informative du dépistage, celle qui fonde la capacité de la femme à agir, est modulée à l'inverse des besoins (17 participants). Les conditions limitantes relèvent surtout du système — programme de rattachement, indicateurs, intrants, référence, rupture à l'accouchement —, mais une majorité de participants reconnaissent une part qui leur revient.</w:t>
+        <w:t xml:space="preserve">Les recommandations font de la CPN le lieu d'une mesure systématique de la pression artérielle et d'un dépistage du diabète orienté par les facteurs de risque</w:t>
+      </w:r>
+      <w:r>
+        <w:rPr>
+          <w:sz w:val="22"/>
+          <w:szCs w:val="22"/>
+        </w:rPr>
+        <w:t xml:space="preserve"> [11]</w:t>
+      </w:r>
+      <w:r>
+        <w:rPr>
+          <w:i w:val="false"/>
+          <w:iCs w:val="false"/>
+          <w:sz w:val="22"/>
+          <w:szCs w:val="22"/>
+        </w:rPr>
+        <w:t xml:space="preserve">, et des milieux de vie le cadre de l'action promotionnelle</w:t>
+      </w:r>
+      <w:r>
+        <w:rPr>
+          <w:sz w:val="22"/>
+          <w:szCs w:val="22"/>
+        </w:rPr>
+        <w:t xml:space="preserve"> [12]</w:t>
+      </w:r>
+      <w:r>
+        <w:rPr>
+          <w:i w:val="false"/>
+          <w:iCs w:val="false"/>
+          <w:sz w:val="22"/>
+          <w:szCs w:val="22"/>
+        </w:rPr>
+        <w:t xml:space="preserve">. Or la décentralisation des soins chroniques, prolongée par le mentorat d'infirmiers de centres de santé</w:t>
+      </w:r>
+      <w:r>
+        <w:rPr>
+          <w:sz w:val="22"/>
+          <w:szCs w:val="22"/>
+        </w:rPr>
+        <w:t xml:space="preserve"> [72]</w:t>
+      </w:r>
+      <w:r>
+        <w:rPr>
+          <w:i w:val="false"/>
+          <w:iCs w:val="false"/>
+          <w:sz w:val="22"/>
+          <w:szCs w:val="22"/>
+        </w:rPr>
+        <w:t xml:space="preserve"> dans la logique du paquet essentiel de l'OMS</w:t>
+      </w:r>
+      <w:r>
+        <w:rPr>
+          <w:sz w:val="22"/>
+          <w:szCs w:val="22"/>
+        </w:rPr>
+        <w:t xml:space="preserve"> [14]</w:t>
+      </w:r>
+      <w:r>
+        <w:rPr>
+          <w:i w:val="false"/>
+          <w:iCs w:val="false"/>
+          <w:sz w:val="22"/>
+          <w:szCs w:val="22"/>
+        </w:rPr>
+        <w:t xml:space="preserve">, a rattaché le glucomètre à la consultation des maladies chroniques. Deux programmes coexistent sans la jonction que la revue jugeait absente</w:t>
+      </w:r>
+      <w:r>
+        <w:rPr>
+          <w:sz w:val="22"/>
+          <w:szCs w:val="22"/>
+        </w:rPr>
+        <w:t xml:space="preserve"> [63,64]</w:t>
+      </w:r>
+      <w:r>
+        <w:rPr>
+          <w:i w:val="false"/>
+          <w:iCs w:val="false"/>
+          <w:sz w:val="22"/>
+          <w:szCs w:val="22"/>
+        </w:rPr>
+        <w:t xml:space="preserve">, ce qui donne un contenu matériel au déficit de mise en œuvre pointé par l'Appel de Nairobi</w:t>
+      </w:r>
+      <w:r>
+        <w:rPr>
+          <w:sz w:val="22"/>
+          <w:szCs w:val="22"/>
+        </w:rPr>
+        <w:t xml:space="preserve"> [22]</w:t>
+      </w:r>
+      <w:r>
+        <w:rPr>
+          <w:i w:val="false"/>
+          <w:iCs w:val="false"/>
+          <w:sz w:val="22"/>
+          <w:szCs w:val="22"/>
+        </w:rPr>
+        <w:t xml:space="preserve">. Les données nationales concordent : dépistage du diabète gestationnel non systématique, prévalence de 3,2 % estimée pour la recherche</w:t>
+      </w:r>
+      <w:r>
+        <w:rPr>
+          <w:sz w:val="22"/>
+          <w:szCs w:val="22"/>
+        </w:rPr>
+        <w:t xml:space="preserve"> [27]</w:t>
+      </w:r>
+      <w:r>
+        <w:rPr>
+          <w:i w:val="false"/>
+          <w:iCs w:val="false"/>
+          <w:sz w:val="22"/>
+          <w:szCs w:val="22"/>
+        </w:rPr>
+        <w:t xml:space="preserve">, et 87,0 % des femmes jamais testées pour la glycémie contre 38 % pour la tension</w:t>
+      </w:r>
+      <w:r>
+        <w:rPr>
+          <w:sz w:val="22"/>
+          <w:szCs w:val="22"/>
+        </w:rPr>
+        <w:t xml:space="preserve"> [16]</w:t>
+      </w:r>
+      <w:r>
+        <w:rPr>
+          <w:i w:val="false"/>
+          <w:iCs w:val="false"/>
+          <w:sz w:val="22"/>
+          <w:szCs w:val="22"/>
+        </w:rPr>
+        <w:t xml:space="preserve">.</w:t>
+      </w:r>
+    </w:p>
+    <w:p>
+      <w:pPr>
+        <w:spacing w:after="140"/>
+        <w:jc w:val="both"/>
+      </w:pPr>
+      <w:r>
+        <w:rPr>
+          <w:i w:val="false"/>
+          <w:iCs w:val="false"/>
+          <w:sz w:val="22"/>
+          <w:szCs w:val="22"/>
+        </w:rPr>
+        <w:t xml:space="preserve">Là où le circuit est ouvert, la sélection se fait sur des signes, faute de critères écrits, puis sur les moyens, le test étant hors du paquet de soins. La couverture de l'assurance communautaire (85,3 %)</w:t>
+      </w:r>
+      <w:r>
+        <w:rPr>
+          <w:sz w:val="22"/>
+          <w:szCs w:val="22"/>
+        </w:rPr>
+        <w:t xml:space="preserve"> [59]</w:t>
+      </w:r>
+      <w:r>
+        <w:rPr>
+          <w:i w:val="false"/>
+          <w:iCs w:val="false"/>
+          <w:sz w:val="22"/>
+          <w:szCs w:val="22"/>
+        </w:rPr>
+        <w:t xml:space="preserve"> n'empêche pas un recours concentré parmi les plus aisés</w:t>
+      </w:r>
+      <w:r>
+        <w:rPr>
+          <w:sz w:val="22"/>
+          <w:szCs w:val="22"/>
+        </w:rPr>
+        <w:t xml:space="preserve"> [61,62]</w:t>
+      </w:r>
+      <w:r>
+        <w:rPr>
+          <w:i w:val="false"/>
+          <w:iCs w:val="false"/>
+          <w:sz w:val="22"/>
+          <w:szCs w:val="22"/>
+        </w:rPr>
+        <w:t xml:space="preserve"> : cette seconde sélection porte sur ce que la Charte demande de corriger en conférant les moyens</w:t>
+      </w:r>
+      <w:r>
+        <w:rPr>
+          <w:sz w:val="22"/>
+          <w:szCs w:val="22"/>
+        </w:rPr>
+        <w:t xml:space="preserve"> [23]</w:t>
+      </w:r>
+      <w:r>
+        <w:rPr>
+          <w:i w:val="false"/>
+          <w:iCs w:val="false"/>
+          <w:sz w:val="22"/>
+          <w:szCs w:val="22"/>
+        </w:rPr>
+        <w:t xml:space="preserve">. Elle invite à ne pas lire la faible prévalence rwandaise, quand les estimations africaines varient selon les critères</w:t>
+      </w:r>
+      <w:r>
+        <w:rPr>
+          <w:sz w:val="22"/>
+          <w:szCs w:val="22"/>
+        </w:rPr>
+        <w:t xml:space="preserve"> [6,7,35-37]</w:t>
+      </w:r>
+      <w:r>
+        <w:rPr>
+          <w:i w:val="false"/>
+          <w:iCs w:val="false"/>
+          <w:sz w:val="22"/>
+          <w:szCs w:val="22"/>
+        </w:rPr>
+        <w:t xml:space="preserve">, comme une donnée épidémiologique pure.</w:t>
+      </w:r>
+    </w:p>
+    <w:p>
+      <w:pPr>
+        <w:pStyle w:val="Heading3"/>
+        <w:spacing w:after="100" w:before="180"/>
+      </w:pPr>
+      <w:r>
+        <w:t xml:space="preserve">6.2.2. Le prestataire, opérateur concret de l'équité</w:t>
+      </w:r>
+    </w:p>
+    <w:p>
+      <w:pPr>
+        <w:spacing w:after="140"/>
+        <w:jc w:val="both"/>
+      </w:pPr>
+      <w:r>
+        <w:rPr>
+          <w:i w:val="false"/>
+          <w:iCs w:val="false"/>
+          <w:sz w:val="22"/>
+          <w:szCs w:val="22"/>
+        </w:rPr>
+        <w:t xml:space="preserve">La littérature établit un gradient social du suivi prénatal</w:t>
+      </w:r>
+      <w:r>
+        <w:rPr>
+          <w:sz w:val="22"/>
+          <w:szCs w:val="22"/>
+        </w:rPr>
+        <w:t xml:space="preserve"> [52-55]</w:t>
+      </w:r>
+      <w:r>
+        <w:rPr>
+          <w:i w:val="false"/>
+          <w:iCs w:val="false"/>
+          <w:sz w:val="22"/>
+          <w:szCs w:val="22"/>
+        </w:rPr>
+        <w:t xml:space="preserve"> et des obstacles vus par les femmes</w:t>
+      </w:r>
+      <w:r>
+        <w:rPr>
+          <w:sz w:val="22"/>
+          <w:szCs w:val="22"/>
+        </w:rPr>
+        <w:t xml:space="preserve"> [56,57]</w:t>
+      </w:r>
+      <w:r>
+        <w:rPr>
+          <w:i w:val="false"/>
+          <w:iCs w:val="false"/>
+          <w:sz w:val="22"/>
+          <w:szCs w:val="22"/>
+        </w:rPr>
+        <w:t xml:space="preserve">, mais un seul travail avait interrogé des prestataires</w:t>
+      </w:r>
+      <w:r>
+        <w:rPr>
+          <w:sz w:val="22"/>
+          <w:szCs w:val="22"/>
+        </w:rPr>
+        <w:t xml:space="preserve"> [58]</w:t>
+      </w:r>
+      <w:r>
+        <w:rPr>
+          <w:i w:val="false"/>
+          <w:iCs w:val="false"/>
+          <w:sz w:val="22"/>
+          <w:szCs w:val="22"/>
+        </w:rPr>
+        <w:t xml:space="preserve">. Nos résultats décrivent comment le service reproduit l'inégalité : l'explication va d'abord aux femmes qui en ont le moins besoin, à l'image de la « loi inverse des soins »</w:t>
+      </w:r>
+      <w:r>
+        <w:rPr>
+          <w:sz w:val="22"/>
+          <w:szCs w:val="22"/>
+        </w:rPr>
+        <w:t xml:space="preserve"> [73]</w:t>
+      </w:r>
+      <w:r>
+        <w:rPr>
+          <w:i w:val="false"/>
+          <w:iCs w:val="false"/>
+          <w:sz w:val="22"/>
+          <w:szCs w:val="22"/>
+        </w:rPr>
+        <w:t xml:space="preserve">. Au regard de l'axe « aptitudes individuelles » de la Charte</w:t>
+      </w:r>
+      <w:r>
+        <w:rPr>
+          <w:sz w:val="22"/>
+          <w:szCs w:val="22"/>
+        </w:rPr>
+        <w:t xml:space="preserve"> [23]</w:t>
+      </w:r>
+      <w:r>
+        <w:rPr>
+          <w:i w:val="false"/>
+          <w:iCs w:val="false"/>
+          <w:sz w:val="22"/>
+          <w:szCs w:val="22"/>
+        </w:rPr>
+        <w:t xml:space="preserve">, une inégalité de littératie</w:t>
+      </w:r>
+      <w:r>
+        <w:rPr>
+          <w:sz w:val="22"/>
+          <w:szCs w:val="22"/>
+        </w:rPr>
+        <w:t xml:space="preserve"> [74]</w:t>
+      </w:r>
+      <w:r>
+        <w:rPr>
+          <w:i w:val="false"/>
+          <w:iCs w:val="false"/>
+          <w:sz w:val="22"/>
+          <w:szCs w:val="22"/>
+        </w:rPr>
+        <w:t xml:space="preserve"> devient une inégalité de capacité d'agir</w:t>
+      </w:r>
+      <w:r>
+        <w:rPr>
+          <w:sz w:val="22"/>
+          <w:szCs w:val="22"/>
+        </w:rPr>
+        <w:t xml:space="preserve"> [51]</w:t>
+      </w:r>
+      <w:r>
+        <w:rPr>
+          <w:i w:val="false"/>
+          <w:iCs w:val="false"/>
+          <w:sz w:val="22"/>
+          <w:szCs w:val="22"/>
+        </w:rPr>
+        <w:t xml:space="preserve"> ; la CPN en groupe montre d'ailleurs que cette portée ne se lit pas dans les indicateurs de contact</w:t>
+      </w:r>
+      <w:r>
+        <w:rPr>
+          <w:sz w:val="22"/>
+          <w:szCs w:val="22"/>
+        </w:rPr>
+        <w:t xml:space="preserve"> [65,66]</w:t>
+      </w:r>
+      <w:r>
+        <w:rPr>
+          <w:i w:val="false"/>
+          <w:iCs w:val="false"/>
+          <w:sz w:val="22"/>
+          <w:szCs w:val="22"/>
+        </w:rPr>
+        <w:t xml:space="preserve">. Il s'agit d'un rationnement sous contrainte de temps</w:t>
+      </w:r>
+      <w:r>
+        <w:rPr>
+          <w:sz w:val="22"/>
+          <w:szCs w:val="22"/>
+        </w:rPr>
+        <w:t xml:space="preserve"> [75]</w:t>
+      </w:r>
+      <w:r>
+        <w:rPr>
+          <w:i w:val="false"/>
+          <w:iCs w:val="false"/>
+          <w:sz w:val="22"/>
+          <w:szCs w:val="22"/>
+        </w:rPr>
+        <w:t xml:space="preserve">, dans un pays en déficit de professionnels</w:t>
+      </w:r>
+      <w:r>
+        <w:rPr>
+          <w:sz w:val="22"/>
+          <w:szCs w:val="22"/>
+        </w:rPr>
+        <w:t xml:space="preserve"> [70]</w:t>
+      </w:r>
+      <w:r>
+        <w:rPr>
+          <w:i w:val="false"/>
+          <w:iCs w:val="false"/>
+          <w:sz w:val="22"/>
+          <w:szCs w:val="22"/>
+        </w:rPr>
+        <w:t xml:space="preserve"> ; les contre-pratiques décrites rejoignent l'universalisme proportionné</w:t>
+      </w:r>
+      <w:r>
+        <w:rPr>
+          <w:sz w:val="22"/>
+          <w:szCs w:val="22"/>
+        </w:rPr>
+        <w:t xml:space="preserve"> [76]</w:t>
+      </w:r>
+      <w:r>
+        <w:rPr>
+          <w:i w:val="false"/>
+          <w:iCs w:val="false"/>
+          <w:sz w:val="22"/>
+          <w:szCs w:val="22"/>
+        </w:rPr>
+        <w:t xml:space="preserve">.</w:t>
+      </w:r>
+    </w:p>
+    <w:p>
+      <w:pPr>
+        <w:pStyle w:val="Heading3"/>
+        <w:spacing w:after="100" w:before="180"/>
+      </w:pPr>
+      <w:r>
+        <w:t xml:space="preserve">6.2.3. Ce qui est compté, et ce qui le suit</w:t>
+      </w:r>
+    </w:p>
+    <w:p>
+      <w:pPr>
+        <w:spacing w:after="140"/>
+        <w:jc w:val="both"/>
+      </w:pPr>
+      <w:r>
+        <w:rPr>
+          <w:i w:val="false"/>
+          <w:iCs w:val="false"/>
+          <w:sz w:val="22"/>
+          <w:szCs w:val="22"/>
+        </w:rPr>
+        <w:t xml:space="preserve">Ce qui n'est pas compté au titre de la CPN n'y est ni commandé, ni réparé, ni supervisé ; le mentorat clinique a montré que ces pratiques changent quand on leur porte attention</w:t>
+      </w:r>
+      <w:r>
+        <w:rPr>
+          <w:sz w:val="22"/>
+          <w:szCs w:val="22"/>
+        </w:rPr>
+        <w:t xml:space="preserve"> [68]</w:t>
+      </w:r>
+      <w:r>
+        <w:rPr>
+          <w:i w:val="false"/>
+          <w:iCs w:val="false"/>
+          <w:sz w:val="22"/>
+          <w:szCs w:val="22"/>
+        </w:rPr>
+        <w:t xml:space="preserve">. À l'inverse, contrôler la complétude produit de la complétude</w:t>
+      </w:r>
+      <w:r>
+        <w:rPr>
+          <w:sz w:val="22"/>
+          <w:szCs w:val="22"/>
+        </w:rPr>
+        <w:t xml:space="preserve"> [77]</w:t>
+      </w:r>
+      <w:r>
+        <w:rPr>
+          <w:i w:val="false"/>
+          <w:iCs w:val="false"/>
+          <w:sz w:val="22"/>
+          <w:szCs w:val="22"/>
+        </w:rPr>
+        <w:t xml:space="preserve">, comme le suggère la faible concordance entre indicateurs prénatals et registres rwandais</w:t>
+      </w:r>
+      <w:r>
+        <w:rPr>
+          <w:sz w:val="22"/>
+          <w:szCs w:val="22"/>
+        </w:rPr>
+        <w:t xml:space="preserve"> [69]</w:t>
+      </w:r>
+      <w:r>
+        <w:rPr>
+          <w:i w:val="false"/>
+          <w:iCs w:val="false"/>
+          <w:sz w:val="22"/>
+          <w:szCs w:val="22"/>
+        </w:rPr>
+        <w:t xml:space="preserve">. La détection, enfin, n'a de valeur que si la référence aboutit : les facteurs limitants inventoriés ailleurs</w:t>
+      </w:r>
+      <w:r>
+        <w:rPr>
+          <w:sz w:val="22"/>
+          <w:szCs w:val="22"/>
+        </w:rPr>
+        <w:t xml:space="preserve"> [24-26]</w:t>
+      </w:r>
+      <w:r>
+        <w:rPr>
+          <w:i w:val="false"/>
+          <w:iCs w:val="false"/>
+          <w:sz w:val="22"/>
+          <w:szCs w:val="22"/>
+        </w:rPr>
+        <w:t xml:space="preserve"> s'articulent ici en une chaîne — transport, décision du ménage, retour d'information —, en accord avec les références sous-optimales décrites au Rwanda</w:t>
+      </w:r>
+      <w:r>
+        <w:rPr>
+          <w:sz w:val="22"/>
+          <w:szCs w:val="22"/>
+        </w:rPr>
+        <w:t xml:space="preserve"> [78]</w:t>
+      </w:r>
+      <w:r>
+        <w:rPr>
+          <w:i w:val="false"/>
+          <w:iCs w:val="false"/>
+          <w:sz w:val="22"/>
+          <w:szCs w:val="22"/>
+        </w:rPr>
+        <w:t xml:space="preserve">, et le suivi s'interrompt à l'accouchement alors que la grossesse peut révéler ces affections</w:t>
+      </w:r>
+      <w:r>
+        <w:rPr>
+          <w:sz w:val="22"/>
+          <w:szCs w:val="22"/>
+        </w:rPr>
+        <w:t xml:space="preserve"> [4,5]</w:t>
+      </w:r>
+      <w:r>
+        <w:rPr>
+          <w:i w:val="false"/>
+          <w:iCs w:val="false"/>
+          <w:sz w:val="22"/>
+          <w:szCs w:val="22"/>
+        </w:rPr>
+        <w:t xml:space="preserve">. Ces résultats relèvent des milieux favorables et de la médiation</w:t>
+      </w:r>
+      <w:r>
+        <w:rPr>
+          <w:sz w:val="22"/>
+          <w:szCs w:val="22"/>
+        </w:rPr>
+        <w:t xml:space="preserve"> [23]</w:t>
+      </w:r>
+      <w:r>
+        <w:rPr>
+          <w:i w:val="false"/>
+          <w:iCs w:val="false"/>
+          <w:sz w:val="22"/>
+          <w:szCs w:val="22"/>
+        </w:rPr>
+        <w:t xml:space="preserve">.</w:t>
+      </w:r>
+    </w:p>
+    <w:p>
+      <w:pPr>
+        <w:pStyle w:val="Heading3"/>
+        <w:spacing w:after="100" w:before="180"/>
+      </w:pPr>
+      <w:r>
+        <w:t xml:space="preserve">6.2.4. Une portée reconnue en équité</w:t>
+      </w:r>
+    </w:p>
+    <w:p>
+      <w:pPr>
+        <w:spacing w:after="140"/>
+        <w:jc w:val="both"/>
+      </w:pPr>
+      <w:r>
+        <w:rPr>
+          <w:i w:val="false"/>
+          <w:iCs w:val="false"/>
+          <w:sz w:val="22"/>
+          <w:szCs w:val="22"/>
+        </w:rPr>
+        <w:t xml:space="preserve">Sans que le mot soit prononcé, 16 participants sur 20 jugent inacceptables des différences qu'ils situent dans les conditions plutôt que dans les femmes, conformément à la définition de l'équité retenue</w:t>
+      </w:r>
+      <w:r>
+        <w:rPr>
+          <w:sz w:val="22"/>
+          <w:szCs w:val="22"/>
+        </w:rPr>
+        <w:t xml:space="preserve"> [51]</w:t>
+      </w:r>
+      <w:r>
+        <w:rPr>
+          <w:i w:val="false"/>
+          <w:iCs w:val="false"/>
+          <w:sz w:val="22"/>
+          <w:szCs w:val="22"/>
+        </w:rPr>
+        <w:t xml:space="preserve"> ; que 11 reconnaissent une part qui leur revient donne un point d'appui à la réorientation des services.</w:t>
       </w:r>
     </w:p>
     <w:p>
@@ -546,16 +1147,7 @@
         <w:spacing w:after="120" w:before="220"/>
       </w:pPr>
       <w:r>
-        <w:t xml:space="preserve">6.2. Discussion des résultats</w:t>
-      </w:r>
-    </w:p>
-    <w:p>
-      <w:pPr>
-        <w:pStyle w:val="Heading3"/>
-        <w:spacing w:after="100" w:before="180"/>
-      </w:pPr>
-      <w:r>
-        <w:t xml:space="preserve">6.2.1. Deux programmes dans le même centre : la glycémie hors de la CPN</w:t>
+        <w:t xml:space="preserve">6.3. Retour sur le cadre conceptuel</w:t>
       </w:r>
     </w:p>
     <w:p>
@@ -570,685 +1162,7 @@
           <w:sz w:val="22"/>
           <w:szCs w:val="22"/>
         </w:rPr>
-        <w:t xml:space="preserve">Les recommandations internationales font de la CPN le lieu d'une mesure systématique de la pression artérielle et d'un dépistage du diabète orienté par les facteurs de risque</w:t>
-      </w:r>
-      <w:r>
-        <w:rPr>
-          <w:sz w:val="22"/>
-          <w:szCs w:val="22"/>
-        </w:rPr>
-        <w:t xml:space="preserve"> [11]</w:t>
-      </w:r>
-      <w:r>
-        <w:rPr>
-          <w:i w:val="false"/>
-          <w:iCs w:val="false"/>
-          <w:sz w:val="22"/>
-          <w:szCs w:val="22"/>
-        </w:rPr>
-        <w:t xml:space="preserve">, et la Déclaration de Jakarta fait des milieux de vie le cadre privilégié de l'action promotionnelle</w:t>
-      </w:r>
-      <w:r>
-        <w:rPr>
-          <w:sz w:val="22"/>
-          <w:szCs w:val="22"/>
-        </w:rPr>
-        <w:t xml:space="preserve"> [12]</w:t>
-      </w:r>
-      <w:r>
-        <w:rPr>
-          <w:i w:val="false"/>
-          <w:iCs w:val="false"/>
-          <w:sz w:val="22"/>
-          <w:szCs w:val="22"/>
-        </w:rPr>
-        <w:t xml:space="preserve">. Les participants partagent cette lecture ; pourtant, la moitié du dépistage n'appartient pas matériellement à la CPN. La décentralisation des soins chroniques s'est prolongée par le mentorat d'infirmiers de centres de santé, qui suivent désormais l'hypertension non sévère et le diabète de type 2</w:t>
-      </w:r>
-      <w:r>
-        <w:rPr>
-          <w:sz w:val="22"/>
-          <w:szCs w:val="22"/>
-        </w:rPr>
-        <w:t xml:space="preserve"> [72]</w:t>
-      </w:r>
-      <w:r>
-        <w:rPr>
-          <w:i w:val="false"/>
-          <w:iCs w:val="false"/>
-          <w:sz w:val="22"/>
-          <w:szCs w:val="22"/>
-        </w:rPr>
-        <w:t xml:space="preserve">, dans la logique du paquet essentiel de l'OMS</w:t>
-      </w:r>
-      <w:r>
-        <w:rPr>
-          <w:sz w:val="22"/>
-          <w:szCs w:val="22"/>
-        </w:rPr>
-        <w:t xml:space="preserve"> [14]</w:t>
-      </w:r>
-      <w:r>
-        <w:rPr>
-          <w:i w:val="false"/>
-          <w:iCs w:val="false"/>
-          <w:sz w:val="22"/>
-          <w:szCs w:val="22"/>
-        </w:rPr>
-        <w:t xml:space="preserve"> : le glucomètre a suivi ce programme. Deux programmes coexistent ainsi sans articulation formelle, ce que la revue identifiait comme l'absence de dispositif portant la jonction entre santé maternelle et maladies chroniques</w:t>
-      </w:r>
-      <w:r>
-        <w:rPr>
-          <w:sz w:val="22"/>
-          <w:szCs w:val="22"/>
-        </w:rPr>
-        <w:t xml:space="preserve"> [63,64]</w:t>
-      </w:r>
-      <w:r>
-        <w:rPr>
-          <w:i w:val="false"/>
-          <w:iCs w:val="false"/>
-          <w:sz w:val="22"/>
-          <w:szCs w:val="22"/>
-        </w:rPr>
-        <w:t xml:space="preserve">, et ce qui donne un contenu matériel au déficit de mise en œuvre pointé par l'Appel de Nairobi</w:t>
-      </w:r>
-      <w:r>
-        <w:rPr>
-          <w:sz w:val="22"/>
-          <w:szCs w:val="22"/>
-        </w:rPr>
-        <w:t xml:space="preserve"> [22]</w:t>
-      </w:r>
-      <w:r>
-        <w:rPr>
-          <w:i w:val="false"/>
-          <w:iCs w:val="false"/>
-          <w:sz w:val="22"/>
-          <w:szCs w:val="22"/>
-        </w:rPr>
-        <w:t xml:space="preserve">.</w:t>
-      </w:r>
-    </w:p>
-    <w:p>
-      <w:pPr>
-        <w:spacing w:after="140"/>
-        <w:jc w:val="both"/>
-      </w:pPr>
-      <w:r>
-        <w:rPr>
-          <w:i w:val="false"/>
-          <w:iCs w:val="false"/>
-          <w:sz w:val="22"/>
-          <w:szCs w:val="22"/>
-        </w:rPr>
-        <w:t xml:space="preserve">Les données nationales concordent : le dépistage du diabète gestationnel n'est pas systématique au Rwanda, et la seule prévalence estimée en centre de santé public, 3,2 %, provient d'une épreuve réalisée pour la recherche</w:t>
-      </w:r>
-      <w:r>
-        <w:rPr>
-          <w:sz w:val="22"/>
-          <w:szCs w:val="22"/>
-        </w:rPr>
-        <w:t xml:space="preserve"> [27]</w:t>
-      </w:r>
-      <w:r>
-        <w:rPr>
-          <w:i w:val="false"/>
-          <w:iCs w:val="false"/>
-          <w:sz w:val="22"/>
-          <w:szCs w:val="22"/>
-        </w:rPr>
-        <w:t xml:space="preserve"> ; selon l'enquête STEPS de 2022, 87,0 % des femmes n'avaient jamais eu de mesure de la glycémie, contre 38 % pour la tension</w:t>
-      </w:r>
-      <w:r>
-        <w:rPr>
-          <w:sz w:val="22"/>
-          <w:szCs w:val="22"/>
-        </w:rPr>
-        <w:t xml:space="preserve"> [16]</w:t>
-      </w:r>
-      <w:r>
-        <w:rPr>
-          <w:i w:val="false"/>
-          <w:iCs w:val="false"/>
-          <w:sz w:val="22"/>
-          <w:szCs w:val="22"/>
-        </w:rPr>
-        <w:t xml:space="preserve">. Là où le circuit est ouvert, la glycémie reste doublement sélective : sur des signes appréciés par chaque prestataire, faute de critères écrits, puis sur les moyens, le test ne figurant pas dans le paquet de soins de la CPN. Or la couverture de l'assurance communautaire, qui atteint 85,3 %</w:t>
-      </w:r>
-      <w:r>
-        <w:rPr>
-          <w:sz w:val="22"/>
-          <w:szCs w:val="22"/>
-        </w:rPr>
-        <w:t xml:space="preserve"> [59]</w:t>
-      </w:r>
-      <w:r>
-        <w:rPr>
-          <w:i w:val="false"/>
-          <w:iCs w:val="false"/>
-          <w:sz w:val="22"/>
-          <w:szCs w:val="22"/>
-        </w:rPr>
-        <w:t xml:space="preserve">, n'empêche pas le recours de rester concentré parmi les plus aisés</w:t>
-      </w:r>
-      <w:r>
-        <w:rPr>
-          <w:sz w:val="22"/>
-          <w:szCs w:val="22"/>
-        </w:rPr>
-        <w:t xml:space="preserve"> [61,62]</w:t>
-      </w:r>
-      <w:r>
-        <w:rPr>
-          <w:i w:val="false"/>
-          <w:iCs w:val="false"/>
-          <w:sz w:val="22"/>
-          <w:szCs w:val="22"/>
-        </w:rPr>
-        <w:t xml:space="preserve">. Cette seconde sélection porte sur ce que la Charte d'Ottawa demande de corriger en conférant à chacun les moyens de sa santé</w:t>
-      </w:r>
-      <w:r>
-        <w:rPr>
-          <w:sz w:val="22"/>
-          <w:szCs w:val="22"/>
-        </w:rPr>
-        <w:t xml:space="preserve"> [23]</w:t>
-      </w:r>
-      <w:r>
-        <w:rPr>
-          <w:i w:val="false"/>
-          <w:iCs w:val="false"/>
-          <w:sz w:val="22"/>
-          <w:szCs w:val="22"/>
-        </w:rPr>
-        <w:t xml:space="preserve">. Elle invite aussi à ne pas lire la faible prévalence rwandaise, alors que les estimations africaines varient selon les critères</w:t>
-      </w:r>
-      <w:r>
-        <w:rPr>
-          <w:sz w:val="22"/>
-          <w:szCs w:val="22"/>
-        </w:rPr>
-        <w:t xml:space="preserve"> [6,7,35-37]</w:t>
-      </w:r>
-      <w:r>
-        <w:rPr>
-          <w:i w:val="false"/>
-          <w:iCs w:val="false"/>
-          <w:sz w:val="22"/>
-          <w:szCs w:val="22"/>
-        </w:rPr>
-        <w:t xml:space="preserve">, comme une donnée épidémiologique pure : une partie de l'écart pourrait tenir au dépistage lui-même.</w:t>
-      </w:r>
-    </w:p>
-    <w:p>
-      <w:pPr>
-        <w:pStyle w:val="Heading3"/>
-        <w:spacing w:after="100" w:before="180"/>
-      </w:pPr>
-      <w:r>
-        <w:t xml:space="preserve">6.2.2. Le prestataire, opérateur concret de l'équité</w:t>
-      </w:r>
-    </w:p>
-    <w:p>
-      <w:pPr>
-        <w:spacing w:after="140"/>
-        <w:jc w:val="both"/>
-      </w:pPr>
-      <w:r>
-        <w:rPr>
-          <w:i w:val="false"/>
-          <w:iCs w:val="false"/>
-          <w:sz w:val="22"/>
-          <w:szCs w:val="22"/>
-        </w:rPr>
-        <w:t xml:space="preserve">La littérature établit un gradient social du recours et de la qualité du suivi prénatal au Rwanda</w:t>
-      </w:r>
-      <w:r>
-        <w:rPr>
-          <w:sz w:val="22"/>
-          <w:szCs w:val="22"/>
-        </w:rPr>
-        <w:t xml:space="preserve"> [52-55]</w:t>
-      </w:r>
-      <w:r>
-        <w:rPr>
-          <w:i w:val="false"/>
-          <w:iCs w:val="false"/>
-          <w:sz w:val="22"/>
-          <w:szCs w:val="22"/>
-        </w:rPr>
-        <w:t xml:space="preserve"> et des obstacles documentés du point de vue des femmes</w:t>
-      </w:r>
-      <w:r>
-        <w:rPr>
-          <w:sz w:val="22"/>
-          <w:szCs w:val="22"/>
-        </w:rPr>
-        <w:t xml:space="preserve"> [56,57]</w:t>
-      </w:r>
-      <w:r>
-        <w:rPr>
-          <w:i w:val="false"/>
-          <w:iCs w:val="false"/>
-          <w:sz w:val="22"/>
-          <w:szCs w:val="22"/>
-        </w:rPr>
-        <w:t xml:space="preserve"> ; un seul travail avait interrogé des prestataires</w:t>
-      </w:r>
-      <w:r>
-        <w:rPr>
-          <w:sz w:val="22"/>
-          <w:szCs w:val="22"/>
-        </w:rPr>
-        <w:t xml:space="preserve"> [58]</w:t>
-      </w:r>
-      <w:r>
-        <w:rPr>
-          <w:i w:val="false"/>
-          <w:iCs w:val="false"/>
-          <w:sz w:val="22"/>
-          <w:szCs w:val="22"/>
-        </w:rPr>
-        <w:t xml:space="preserve">. Nos résultats décrivent un mécanisme par lequel le service lui-même reproduit l'inégalité : l'explication la plus complète va aux femmes qui en ont le moins besoin, ce qui rappelle la « loi inverse des soins »</w:t>
-      </w:r>
-      <w:r>
-        <w:rPr>
-          <w:sz w:val="22"/>
-          <w:szCs w:val="22"/>
-        </w:rPr>
-        <w:t xml:space="preserve"> [73]</w:t>
-      </w:r>
-      <w:r>
-        <w:rPr>
-          <w:i w:val="false"/>
-          <w:iCs w:val="false"/>
-          <w:sz w:val="22"/>
-          <w:szCs w:val="22"/>
-        </w:rPr>
-        <w:t xml:space="preserve">, ici à l'échelle de quelques minutes, dans une même salle. Au regard de l'axe « acquérir des aptitudes individuelles » de la Charte</w:t>
-      </w:r>
-      <w:r>
-        <w:rPr>
-          <w:sz w:val="22"/>
-          <w:szCs w:val="22"/>
-        </w:rPr>
-        <w:t xml:space="preserve"> [23]</w:t>
-      </w:r>
-      <w:r>
-        <w:rPr>
-          <w:i w:val="false"/>
-          <w:iCs w:val="false"/>
-          <w:sz w:val="22"/>
-          <w:szCs w:val="22"/>
-        </w:rPr>
-        <w:t xml:space="preserve">, une explication qui se raccourcit devant les femmes les moins instruites transforme une inégalité de littératie en santé</w:t>
-      </w:r>
-      <w:r>
-        <w:rPr>
-          <w:sz w:val="22"/>
-          <w:szCs w:val="22"/>
-        </w:rPr>
-        <w:t xml:space="preserve"> [74]</w:t>
-      </w:r>
-      <w:r>
-        <w:rPr>
-          <w:i w:val="false"/>
-          <w:iCs w:val="false"/>
-          <w:sz w:val="22"/>
-          <w:szCs w:val="22"/>
-        </w:rPr>
-        <w:t xml:space="preserve"> en inégalité de capacité d'agir</w:t>
-      </w:r>
-      <w:r>
-        <w:rPr>
-          <w:sz w:val="22"/>
-          <w:szCs w:val="22"/>
-        </w:rPr>
-        <w:t xml:space="preserve"> [51]</w:t>
-      </w:r>
-      <w:r>
-        <w:rPr>
-          <w:i w:val="false"/>
-          <w:iCs w:val="false"/>
-          <w:sz w:val="22"/>
-          <w:szCs w:val="22"/>
-        </w:rPr>
-        <w:t xml:space="preserve">, comme l'expérience de la CPN en groupe montre que la portée capacitante d'un service ne se lit pas dans ses indicateurs de contact</w:t>
-      </w:r>
-      <w:r>
-        <w:rPr>
-          <w:sz w:val="22"/>
-          <w:szCs w:val="22"/>
-        </w:rPr>
-        <w:t xml:space="preserve"> [65,66]</w:t>
-      </w:r>
-      <w:r>
-        <w:rPr>
-          <w:i w:val="false"/>
-          <w:iCs w:val="false"/>
-          <w:sz w:val="22"/>
-          <w:szCs w:val="22"/>
-        </w:rPr>
-        <w:t xml:space="preserve">.</w:t>
-      </w:r>
-    </w:p>
-    <w:p>
-      <w:pPr>
-        <w:spacing w:after="140"/>
-        <w:jc w:val="both"/>
-      </w:pPr>
-      <w:r>
-        <w:rPr>
-          <w:i w:val="false"/>
-          <w:iCs w:val="false"/>
-          <w:sz w:val="22"/>
-          <w:szCs w:val="22"/>
-        </w:rPr>
-        <w:t xml:space="preserve">Les participants ne décrivent pas un choix délibéré mais un rationnement sous contrainte de temps, propre aux agents de première ligne</w:t>
-      </w:r>
-      <w:r>
-        <w:rPr>
-          <w:sz w:val="22"/>
-          <w:szCs w:val="22"/>
-        </w:rPr>
-        <w:t xml:space="preserve"> [75]</w:t>
-      </w:r>
-      <w:r>
-        <w:rPr>
-          <w:i w:val="false"/>
-          <w:iCs w:val="false"/>
-          <w:sz w:val="22"/>
-          <w:szCs w:val="22"/>
-        </w:rPr>
-        <w:t xml:space="preserve">, dans un pays où la densité de professionnels qualifiés reste très inférieure au seuil de l'OMS</w:t>
-      </w:r>
-      <w:r>
-        <w:rPr>
-          <w:sz w:val="22"/>
-          <w:szCs w:val="22"/>
-        </w:rPr>
-        <w:t xml:space="preserve"> [70]</w:t>
-      </w:r>
-      <w:r>
-        <w:rPr>
-          <w:i w:val="false"/>
-          <w:iCs w:val="false"/>
-          <w:sz w:val="22"/>
-          <w:szCs w:val="22"/>
-        </w:rPr>
-        <w:t xml:space="preserve">. Les contre-pratiques décrites — faire reformuler, montrer une image commune, ne pas classer les femmes par avance — rejoignent le principe d'universalisme proportionné</w:t>
-      </w:r>
-      <w:r>
-        <w:rPr>
-          <w:sz w:val="22"/>
-          <w:szCs w:val="22"/>
-        </w:rPr>
-        <w:t xml:space="preserve"> [76]</w:t>
-      </w:r>
-      <w:r>
-        <w:rPr>
-          <w:i w:val="false"/>
-          <w:iCs w:val="false"/>
-          <w:sz w:val="22"/>
-          <w:szCs w:val="22"/>
-        </w:rPr>
-        <w:t xml:space="preserve">.</w:t>
-      </w:r>
-    </w:p>
-    <w:p>
-      <w:pPr>
-        <w:pStyle w:val="Heading3"/>
-        <w:spacing w:after="100" w:before="180"/>
-      </w:pPr>
-      <w:r>
-        <w:t xml:space="preserve">6.2.3. Ce qui est compté existe, et ce qui est compté peut tromper</w:t>
-      </w:r>
-    </w:p>
-    <w:p>
-      <w:pPr>
-        <w:spacing w:after="140"/>
-        <w:jc w:val="both"/>
-      </w:pPr>
-      <w:r>
-        <w:rPr>
-          <w:i w:val="false"/>
-          <w:iCs w:val="false"/>
-          <w:sz w:val="22"/>
-          <w:szCs w:val="22"/>
-        </w:rPr>
-        <w:t xml:space="preserve">Ce qui n'est pas compté au titre de la CPN n'y est ni commandé, ni réparé, ni supervisé. Le mentorat clinique conduit dans des districts voisins, qui a porté l'évaluation complète des signes de danger de 2,1 % à 84,2 % des consultations</w:t>
-      </w:r>
-      <w:r>
-        <w:rPr>
-          <w:sz w:val="22"/>
-          <w:szCs w:val="22"/>
-        </w:rPr>
-        <w:t xml:space="preserve"> [68]</w:t>
-      </w:r>
-      <w:r>
-        <w:rPr>
-          <w:i w:val="false"/>
-          <w:iCs w:val="false"/>
-          <w:sz w:val="22"/>
-          <w:szCs w:val="22"/>
-        </w:rPr>
-        <w:t xml:space="preserve">, montre que ces pratiques dépendent de conditions modifiables. À l'inverse, un contrôle portant sur la complétude produit de la complétude : plus un indicateur sert à la décision, plus il déforme les pratiques qu'il devait mesurer</w:t>
-      </w:r>
-      <w:r>
-        <w:rPr>
-          <w:sz w:val="22"/>
-          <w:szCs w:val="22"/>
-        </w:rPr>
-        <w:t xml:space="preserve"> [77]</w:t>
-      </w:r>
-      <w:r>
-        <w:rPr>
-          <w:i w:val="false"/>
-          <w:iCs w:val="false"/>
-          <w:sz w:val="22"/>
-          <w:szCs w:val="22"/>
-        </w:rPr>
-        <w:t xml:space="preserve">, ce que rejoint la faible concordance entre indicateurs prénatals et registres rwandais</w:t>
-      </w:r>
-      <w:r>
-        <w:rPr>
-          <w:sz w:val="22"/>
-          <w:szCs w:val="22"/>
-        </w:rPr>
-        <w:t xml:space="preserve"> [69]</w:t>
-      </w:r>
-      <w:r>
-        <w:rPr>
-          <w:i w:val="false"/>
-          <w:iCs w:val="false"/>
-          <w:sz w:val="22"/>
-          <w:szCs w:val="22"/>
-        </w:rPr>
-        <w:t xml:space="preserve">. Ce résultat, qui repose surtout sur un entretien, ne permet aucune estimation de fréquence ; il indique qu'un indicateur utile doit porter sur l'acte et sa suite, et être vérifié par l'observation.</w:t>
-      </w:r>
-    </w:p>
-    <w:p>
-      <w:pPr>
-        <w:pStyle w:val="Heading3"/>
-        <w:spacing w:after="100" w:before="180"/>
-      </w:pPr>
-      <w:r>
-        <w:t xml:space="preserve">6.2.4. Du signalement à la prise en charge</w:t>
-      </w:r>
-    </w:p>
-    <w:p>
-      <w:pPr>
-        <w:spacing w:after="140"/>
-        <w:jc w:val="both"/>
-      </w:pPr>
-      <w:r>
-        <w:rPr>
-          <w:i w:val="false"/>
-          <w:iCs w:val="false"/>
-          <w:sz w:val="22"/>
-          <w:szCs w:val="22"/>
-        </w:rPr>
-        <w:t xml:space="preserve">La revue inventoriait des facteurs limitants récurrents en Afrique de l'Est et centrale</w:t>
-      </w:r>
-      <w:r>
-        <w:rPr>
-          <w:sz w:val="22"/>
-          <w:szCs w:val="22"/>
-        </w:rPr>
-        <w:t xml:space="preserve"> [24-26]</w:t>
-      </w:r>
-      <w:r>
-        <w:rPr>
-          <w:i w:val="false"/>
-          <w:iCs w:val="false"/>
-          <w:sz w:val="22"/>
-          <w:szCs w:val="22"/>
-        </w:rPr>
-        <w:t xml:space="preserve"> sans montrer leur articulation ; le thème « trouver sans pouvoir suivre » l'apporte : la détection n'a de valeur que si le transport, la décision du ménage et le retour d'information tiennent. L'absence de retour, rapportée par 15 participants, rejoint les pratiques sous-optimales de référence décrites dans 121 centres de santé rwandais</w:t>
-      </w:r>
-      <w:r>
-        <w:rPr>
-          <w:sz w:val="22"/>
-          <w:szCs w:val="22"/>
-        </w:rPr>
-        <w:t xml:space="preserve"> [78]</w:t>
-      </w:r>
-      <w:r>
-        <w:rPr>
-          <w:i w:val="false"/>
-          <w:iCs w:val="false"/>
-          <w:sz w:val="22"/>
-          <w:szCs w:val="22"/>
-        </w:rPr>
-        <w:t xml:space="preserve">. Ces résultats relèvent de l'axe « créer des milieux favorables » et de la stratégie « servir de médiateur » de la Charte</w:t>
-      </w:r>
-      <w:r>
-        <w:rPr>
-          <w:sz w:val="22"/>
-          <w:szCs w:val="22"/>
-        </w:rPr>
-        <w:t xml:space="preserve"> [23]</w:t>
-      </w:r>
-      <w:r>
-        <w:rPr>
-          <w:i w:val="false"/>
-          <w:iCs w:val="false"/>
-          <w:sz w:val="22"/>
-          <w:szCs w:val="22"/>
-        </w:rPr>
-        <w:t xml:space="preserve">, et soulignent une discontinuité peu traitée : la sortie du suivi à l'accouchement, alors que la grossesse peut révéler ces affections pour la première fois</w:t>
-      </w:r>
-      <w:r>
-        <w:rPr>
-          <w:sz w:val="22"/>
-          <w:szCs w:val="22"/>
-        </w:rPr>
-        <w:t xml:space="preserve"> [4,5]</w:t>
-      </w:r>
-      <w:r>
-        <w:rPr>
-          <w:i w:val="false"/>
-          <w:iCs w:val="false"/>
-          <w:sz w:val="22"/>
-          <w:szCs w:val="22"/>
-        </w:rPr>
-        <w:t xml:space="preserve">. Les relais communautaires, que le programme national mobilise déjà pour les maladies non transmissibles</w:t>
-      </w:r>
-      <w:r>
-        <w:rPr>
-          <w:sz w:val="22"/>
-          <w:szCs w:val="22"/>
-        </w:rPr>
-        <w:t xml:space="preserve"> [63,64]</w:t>
-      </w:r>
-      <w:r>
-        <w:rPr>
-          <w:i w:val="false"/>
-          <w:iCs w:val="false"/>
-          <w:sz w:val="22"/>
-          <w:szCs w:val="22"/>
-        </w:rPr>
-        <w:t xml:space="preserve">, réduisent une partie de cet écart, mais déplacent l'inégalité entre les villages qui disposent d'un agent actif et les autres.</w:t>
-      </w:r>
-    </w:p>
-    <w:p>
-      <w:pPr>
-        <w:pStyle w:val="Heading3"/>
-        <w:spacing w:after="100" w:before="180"/>
-      </w:pPr>
-      <w:r>
-        <w:t xml:space="preserve">6.2.5. Une portée reconnue en équité, sans le mot</w:t>
-      </w:r>
-    </w:p>
-    <w:p>
-      <w:pPr>
-        <w:spacing w:after="140"/>
-        <w:jc w:val="both"/>
-      </w:pPr>
-      <w:r>
-        <w:rPr>
-          <w:i w:val="false"/>
-          <w:iCs w:val="false"/>
-          <w:sz w:val="22"/>
-          <w:szCs w:val="22"/>
-        </w:rPr>
-        <w:t xml:space="preserve">Sans que le mot soit prononcé, 16 participants sur 20 jugent inacceptables les différences décrites, et les situent dans les conditions — l'heure, le lieu, le matériel — plutôt que dans les femmes, ce qui correspond à la définition de l'équité retenue</w:t>
-      </w:r>
-      <w:r>
-        <w:rPr>
-          <w:sz w:val="22"/>
-          <w:szCs w:val="22"/>
-        </w:rPr>
-        <w:t xml:space="preserve"> [51]</w:t>
-      </w:r>
-      <w:r>
-        <w:rPr>
-          <w:i w:val="false"/>
-          <w:iCs w:val="false"/>
-          <w:sz w:val="22"/>
-          <w:szCs w:val="22"/>
-        </w:rPr>
-        <w:t xml:space="preserve"> et à la place que la Charte lui donne parmi les conditions préalables à la santé</w:t>
-      </w:r>
-      <w:r>
-        <w:rPr>
-          <w:sz w:val="22"/>
-          <w:szCs w:val="22"/>
-        </w:rPr>
-        <w:t xml:space="preserve"> [23]</w:t>
-      </w:r>
-      <w:r>
-        <w:rPr>
-          <w:i w:val="false"/>
-          <w:iCs w:val="false"/>
-          <w:sz w:val="22"/>
-          <w:szCs w:val="22"/>
-        </w:rPr>
-        <w:t xml:space="preserve">. Que 11 participants reconnaissent une part qui leur revient indique que la réorientation des services trouve chez eux un point d'appui ; la résignation d'une minorité rappelle que le jugement d'équité dépend aussi de ce qui paraît possible.</w:t>
-      </w:r>
-    </w:p>
-    <w:p>
-      <w:pPr>
-        <w:pStyle w:val="Heading2"/>
-        <w:spacing w:after="120" w:before="220"/>
-      </w:pPr>
-      <w:r>
-        <w:t xml:space="preserve">6.3. Retour sur le cadre conceptuel</w:t>
-      </w:r>
-    </w:p>
-    <w:p>
-      <w:pPr>
-        <w:spacing w:after="140"/>
-        <w:jc w:val="both"/>
-      </w:pPr>
-      <w:r>
-        <w:rPr>
-          <w:i w:val="false"/>
-          <w:iCs w:val="false"/>
-          <w:sz w:val="22"/>
-          <w:szCs w:val="22"/>
-        </w:rPr>
-        <w:t xml:space="preserve">Sur les 81 codes de l'arbre final, 34 sont nés du matériau. Ils ne remettent pas en cause l'articulation des deux ensembles du cadre, mais suggèrent trois révisions (tableau VIII), dont la plus directe : le modèle socio-écologique retenu</w:t>
+        <w:t xml:space="preserve">Sur les 81 codes de l'arbre final, 34 sont nés du matériau. Ils ne remettent pas en cause les deux ensembles du cadre, mais appellent trois révisions (tableau VIII), que la figure 3 intègre : une cascade d'accès à la glycémie au niveau organisationnel, que le modèle socio-écologique</w:t>
       </w:r>
       <w:r>
         <w:rPr>
@@ -1264,7 +1178,7 @@
           <w:sz w:val="22"/>
           <w:szCs w:val="22"/>
         </w:rPr>
-        <w:t xml:space="preserve"> ne permet pas de voir qu'un intrant présent dans le centre peut rester inaccessible au service, ou à la femme, qui en a besoin.</w:t>
+        <w:t xml:space="preserve"> ne laissait pas voir ; le dispositif de contrôle comme condition systémique ; une articulation communautaire ; et trois dimensions de l'équité d'accès — au test, à l'explication, à la continuité.</w:t>
       </w:r>
     </w:p>
     <w:p>
@@ -1628,6 +1542,84 @@
     </w:p>
     <w:p>
       <w:pPr>
+        <w:keepNext/>
+        <w:pageBreakBefore/>
+        <w:spacing w:after="60" w:before="0" w:line="240" w:lineRule="auto"/>
+        <w:jc w:val="center"/>
+      </w:pPr>
+      <w:r>
+        <w:drawing>
+          <wp:inline distT="0" distB="0" distL="0" distR="0">
+            <wp:extent cx="4953000" cy="7581900"/>
+            <wp:effectExtent t="0" r="0" b="0" l="0"/>
+            <wp:docPr id="1" name="" descr="" title=""/>
+            <wp:cNvGraphicFramePr>
+              <a:graphicFrameLocks xmlns:a="http://schemas.openxmlformats.org/drawingml/2006/main" noChangeAspect="1"/>
+            </wp:cNvGraphicFramePr>
+            <a:graphic xmlns:a="http://schemas.openxmlformats.org/drawingml/2006/main">
+              <a:graphicData uri="http://schemas.openxmlformats.org/drawingml/2006/picture">
+                <pic:pic xmlns:pic="http://schemas.openxmlformats.org/drawingml/2006/picture">
+                  <pic:nvPicPr>
+                    <pic:cNvPr id="0" name="" descr=""/>
+                    <pic:cNvPicPr>
+                      <a:picLocks noChangeAspect="1" noChangeArrowheads="1"/>
+                    </pic:cNvPicPr>
+                  </pic:nvPicPr>
+                  <pic:blipFill>
+                    <a:blip r:embed="rId7" cstate="none"/>
+                    <a:srcRect/>
+                    <a:stretch>
+                      <a:fillRect/>
+                    </a:stretch>
+                  </pic:blipFill>
+                  <pic:spPr bwMode="auto">
+                    <a:xfrm>
+                      <a:off x="0" y="0"/>
+                      <a:ext cx="4953000" cy="7581900"/>
+                    </a:xfrm>
+                    <a:prstGeom prst="rect">
+                      <a:avLst/>
+                    </a:prstGeom>
+                  </pic:spPr>
+                </pic:pic>
+              </a:graphicData>
+            </a:graphic>
+          </wp:inline>
+        </w:drawing>
+      </w:r>
+    </w:p>
+    <w:p>
+      <w:pPr>
+        <w:keepNext/>
+        <w:spacing w:after="80" w:before="200"/>
+      </w:pPr>
+      <w:r>
+        <w:rPr>
+          <w:b/>
+          <w:bCs/>
+          <w:sz w:val="20"/>
+          <w:szCs w:val="20"/>
+        </w:rPr>
+        <w:t xml:space="preserve">Figure 3. Cadre conceptuel révisé à la lumière des résultats</w:t>
+      </w:r>
+    </w:p>
+    <w:p>
+      <w:pPr>
+        <w:spacing w:after="200" w:before="60"/>
+      </w:pPr>
+      <w:r>
+        <w:rPr>
+          <w:i/>
+          <w:iCs/>
+          <w:color w:val="555555"/>
+          <w:sz w:val="18"/>
+          <w:szCs w:val="18"/>
+        </w:rPr>
+        <w:t xml:space="preserve">Source : auteur, à partir de la figure 1, du tableau VIII et des observations.</w:t>
+      </w:r>
+    </w:p>
+    <w:p>
+      <w:pPr>
         <w:pStyle w:val="Heading2"/>
         <w:spacing w:after="120" w:before="220"/>
       </w:pPr>
@@ -1647,7 +1639,7 @@
           <w:sz w:val="22"/>
           <w:szCs w:val="22"/>
         </w:rPr>
-        <w:t xml:space="preserve">Forces. L'échantillon couvre quinze des seize centres du district et chacune des modalités du tableau II ; la puissance informationnelle</w:t>
+        <w:t xml:space="preserve">Forces. L'échantillon couvre quinze des seize centres et chaque modalité du tableau II ; la puissance informationnelle</w:t>
       </w:r>
       <w:r>
         <w:rPr>
@@ -1663,7 +1655,7 @@
           <w:sz w:val="22"/>
           <w:szCs w:val="22"/>
         </w:rPr>
-        <w:t xml:space="preserve"> a été appréciée dimension par dimension plutôt que par un critère de saturation discuté</w:t>
+        <w:t xml:space="preserve"> a été appréciée par dimension plutôt que par saturation</w:t>
       </w:r>
       <w:r>
         <w:rPr>
@@ -1679,7 +1671,7 @@
           <w:sz w:val="22"/>
           <w:szCs w:val="22"/>
         </w:rPr>
-        <w:t xml:space="preserve">. La triangulation a mis en évidence des concordances autant que des écarts, et l'observation a situé le glucomètre. La fidélité du codage a été contrôlée par un double codage de 3 entretiens (κ = 0,866) et un recodage intra-codeur de 3 entretiens (κ = 0,956) ; les interprétations ont été soumises à trois participants. Ces procédures répondent aux critères de rigueur retenus</w:t>
+        <w:t xml:space="preserve"> ; la fidélité du codage a été contrôlée (κ = 0,866 ; intra-codeur κ = 0,956) ; la rigueur répond aux critères retenus</w:t>
       </w:r>
       <w:r>
         <w:rPr>
@@ -1695,7 +1687,7 @@
           <w:sz w:val="22"/>
           <w:szCs w:val="22"/>
         </w:rPr>
-        <w:t xml:space="preserve">, et le rapportage suit la grille COREQ</w:t>
+        <w:t xml:space="preserve"> et à la grille COREQ</w:t>
       </w:r>
       <w:r>
         <w:rPr>
@@ -1726,7 +1718,7 @@
           <w:sz w:val="22"/>
           <w:szCs w:val="22"/>
         </w:rPr>
-        <w:t xml:space="preserve">Limites. Les résultats portent sur des pratiques déclarées et sur des représentations professionnelles ; le point de vue des femmes reste hors champ, et une désirabilité sociale est possible. L'observation d'une demi-journée est exposée à un effet de la présence de l'observateur</w:t>
+        <w:t xml:space="preserve">Limites. Les résultats portent sur des pratiques déclarées et des représentations professionnelles ; le point de vue des femmes reste hors champ. L'observation est exposée à un effet de présence</w:t>
       </w:r>
       <w:r>
         <w:rPr>
@@ -1742,7 +1734,7 @@
           <w:sz w:val="22"/>
           <w:szCs w:val="22"/>
         </w:rPr>
-        <w:t xml:space="preserve">, et les données de routine sont de qualité limitée</w:t>
+        <w:t xml:space="preserve">, les données de routine sont de qualité limitée</w:t>
       </w:r>
       <w:r>
         <w:rPr>
@@ -1758,22 +1750,7 @@
           <w:sz w:val="22"/>
           <w:szCs w:val="22"/>
         </w:rPr>
-        <w:t xml:space="preserve">. La traduction depuis le kinyarwanda comporte un risque de perte de sens, contrôlé par une vérification indépendante. Portant sur un seul district, l'étude ne se généralise pas, mais la description du contexte permet d'apprécier sa transférabilité.</w:t>
-      </w:r>
-    </w:p>
-    <w:p>
-      <w:pPr>
-        <w:spacing w:after="140"/>
-        <w:jc w:val="both"/>
-      </w:pPr>
-      <w:r>
-        <w:rPr>
-          <w:i w:val="false"/>
-          <w:iCs w:val="false"/>
-          <w:sz w:val="22"/>
-          <w:szCs w:val="22"/>
-        </w:rPr>
-        <w:t xml:space="preserve">Perspectives. Trois prolongements paraissent prioritaires : recueillir le point de vue des femmes sur l'explication reçue ; mesurer la couverture effective de la glycémie chez les femmes enceintes à partir des registres des laboratoires ; suivre les femmes dépistées après l'accouchement. Les suggestions qui découlent de l'étude sont présentées en conclusion.</w:t>
+        <w:t xml:space="preserve">, et l'étude, limitée à un district, ne se généralise pas. Les perspectives et suggestions sont présentées en conclusion.</w:t>
       </w:r>
     </w:p>
     <w:p>

--- a/memoire-ngoma/livrables/6_Chapitre_Discussion_SIMULATION.docx
+++ b/memoire-ngoma/livrables/6_Chapitre_Discussion_SIMULATION.docx
@@ -522,7 +522,7 @@
           <w:sz w:val="22"/>
           <w:szCs w:val="22"/>
         </w:rPr>
-        <w:t xml:space="preserve">Le dépistage est « coupé en deux » : la tension est mesurée en CPN, la glycémie relève du laboratoire et n'était réalisable pour une femme enceinte que dans 5 centres sur 15, sur signes d'appel et à ses frais. L'explication est modulée à l'inverse des besoins (17 participants). Les limites relèvent surtout du système, mais une majorité de participants reconnaissent une part qui leur revient.</w:t>
+        <w:t xml:space="preserve">Le dépistage est « coupé en deux » : la tension est mesurée à chaque visite ; la glycémie, prévue pour toutes à la première CPN, relève du laboratoire, n'était effectivement réalisée que dans 5 centres sur 15 et n'est refaite nulle part de façon systématique à 24-28 semaines. L'explication est modulée à l'inverse des besoins (17 participants). Les limites relèvent surtout du système, mais une majorité de participants reconnaissent une part qui leur revient.</w:t>
       </w:r>
     </w:p>
     <w:p>
@@ -698,55 +698,55 @@
           <w:sz w:val="22"/>
           <w:szCs w:val="22"/>
         </w:rPr>
-        <w:t xml:space="preserve">Là où le circuit est ouvert, la sélection se fait sur des signes, faute de critères écrits, puis sur les moyens, le test étant hors du paquet de soins. La couverture de l'assurance communautaire (85,3 %)</w:t>
-      </w:r>
-      <w:r>
-        <w:rPr>
-          <w:sz w:val="22"/>
-          <w:szCs w:val="22"/>
-        </w:rPr>
-        <w:t xml:space="preserve"> [59]</w:t>
-      </w:r>
-      <w:r>
-        <w:rPr>
-          <w:i w:val="false"/>
-          <w:iCs w:val="false"/>
-          <w:sz w:val="22"/>
-          <w:szCs w:val="22"/>
-        </w:rPr>
-        <w:t xml:space="preserve"> n'empêche pas un recours concentré parmi les plus aisés</w:t>
-      </w:r>
-      <w:r>
-        <w:rPr>
-          <w:sz w:val="22"/>
-          <w:szCs w:val="22"/>
-        </w:rPr>
-        <w:t xml:space="preserve"> [61,62]</w:t>
-      </w:r>
-      <w:r>
-        <w:rPr>
-          <w:i w:val="false"/>
-          <w:iCs w:val="false"/>
-          <w:sz w:val="22"/>
-          <w:szCs w:val="22"/>
-        </w:rPr>
-        <w:t xml:space="preserve"> : cette seconde sélection porte sur ce que la Charte demande de corriger en conférant les moyens</w:t>
-      </w:r>
-      <w:r>
-        <w:rPr>
-          <w:sz w:val="22"/>
-          <w:szCs w:val="22"/>
-        </w:rPr>
-        <w:t xml:space="preserve"> [23]</w:t>
-      </w:r>
-      <w:r>
-        <w:rPr>
-          <w:i w:val="false"/>
-          <w:iCs w:val="false"/>
-          <w:sz w:val="22"/>
-          <w:szCs w:val="22"/>
-        </w:rPr>
-        <w:t xml:space="preserve">. Elle invite à ne pas lire la faible prévalence rwandaise, quand les estimations africaines varient selon les critères</w:t>
+        <w:t xml:space="preserve">La règle elle-même n'est pas en cause : le diabète fait partie des affections recherchées chez toutes les femmes à la première CPN et consignées au registre de maternité</w:t>
+      </w:r>
+      <w:r>
+        <w:rPr>
+          <w:sz w:val="22"/>
+          <w:szCs w:val="22"/>
+        </w:rPr>
+        <w:t xml:space="preserve"> [73]</w:t>
+      </w:r>
+      <w:r>
+        <w:rPr>
+          <w:i w:val="false"/>
+          <w:iCs w:val="false"/>
+          <w:sz w:val="22"/>
+          <w:szCs w:val="22"/>
+        </w:rPr>
+        <w:t xml:space="preserve">, et une étude conduite dans 121 centres rwandais trouvait la glycémie prescrite à la majorité des femmes, un quart des résultats étant évocateurs de diabète</w:t>
+      </w:r>
+      <w:r>
+        <w:rPr>
+          <w:sz w:val="22"/>
+          <w:szCs w:val="22"/>
+        </w:rPr>
+        <w:t xml:space="preserve"> [74]</w:t>
+      </w:r>
+      <w:r>
+        <w:rPr>
+          <w:i w:val="false"/>
+          <w:iCs w:val="false"/>
+          <w:sz w:val="22"/>
+          <w:szCs w:val="22"/>
+        </w:rPr>
+        <w:t xml:space="preserve">. Deux limites tiennent à l'organisation. La première est matérielle : là où le laboratoire manque de bandelettes ou les réserve aux malades chroniques, même le test de la première CPN n'est pas fait, et la case du registre peut rester vide ou être remplie sans test (thème 6). La seconde tient au calendrier : un test unique, au premier trimestre, repère un diabète préexistant mais pas le diabète gestationnel, qui apparaît surtout entre 24 et 28 semaines, période pour laquelle le protocole national prévoit une épreuve de charge</w:t>
+      </w:r>
+      <w:r>
+        <w:rPr>
+          <w:sz w:val="22"/>
+          <w:szCs w:val="22"/>
+        </w:rPr>
+        <w:t xml:space="preserve"> [27]</w:t>
+      </w:r>
+      <w:r>
+        <w:rPr>
+          <w:i w:val="false"/>
+          <w:iCs w:val="false"/>
+          <w:sz w:val="22"/>
+          <w:szCs w:val="22"/>
+        </w:rPr>
+        <w:t xml:space="preserve"> que les participants ne pratiquent pas. Cette lacune invite à ne pas lire la faible prévalence rwandaise, quand les estimations africaines varient selon les critères et le moment du test</w:t>
       </w:r>
       <w:r>
         <w:rPr>
@@ -841,7 +841,7 @@
           <w:sz w:val="22"/>
           <w:szCs w:val="22"/>
         </w:rPr>
-        <w:t xml:space="preserve"> [73]</w:t>
+        <w:t xml:space="preserve"> [75]</w:t>
       </w:r>
       <w:r>
         <w:rPr>
@@ -873,7 +873,7 @@
           <w:sz w:val="22"/>
           <w:szCs w:val="22"/>
         </w:rPr>
-        <w:t xml:space="preserve"> [74]</w:t>
+        <w:t xml:space="preserve"> [76]</w:t>
       </w:r>
       <w:r>
         <w:rPr>
@@ -921,7 +921,7 @@
           <w:sz w:val="22"/>
           <w:szCs w:val="22"/>
         </w:rPr>
-        <w:t xml:space="preserve"> [75]</w:t>
+        <w:t xml:space="preserve"> [77]</w:t>
       </w:r>
       <w:r>
         <w:rPr>
@@ -953,7 +953,7 @@
           <w:sz w:val="22"/>
           <w:szCs w:val="22"/>
         </w:rPr>
-        <w:t xml:space="preserve"> [76]</w:t>
+        <w:t xml:space="preserve"> [78]</w:t>
       </w:r>
       <w:r>
         <w:rPr>
@@ -1009,7 +1009,7 @@
           <w:sz w:val="22"/>
           <w:szCs w:val="22"/>
         </w:rPr>
-        <w:t xml:space="preserve"> [77]</w:t>
+        <w:t xml:space="preserve"> [79]</w:t>
       </w:r>
       <w:r>
         <w:rPr>
@@ -1057,7 +1057,7 @@
           <w:sz w:val="22"/>
           <w:szCs w:val="22"/>
         </w:rPr>
-        <w:t xml:space="preserve"> [78]</w:t>
+        <w:t xml:space="preserve"> [74]</w:t>
       </w:r>
       <w:r>
         <w:rPr>
@@ -1341,7 +1341,7 @@
                 <w:sz w:val="19"/>
                 <w:szCs w:val="19"/>
               </w:rPr>
-              <w:t xml:space="preserve">Distinguer l'intrant présent, l'intrant utilisable, l'intrant accessible à la CPN et le test accessible sans frais à la femme</w:t>
+              <w:t xml:space="preserve">Distinguer l'intrant présent, l'intrant utilisable, l'intrant accessible à la CPN et le moment du test au cours de la grossesse</w:t>
             </w:r>
           </w:p>
         </w:tc>
@@ -1365,7 +1365,7 @@
                 <w:sz w:val="19"/>
                 <w:szCs w:val="19"/>
               </w:rPr>
-              <w:t xml:space="preserve">Glucomètre au laboratoire ou à la consultation des maladies chroniques ; bandelettes réservées, absentes ou périmées ; appareils en panne ; test hors du paquet de la CPN, payé par la femme (thèmes 1 et 5)</w:t>
+              <w:t xml:space="preserve">Glucomètre au laboratoire ou à la consultation des maladies chroniques ; bandelettes réservées, absentes ou périmées ; glycémie unique à la première CPN, non refaite à 24-28 semaines (thèmes 1 et 5)</w:t>
             </w:r>
           </w:p>
         </w:tc>
@@ -1671,7 +1671,7 @@
           <w:sz w:val="22"/>
           <w:szCs w:val="22"/>
         </w:rPr>
-        <w:t xml:space="preserve"> ; la fidélité du codage a été contrôlée (κ = 0,866 ; intra-codeur κ = 0,956) ; la rigueur répond aux critères retenus</w:t>
+        <w:t xml:space="preserve"> ; la fidélité du codage a été contrôlée (κ = 0,869 ; intra-codeur κ = 0,958) ; la rigueur répond aux critères retenus</w:t>
       </w:r>
       <w:r>
         <w:rPr>
@@ -1725,7 +1725,7 @@
           <w:sz w:val="22"/>
           <w:szCs w:val="22"/>
         </w:rPr>
-        <w:t xml:space="preserve"> [79]</w:t>
+        <w:t xml:space="preserve"> [80]</w:t>
       </w:r>
       <w:r>
         <w:rPr>
@@ -1785,7 +1785,7 @@
           <w:sz w:val="20"/>
           <w:szCs w:val="20"/>
         </w:rPr>
-        <w:t xml:space="preserve">73.	Tudor Hart J. The inverse care law. Lancet. 1971;1(7696):405-12.</w:t>
+        <w:t xml:space="preserve">73.	Schmidt CN, Butrick E, Musange S, Mulindahabi N, Walker D, et al. Towards stronger antenatal care: understanding predictors of late presentation to antenatal services and implications for obstetric risk management in Rwanda. PLoS One. 2021;16(8):e0256415.</w:t>
       </w:r>
     </w:p>
     <w:p>
@@ -1798,7 +1798,7 @@
           <w:sz w:val="20"/>
           <w:szCs w:val="20"/>
         </w:rPr>
-        <w:t xml:space="preserve">74.	Nutbeam D. Health literacy as a public health goal: a challenge for contemporary health education and communication strategies into the 21st century. Health Promot Int. 2000;15(3):259-67.</w:t>
+        <w:t xml:space="preserve">74.	Rurangirwa AA, Mogren I, Ntaganira J, Govender K, Krantz G. Quality of antenatal care services in Rwanda: assessing practices of health care providers. BMC Health Serv Res. 2018;18(1):865.</w:t>
       </w:r>
     </w:p>
     <w:p>
@@ -1811,7 +1811,7 @@
           <w:sz w:val="20"/>
           <w:szCs w:val="20"/>
         </w:rPr>
-        <w:t xml:space="preserve">75.	Lipsky M. Street-level bureaucracy: dilemmas of the individual in public services. New York: Russell Sage Foundation; 1980.</w:t>
+        <w:t xml:space="preserve">75.	Tudor Hart J. The inverse care law. Lancet. 1971;1(7696):405-12.</w:t>
       </w:r>
     </w:p>
     <w:p>
@@ -1824,7 +1824,7 @@
           <w:sz w:val="20"/>
           <w:szCs w:val="20"/>
         </w:rPr>
-        <w:t xml:space="preserve">76.	Marmot M, Allen J, Goldblatt P, Boyce T, McNeish D, Grady M, et al. Fair society, healthy lives: the Marmot Review. London: The Marmot Review; 2010.</w:t>
+        <w:t xml:space="preserve">76.	Nutbeam D. Health literacy as a public health goal: a challenge for contemporary health education and communication strategies into the 21st century. Health Promot Int. 2000;15(3):259-67.</w:t>
       </w:r>
     </w:p>
     <w:p>
@@ -1837,7 +1837,7 @@
           <w:sz w:val="20"/>
           <w:szCs w:val="20"/>
         </w:rPr>
-        <w:t xml:space="preserve">77.	Campbell DT. Assessing the impact of planned social change. Eval Program Plann. 1979;2(1):67-90.</w:t>
+        <w:t xml:space="preserve">77.	Lipsky M. Street-level bureaucracy: dilemmas of the individual in public services. New York: Russell Sage Foundation; 1980.</w:t>
       </w:r>
     </w:p>
     <w:p>
@@ -1850,7 +1850,7 @@
           <w:sz w:val="20"/>
           <w:szCs w:val="20"/>
         </w:rPr>
-        <w:t xml:space="preserve">78.	Rurangirwa AA, Mogren I, Ntaganira J, Govender K, Krantz G. Quality of antenatal care services in Rwanda: assessing practices of health care providers. BMC Health Serv Res. 2018;18(1):865.</w:t>
+        <w:t xml:space="preserve">78.	Marmot M, Allen J, Goldblatt P, Boyce T, McNeish D, Grady M, et al. Fair society, healthy lives: the Marmot Review. London: The Marmot Review; 2010.</w:t>
       </w:r>
     </w:p>
     <w:p>
@@ -1863,7 +1863,20 @@
           <w:sz w:val="20"/>
           <w:szCs w:val="20"/>
         </w:rPr>
-        <w:t xml:space="preserve">79.	McCambridge J, Witton J, Elbourne DR. Systematic review of the Hawthorne effect: new concepts are needed to study research participation effects. J Clin Epidemiol. 2014;67(3):267-77.</w:t>
+        <w:t xml:space="preserve">79.	Campbell DT. Assessing the impact of planned social change. Eval Program Plann. 1979;2(1):67-90.</w:t>
+      </w:r>
+    </w:p>
+    <w:p>
+      <w:pPr>
+        <w:spacing w:after="80"/>
+        <w:ind w:left="567" w:hanging="567"/>
+      </w:pPr>
+      <w:r>
+        <w:rPr>
+          <w:sz w:val="20"/>
+          <w:szCs w:val="20"/>
+        </w:rPr>
+        <w:t xml:space="preserve">80.	McCambridge J, Witton J, Elbourne DR. Systematic review of the Hawthorne effect: new concepts are needed to study research participation effects. J Clin Epidemiol. 2014;67(3):267-77.</w:t>
       </w:r>
     </w:p>
     <w:sectPr>

--- a/memoire-ngoma/livrables/6_Chapitre_Discussion_SIMULATION.docx
+++ b/memoire-ngoma/livrables/6_Chapitre_Discussion_SIMULATION.docx
@@ -683,7 +683,23 @@
           <w:sz w:val="22"/>
           <w:szCs w:val="22"/>
         </w:rPr>
-        <w:t xml:space="preserve">.</w:t>
+        <w:t xml:space="preserve">. En CPN, au contraire, la tension a été mesurée chez 93,5 % des femmes suivies dans la province de l'Est selon l'EDS 2025</w:t>
+      </w:r>
+      <w:r>
+        <w:rPr>
+          <w:sz w:val="22"/>
+          <w:szCs w:val="22"/>
+        </w:rPr>
+        <w:t xml:space="preserve"> [73]</w:t>
+      </w:r>
+      <w:r>
+        <w:rPr>
+          <w:i w:val="false"/>
+          <w:iCs w:val="false"/>
+          <w:sz w:val="22"/>
+          <w:szCs w:val="22"/>
+        </w:rPr>
+        <w:t xml:space="preserve"> : l'écart entre les deux dépistages tient à l'organisation plus qu'à la règle.</w:t>
       </w:r>
     </w:p>
     <w:p>
@@ -705,22 +721,6 @@
           <w:sz w:val="22"/>
           <w:szCs w:val="22"/>
         </w:rPr>
-        <w:t xml:space="preserve"> [73]</w:t>
-      </w:r>
-      <w:r>
-        <w:rPr>
-          <w:i w:val="false"/>
-          <w:iCs w:val="false"/>
-          <w:sz w:val="22"/>
-          <w:szCs w:val="22"/>
-        </w:rPr>
-        <w:t xml:space="preserve">, et une étude conduite dans 121 centres rwandais trouvait la glycémie prescrite à la majorité des femmes, un quart des résultats étant évocateurs de diabète</w:t>
-      </w:r>
-      <w:r>
-        <w:rPr>
-          <w:sz w:val="22"/>
-          <w:szCs w:val="22"/>
-        </w:rPr>
         <w:t xml:space="preserve"> [74]</w:t>
       </w:r>
       <w:r>
@@ -730,6 +730,22 @@
           <w:sz w:val="22"/>
           <w:szCs w:val="22"/>
         </w:rPr>
+        <w:t xml:space="preserve">, et cette visite doit avoir lieu avant 12 semaines dans le modèle national à huit contacts, qui prévoit aussi un contact à 26 semaines</w:t>
+      </w:r>
+      <w:r>
+        <w:rPr>
+          <w:sz w:val="22"/>
+          <w:szCs w:val="22"/>
+        </w:rPr>
+        <w:t xml:space="preserve"> [75]</w:t>
+      </w:r>
+      <w:r>
+        <w:rPr>
+          <w:i w:val="false"/>
+          <w:iCs w:val="false"/>
+          <w:sz w:val="22"/>
+          <w:szCs w:val="22"/>
+        </w:rPr>
         <w:t xml:space="preserve">. Deux limites tiennent à l'organisation. La première est matérielle : là où le laboratoire manque de bandelettes ou les réserve aux malades chroniques, même le test de la première CPN n'est pas fait, et la case du registre peut rester vide ou être remplie sans test (thème 6). La seconde tient au calendrier : un test unique, au premier trimestre, repère un diabète préexistant mais pas le diabète gestationnel, qui apparaît surtout entre 24 et 28 semaines, période pour laquelle le protocole national prévoit une épreuve de charge</w:t>
       </w:r>
       <w:r>
@@ -746,7 +762,7 @@
           <w:sz w:val="22"/>
           <w:szCs w:val="22"/>
         </w:rPr>
-        <w:t xml:space="preserve"> que les participants ne pratiquent pas. Cette lacune invite à ne pas lire la faible prévalence rwandaise, quand les estimations africaines varient selon les critères et le moment du test</w:t>
+        <w:t xml:space="preserve"> que les participants ne pratiquent pas, alors que le contact de 26 semaines s'y prêterait. Cette lacune invite à ne pas lire la faible prévalence rwandaise, quand les estimations africaines varient selon les critères et le moment du test</w:t>
       </w:r>
       <w:r>
         <w:rPr>
@@ -762,7 +778,23 @@
           <w:sz w:val="22"/>
           <w:szCs w:val="22"/>
         </w:rPr>
-        <w:t xml:space="preserve">, comme une donnée épidémiologique pure.</w:t>
+        <w:t xml:space="preserve">, comme une donnée épidémiologique pure : à Kigali, une cohorte testée entre 24 et 28 semaines selon les critères de 2013 trouvait 19,5 %, dans une population il est vrai très favorisée</w:t>
+      </w:r>
+      <w:r>
+        <w:rPr>
+          <w:sz w:val="22"/>
+          <w:szCs w:val="22"/>
+        </w:rPr>
+        <w:t xml:space="preserve"> [76]</w:t>
+      </w:r>
+      <w:r>
+        <w:rPr>
+          <w:i w:val="false"/>
+          <w:iCs w:val="false"/>
+          <w:sz w:val="22"/>
+          <w:szCs w:val="22"/>
+        </w:rPr>
+        <w:t xml:space="preserve">.</w:t>
       </w:r>
     </w:p>
     <w:p>
@@ -834,14 +866,30 @@
           <w:sz w:val="22"/>
           <w:szCs w:val="22"/>
         </w:rPr>
-        <w:t xml:space="preserve">. Nos résultats décrivent comment le service reproduit l'inégalité : l'explication va d'abord aux femmes qui en ont le moins besoin, à l'image de la « loi inverse des soins »</w:t>
-      </w:r>
-      <w:r>
-        <w:rPr>
-          <w:sz w:val="22"/>
-          <w:szCs w:val="22"/>
-        </w:rPr>
-        <w:t xml:space="preserve"> [75]</w:t>
+        <w:t xml:space="preserve">. Ce gradient s'est resserré pour le contact : de l'EDS 2019-2020 à l'EDS 2025, la part des femmes ayant eu au moins quatre visites est passée de 47,2 % à 77,5 %, et l'écart entre les quintiles extrêmes de 21,5 à 7,6 points</w:t>
+      </w:r>
+      <w:r>
+        <w:rPr>
+          <w:sz w:val="22"/>
+          <w:szCs w:val="22"/>
+        </w:rPr>
+        <w:t xml:space="preserve"> [10,73]</w:t>
+      </w:r>
+      <w:r>
+        <w:rPr>
+          <w:i w:val="false"/>
+          <w:iCs w:val="false"/>
+          <w:sz w:val="22"/>
+          <w:szCs w:val="22"/>
+        </w:rPr>
+        <w:t xml:space="preserve">. L'inégalité se déplace donc vers le contenu de la consultation. Nos résultats décrivent comment le service reproduit l'inégalité : l'explication va d'abord aux femmes qui en ont le moins besoin, à l'image de la « loi inverse des soins »</w:t>
+      </w:r>
+      <w:r>
+        <w:rPr>
+          <w:sz w:val="22"/>
+          <w:szCs w:val="22"/>
+        </w:rPr>
+        <w:t xml:space="preserve"> [77]</w:t>
       </w:r>
       <w:r>
         <w:rPr>
@@ -873,7 +921,7 @@
           <w:sz w:val="22"/>
           <w:szCs w:val="22"/>
         </w:rPr>
-        <w:t xml:space="preserve"> [76]</w:t>
+        <w:t xml:space="preserve"> [78]</w:t>
       </w:r>
       <w:r>
         <w:rPr>
@@ -921,7 +969,7 @@
           <w:sz w:val="22"/>
           <w:szCs w:val="22"/>
         </w:rPr>
-        <w:t xml:space="preserve"> [77]</w:t>
+        <w:t xml:space="preserve"> [79]</w:t>
       </w:r>
       <w:r>
         <w:rPr>
@@ -946,6 +994,22 @@
           <w:sz w:val="22"/>
           <w:szCs w:val="22"/>
         </w:rPr>
+        <w:t xml:space="preserve">, où un quart des prestataires de CPN de 121 centres déclaraient consacrer 15 minutes ou moins à une femme</w:t>
+      </w:r>
+      <w:r>
+        <w:rPr>
+          <w:sz w:val="22"/>
+          <w:szCs w:val="22"/>
+        </w:rPr>
+        <w:t xml:space="preserve"> [80]</w:t>
+      </w:r>
+      <w:r>
+        <w:rPr>
+          <w:i w:val="false"/>
+          <w:iCs w:val="false"/>
+          <w:sz w:val="22"/>
+          <w:szCs w:val="22"/>
+        </w:rPr>
         <w:t xml:space="preserve"> ; les contre-pratiques décrites rejoignent l'universalisme proportionné</w:t>
       </w:r>
       <w:r>
@@ -953,7 +1017,7 @@
           <w:sz w:val="22"/>
           <w:szCs w:val="22"/>
         </w:rPr>
-        <w:t xml:space="preserve"> [78]</w:t>
+        <w:t xml:space="preserve"> [81]</w:t>
       </w:r>
       <w:r>
         <w:rPr>
@@ -1009,7 +1073,7 @@
           <w:sz w:val="22"/>
           <w:szCs w:val="22"/>
         </w:rPr>
-        <w:t xml:space="preserve"> [79]</w:t>
+        <w:t xml:space="preserve"> [82]</w:t>
       </w:r>
       <w:r>
         <w:rPr>
@@ -1034,6 +1098,38 @@
           <w:sz w:val="22"/>
           <w:szCs w:val="22"/>
         </w:rPr>
+        <w:t xml:space="preserve">. Le financement basé sur la performance donne à ce mécanisme sa forme rwandaise : il rémunère les centres pour des volumes de services, dont la première CPN précoce et les quatre visites</w:t>
+      </w:r>
+      <w:r>
+        <w:rPr>
+          <w:sz w:val="22"/>
+          <w:szCs w:val="22"/>
+        </w:rPr>
+        <w:t xml:space="preserve"> [74]</w:t>
+      </w:r>
+      <w:r>
+        <w:rPr>
+          <w:i w:val="false"/>
+          <w:iCs w:val="false"/>
+          <w:sz w:val="22"/>
+          <w:szCs w:val="22"/>
+        </w:rPr>
+        <w:t xml:space="preserve">, et son évaluation a montré un effet plus net sur les services les mieux payés et les moins exigeants pour le prestataire</w:t>
+      </w:r>
+      <w:r>
+        <w:rPr>
+          <w:sz w:val="22"/>
+          <w:szCs w:val="22"/>
+        </w:rPr>
+        <w:t xml:space="preserve"> [83]</w:t>
+      </w:r>
+      <w:r>
+        <w:rPr>
+          <w:i w:val="false"/>
+          <w:iCs w:val="false"/>
+          <w:sz w:val="22"/>
+          <w:szCs w:val="22"/>
+        </w:rPr>
         <w:t xml:space="preserve">. La détection, enfin, n'a de valeur que si la référence aboutit : les facteurs limitants inventoriés ailleurs</w:t>
       </w:r>
       <w:r>
@@ -1050,14 +1146,46 @@
           <w:sz w:val="22"/>
           <w:szCs w:val="22"/>
         </w:rPr>
-        <w:t xml:space="preserve"> s'articulent ici en une chaîne — transport, décision du ménage, retour d'information —, en accord avec les références sous-optimales décrites au Rwanda</w:t>
-      </w:r>
-      <w:r>
-        <w:rPr>
-          <w:sz w:val="22"/>
-          <w:szCs w:val="22"/>
-        </w:rPr>
-        <w:t xml:space="preserve"> [74]</w:t>
+        <w:t xml:space="preserve"> s'articulent ici en une chaîne — transport, décision du ménage, retour d'information —, dont les animatrices de santé maternelle, chargées dans chaque village de repérer les femmes enceintes et de les orienter vers la CPN</w:t>
+      </w:r>
+      <w:r>
+        <w:rPr>
+          <w:sz w:val="22"/>
+          <w:szCs w:val="22"/>
+        </w:rPr>
+        <w:t xml:space="preserve"> [84]</w:t>
+      </w:r>
+      <w:r>
+        <w:rPr>
+          <w:i w:val="false"/>
+          <w:iCs w:val="false"/>
+          <w:sz w:val="22"/>
+          <w:szCs w:val="22"/>
+        </w:rPr>
+        <w:t xml:space="preserve">, assurent parfois le dernier maillon (thème 7), en accord avec les pratiques de référence sous-optimales décrites au Rwanda, où moins de la moitié des prestataires citaient la prééclampsie parmi les motifs de référence urgente</w:t>
+      </w:r>
+      <w:r>
+        <w:rPr>
+          <w:sz w:val="22"/>
+          <w:szCs w:val="22"/>
+        </w:rPr>
+        <w:t xml:space="preserve"> [80]</w:t>
+      </w:r>
+      <w:r>
+        <w:rPr>
+          <w:i w:val="false"/>
+          <w:iCs w:val="false"/>
+          <w:sz w:val="22"/>
+          <w:szCs w:val="22"/>
+        </w:rPr>
+        <w:t xml:space="preserve">, alors que 82 % des décès maternels d'un hôpital de référence concernaient des femmes référées, dont 15 % par troubles hypertensifs</w:t>
+      </w:r>
+      <w:r>
+        <w:rPr>
+          <w:sz w:val="22"/>
+          <w:szCs w:val="22"/>
+        </w:rPr>
+        <w:t xml:space="preserve"> [85]</w:t>
       </w:r>
       <w:r>
         <w:rPr>
@@ -1442,7 +1570,7 @@
                 <w:sz w:val="19"/>
                 <w:szCs w:val="19"/>
               </w:rPr>
-              <w:t xml:space="preserve">Relais des agents de santé communautaire, suivi des femmes référées (thème 7)</w:t>
+              <w:t xml:space="preserve">Relais des animatrices de santé maternelle (ASM), suivi des femmes référées (thème 7)</w:t>
             </w:r>
           </w:p>
         </w:tc>
@@ -1725,7 +1853,7 @@
           <w:sz w:val="22"/>
           <w:szCs w:val="22"/>
         </w:rPr>
-        <w:t xml:space="preserve"> [80]</w:t>
+        <w:t xml:space="preserve"> [86]</w:t>
       </w:r>
       <w:r>
         <w:rPr>
@@ -1785,7 +1913,7 @@
           <w:sz w:val="20"/>
           <w:szCs w:val="20"/>
         </w:rPr>
-        <w:t xml:space="preserve">73.	Schmidt CN, Butrick E, Musange S, Mulindahabi N, Walker D, et al. Towards stronger antenatal care: understanding predictors of late presentation to antenatal services and implications for obstetric risk management in Rwanda. PLoS One. 2021;16(8):e0256415.</w:t>
+        <w:t xml:space="preserve">73.	National Institute of Statistics of Rwanda, Ministry of Health, ICF. Rwanda Demographic and Health Survey 2025: indicateurs de soins prénatals [Internet]. Rockville (MD): The DHS Program, ICF; 2026 [cité le 2 oct 2026]. Disponible sur: https://api.dhsprogram.com</w:t>
       </w:r>
     </w:p>
     <w:p>
@@ -1798,7 +1926,7 @@
           <w:sz w:val="20"/>
           <w:szCs w:val="20"/>
         </w:rPr>
-        <w:t xml:space="preserve">74.	Rurangirwa AA, Mogren I, Ntaganira J, Govender K, Krantz G. Quality of antenatal care services in Rwanda: assessing practices of health care providers. BMC Health Serv Res. 2018;18(1):865.</w:t>
+        <w:t xml:space="preserve">74.	Schmidt CN, Butrick E, Musange S, Mulindahabi N, Walker D. Towards stronger antenatal care: understanding predictors of late presentation to antenatal services and implications for obstetric risk management in Rwanda. PLoS One. 2021;16(8):e0256415. doi:10.1371/journal.pone.0256415</w:t>
       </w:r>
     </w:p>
     <w:p>
@@ -1811,7 +1939,7 @@
           <w:sz w:val="20"/>
           <w:szCs w:val="20"/>
         </w:rPr>
-        <w:t xml:space="preserve">75.	Tudor Hart J. The inverse care law. Lancet. 1971;1(7696):405-12.</w:t>
+        <w:t xml:space="preserve">75.	Rwanda Biomedical Centre, Ministry of Health. National antenatal care guidelines. Kigali: RBC; 2021. Disponible sur: https://rbc.gov.rw/MCCH/wp-content/uploads/2025/02/ANC-guideline_-final-Edited-4-February-2021-1-1.pdf</w:t>
       </w:r>
     </w:p>
     <w:p>
@@ -1824,7 +1952,7 @@
           <w:sz w:val="20"/>
           <w:szCs w:val="20"/>
         </w:rPr>
-        <w:t xml:space="preserve">76.	Nutbeam D. Health literacy as a public health goal: a challenge for contemporary health education and communication strategies into the 21st century. Health Promot Int. 2000;15(3):259-67.</w:t>
+        <w:t xml:space="preserve">76.	Nshimiyumuremyi E, Nigatu BK, Amberbir A, Gilson GJ, Manzi S, Nkubito V, et al. Maternal, fetal and neonatal adverse outcomes associated with gestational diabetes: a prospective cohort study at King Faisal Hospital, Kigali. BMJ Open. 2025;15(8):e098248. doi:10.1136/bmjopen-2024-098248</w:t>
       </w:r>
     </w:p>
     <w:p>
@@ -1837,7 +1965,7 @@
           <w:sz w:val="20"/>
           <w:szCs w:val="20"/>
         </w:rPr>
-        <w:t xml:space="preserve">77.	Lipsky M. Street-level bureaucracy: dilemmas of the individual in public services. New York: Russell Sage Foundation; 1980.</w:t>
+        <w:t xml:space="preserve">77.	Tudor Hart J. The inverse care law. Lancet. 1971;1(7696):405-12.</w:t>
       </w:r>
     </w:p>
     <w:p>
@@ -1850,7 +1978,7 @@
           <w:sz w:val="20"/>
           <w:szCs w:val="20"/>
         </w:rPr>
-        <w:t xml:space="preserve">78.	Marmot M, Allen J, Goldblatt P, Boyce T, McNeish D, Grady M, et al. Fair society, healthy lives: the Marmot Review. London: The Marmot Review; 2010.</w:t>
+        <w:t xml:space="preserve">78.	Nutbeam D. Health literacy as a public health goal: a challenge for contemporary health education and communication strategies into the 21st century. Health Promot Int. 2000;15(3):259-67.</w:t>
       </w:r>
     </w:p>
     <w:p>
@@ -1863,7 +1991,7 @@
           <w:sz w:val="20"/>
           <w:szCs w:val="20"/>
         </w:rPr>
-        <w:t xml:space="preserve">79.	Campbell DT. Assessing the impact of planned social change. Eval Program Plann. 1979;2(1):67-90.</w:t>
+        <w:t xml:space="preserve">79.	Lipsky M. Street-level bureaucracy: dilemmas of the individual in public services. New York: Russell Sage Foundation; 1980.</w:t>
       </w:r>
     </w:p>
     <w:p>
@@ -1876,7 +2004,85 @@
           <w:sz w:val="20"/>
           <w:szCs w:val="20"/>
         </w:rPr>
-        <w:t xml:space="preserve">80.	McCambridge J, Witton J, Elbourne DR. Systematic review of the Hawthorne effect: new concepts are needed to study research participation effects. J Clin Epidemiol. 2014;67(3):267-77.</w:t>
+        <w:t xml:space="preserve">80.	Rurangirwa AA, Mogren I, Ntaganira J, Govender K, Krantz G. Quality of antenatal care services in Rwanda: assessing practices of health care providers. BMC Health Serv Res. 2018;18(1):865.</w:t>
+      </w:r>
+    </w:p>
+    <w:p>
+      <w:pPr>
+        <w:spacing w:after="80"/>
+        <w:ind w:left="567" w:hanging="567"/>
+      </w:pPr>
+      <w:r>
+        <w:rPr>
+          <w:sz w:val="20"/>
+          <w:szCs w:val="20"/>
+        </w:rPr>
+        <w:t xml:space="preserve">81.	Marmot M, Allen J, Goldblatt P, Boyce T, McNeish D, Grady M, et al. Fair society, healthy lives: the Marmot Review. London: The Marmot Review; 2010.</w:t>
+      </w:r>
+    </w:p>
+    <w:p>
+      <w:pPr>
+        <w:spacing w:after="80"/>
+        <w:ind w:left="567" w:hanging="567"/>
+      </w:pPr>
+      <w:r>
+        <w:rPr>
+          <w:sz w:val="20"/>
+          <w:szCs w:val="20"/>
+        </w:rPr>
+        <w:t xml:space="preserve">82.	Campbell DT. Assessing the impact of planned social change. Eval Program Plann. 1979;2(1):67-90.</w:t>
+      </w:r>
+    </w:p>
+    <w:p>
+      <w:pPr>
+        <w:spacing w:after="80"/>
+        <w:ind w:left="567" w:hanging="567"/>
+      </w:pPr>
+      <w:r>
+        <w:rPr>
+          <w:sz w:val="20"/>
+          <w:szCs w:val="20"/>
+        </w:rPr>
+        <w:t xml:space="preserve">83.	Basinga P, Gertler PJ, Binagwaho A, Soucat AL, Sturdy J, Vermeersch CM. Effect on maternal and child health services in Rwanda of payment to primary health-care providers for performance: an impact evaluation. Lancet. 2011;377(9775):1421-8. doi:10.1016/S0140-6736(11)60177-3</w:t>
+      </w:r>
+    </w:p>
+    <w:p>
+      <w:pPr>
+        <w:spacing w:after="80"/>
+        <w:ind w:left="567" w:hanging="567"/>
+      </w:pPr>
+      <w:r>
+        <w:rPr>
+          <w:sz w:val="20"/>
+          <w:szCs w:val="20"/>
+        </w:rPr>
+        <w:t xml:space="preserve">84.	Condo J, Mugeni C, Naughton B, Hall K, Tuazon MA, Omwega A, et al. Rwanda's evolving community health worker system: a qualitative assessment of client and provider perspectives. Hum Resour Health. 2014;12:71. doi:10.1186/1478-4491-12-71</w:t>
+      </w:r>
+    </w:p>
+    <w:p>
+      <w:pPr>
+        <w:spacing w:after="80"/>
+        <w:ind w:left="567" w:hanging="567"/>
+      </w:pPr>
+      <w:r>
+        <w:rPr>
+          <w:sz w:val="20"/>
+          <w:szCs w:val="20"/>
+        </w:rPr>
+        <w:t xml:space="preserve">85.	Rulisa S, Ntihinyurwa P, Ntirushwa D, Wong A, Olufolabi A. Causes of maternal mortality in Rwanda, 2017-2019. Obstet Gynecol. 2021;138(4):552-6. doi:10.1097/AOG.0000000000004534</w:t>
+      </w:r>
+    </w:p>
+    <w:p>
+      <w:pPr>
+        <w:spacing w:after="80"/>
+        <w:ind w:left="567" w:hanging="567"/>
+      </w:pPr>
+      <w:r>
+        <w:rPr>
+          <w:sz w:val="20"/>
+          <w:szCs w:val="20"/>
+        </w:rPr>
+        <w:t xml:space="preserve">86.	McCambridge J, Witton J, Elbourne DR. Systematic review of the Hawthorne effect: new concepts are needed to study research participation effects. J Clin Epidemiol. 2014;67(3):267-77.</w:t>
       </w:r>
     </w:p>
     <w:sectPr>
